--- a/Lab/05-S1-2025-SEDQ/salida/proporciones_encuesta_deportiva_v1_1.docx
+++ b/Lab/05-S1-2025-SEDQ/salida/proporciones_encuesta_deportiva_v1_1.docx
@@ -26,7 +26,7 @@
         <w:t xml:space="preserve">Probabilidad y Estadística - Porcentajes</w:t>
       </w:r>
     </w:p>
-    <w:bookmarkStart w:id="65" w:name="section"/>
+    <w:bookmarkStart w:id="110" w:name="section"/>
     <w:p>
       <w:pPr>
         <w:pStyle w:val="Heading1"/>
@@ -53,7 +53,7 @@
         <w:br/>
       </w:r>
       <w:r>
-        <w:t xml:space="preserve">Una aplicación móvil realizó el estudio a un grupo de sus 25000 usuarios sobre la preferencia de su equipo favorito para ganar la Copa América. Para esto escogió al azar a 110 usuarios y les preguntó sobre su equipo favorito para ganar dicha competición. Los resultados se muestran en la gráfica.</w:t>
+        <w:t xml:space="preserve">Un canal de deportes realizó la encuesta a un grupo de sus 40000 miembros sobre la preferencia de su equipo favorito para ganar la Champions League. Para esto escogió al azar a 120 miembros y les preguntó sobre su equipo favorito para ganar dicha competición. Los resultados se muestran en la gráfica.</w:t>
       </w:r>
     </w:p>
     <w:p>
@@ -66,7 +66,7 @@
       <w:r>
         <w:drawing>
           <wp:inline>
-            <wp:extent cx="4267200" cy="3185983"/>
+            <wp:extent cx="4267200" cy="3183295"/>
             <wp:effectExtent b="0" l="0" r="0" t="0"/>
             <wp:docPr descr="image" title="" id="21" name="Picture"/>
             <a:graphic>
@@ -87,7 +87,7 @@
                   <pic:spPr bwMode="auto">
                     <a:xfrm>
                       <a:off x="0" y="0"/>
-                      <a:ext cx="4267200" cy="3185983"/>
+                      <a:ext cx="4267200" cy="3183295"/>
                     </a:xfrm>
                     <a:prstGeom prst="rect">
                       <a:avLst/>
@@ -114,7 +114,7 @@
         </w:numPr>
       </w:pPr>
       <w:r>
-        <w:t xml:space="preserve">De acuerdo con los datos obtenidos en el estudio, es correcto afirmar que</w:t>
+        <w:t xml:space="preserve">De acuerdo con los datos obtenidos en la encuesta, es correcto afirmar que</w:t>
       </w:r>
     </w:p>
     <w:p>
@@ -125,7 +125,7 @@
         </w:numPr>
       </w:pPr>
       <w:r>
-        <w:t xml:space="preserve">alrededor de 19 de cada 110 usuarios del aplicación móvil da por favorito al Ecuador.</w:t>
+        <w:t xml:space="preserve">alrededor de 24 de cada 40000 miembros del canal de deportes da por favorito al Borussia Dortmund.</w:t>
       </w:r>
     </w:p>
     <w:p>
@@ -136,7 +136,7 @@
         </w:numPr>
       </w:pPr>
       <w:r>
-        <w:t xml:space="preserve">alrededor de 25 de cada 25000 usuarios del aplicación móvil da por favorito al Colombia.</w:t>
+        <w:t xml:space="preserve">alrededor de 18 de cada 40000 miembros del canal de deportes da por favorito al Manchester City.</w:t>
       </w:r>
     </w:p>
     <w:p>
@@ -147,7 +147,7 @@
         </w:numPr>
       </w:pPr>
       <w:r>
-        <w:t xml:space="preserve">alrededor de 16 de cada 110 usuarios del aplicación móvil da por favorito al Chile.</w:t>
+        <w:t xml:space="preserve">alrededor de 30 de cada 120 miembros del canal de deportes da por favorito al Arsenal.</w:t>
       </w:r>
     </w:p>
     <w:p>
@@ -158,7 +158,7 @@
         </w:numPr>
       </w:pPr>
       <w:r>
-        <w:t xml:space="preserve">ninguno de los 25000 usuarios del aplicación móvil da por favorito al Uruguay.</w:t>
+        <w:t xml:space="preserve">alrededor de 27 de cada 120 miembros del canal de deportes da por favorito al Real Madrid.</w:t>
       </w:r>
     </w:p>
     <w:p>
@@ -204,7 +204,7 @@
         </w:numPr>
       </w:pPr>
       <w:r>
-        <w:t xml:space="preserve">Una aplicación móvil tiene un total de 25000 usuarios.</w:t>
+        <w:t xml:space="preserve">Un canal de deportes tiene un total de 40000 miembros.</w:t>
       </w:r>
     </w:p>
     <w:p>
@@ -215,7 +215,7 @@
         </w:numPr>
       </w:pPr>
       <w:r>
-        <w:t xml:space="preserve">Se realizó un(a) estudio a una muestra de 110 usuarios seleccionados al azar.</w:t>
+        <w:t xml:space="preserve">Se realizó un(a) encuesta a una muestra de 120 miembros seleccionados al azar.</w:t>
       </w:r>
     </w:p>
     <w:p>
@@ -226,7 +226,7 @@
         </w:numPr>
       </w:pPr>
       <w:r>
-        <w:t xml:space="preserve">Según el gráfico, 16 usuarios de la muestra prefieren al Chile.</w:t>
+        <w:t xml:space="preserve">Según el gráfico, 27 miembros de la muestra prefieren al Real Madrid.</w:t>
       </w:r>
     </w:p>
     <w:p>
@@ -251,7 +251,7 @@
         </w:numPr>
       </w:pPr>
       <w:r>
-        <w:t xml:space="preserve">Los datos del gráfico representan únicamente la muestra de 110 usuarios, no la población total de 25000 usuarios.</w:t>
+        <w:t xml:space="preserve">Los datos del gráfico representan únicamente la muestra de 120 miembros, no la población total de 40000 miembros.</w:t>
       </w:r>
     </w:p>
     <w:p>
@@ -289,13 +289,13 @@
         <w:t xml:space="preserve"> </w:t>
       </w:r>
       <w:r>
-        <w:t xml:space="preserve">“alrededor de 16 de cada 110 usuarios del aplicación móvil da por favorito al Chile.”</w:t>
-      </w:r>
-      <w:r>
-        <w:t xml:space="preserve"> </w:t>
-      </w:r>
-      <w:r>
-        <w:t xml:space="preserve">Esta opción es correcta porque interpreta adecuadamente que 16 de cada 110 usuarios</w:t>
+        <w:t xml:space="preserve">“alrededor de 27 de cada 120 miembros del canal de deportes da por favorito al Real Madrid.”</w:t>
+      </w:r>
+      <w:r>
+        <w:t xml:space="preserve"> </w:t>
+      </w:r>
+      <w:r>
+        <w:t xml:space="preserve">Esta opción es correcta porque interpreta adecuadamente que 27 de cada 120 miembros</w:t>
       </w:r>
       <w:r>
         <w:t xml:space="preserve"> </w:t>
@@ -311,7 +311,7 @@
         <w:t xml:space="preserve"> </w:t>
       </w:r>
       <w:r>
-        <w:t xml:space="preserve">prefieren al Chile. Esto representa una proporción del 14.5% en la muestra.</w:t>
+        <w:t xml:space="preserve">prefieren al Real Madrid. Esto representa una proporción del 22.5% en la muestra.</w:t>
       </w:r>
     </w:p>
     <w:p>
@@ -353,13 +353,13 @@
         <w:t xml:space="preserve"> </w:t>
       </w:r>
       <w:r>
-        <w:t xml:space="preserve">“8 de cada 55”</w:t>
-      </w:r>
-      <w:r>
-        <w:t xml:space="preserve"> </w:t>
-      </w:r>
-      <w:r>
-        <w:t xml:space="preserve">son matemáticamente equivalentes a la respuesta correcta (16 de cada 110), pero pueden confundir a estudiantes que no reconocen la equivalencia de fracciones. Aunque matemáticamente correctas, estas opciones son</w:t>
+        <w:t xml:space="preserve">“9 de cada 40”</w:t>
+      </w:r>
+      <w:r>
+        <w:t xml:space="preserve"> </w:t>
+      </w:r>
+      <w:r>
+        <w:t xml:space="preserve">son matemáticamente equivalentes a la respuesta correcta (27 de cada 120), pero pueden confundir a estudiantes que no reconocen la equivalencia de fracciones. Aunque matemáticamente correctas, estas opciones son</w:t>
       </w:r>
       <w:r>
         <w:t xml:space="preserve"> </w:t>
@@ -390,7 +390,7 @@
         <w:t xml:space="preserve">Distractores de confusión muestra-población</w:t>
       </w:r>
       <w:r>
-        <w:t xml:space="preserve">: Las opciones que mencionan proporciones sobre la población total de 25000 usuarios son incorrectas, ya que el estudio solo se realizó a 110 personas.</w:t>
+        <w:t xml:space="preserve">: Las opciones que mencionan proporciones sobre la población total de 40000 miembros son incorrectas, ya que la encuesta solo se realizó a 120 personas.</w:t>
       </w:r>
     </w:p>
     <w:p>
@@ -481,7 +481,7 @@
         </w:numPr>
       </w:pPr>
       <w:r>
-        <w:t xml:space="preserve">En la muestra de 110 usuarios:</w:t>
+        <w:t xml:space="preserve">En la muestra de 120 miembros:</w:t>
       </w:r>
     </w:p>
     <w:p>
@@ -492,7 +492,7 @@
         </w:numPr>
       </w:pPr>
       <w:r>
-        <w:t xml:space="preserve">Chile: 16 usuarios (14.5%)</w:t>
+        <w:t xml:space="preserve">Arsenal: 30 miembros (25%)</w:t>
       </w:r>
     </w:p>
     <w:p>
@@ -503,7 +503,7 @@
         </w:numPr>
       </w:pPr>
       <w:r>
-        <w:t xml:space="preserve">Argentina: 22 usuarios (20%)</w:t>
+        <w:t xml:space="preserve">Manchester City: 18 miembros (15%)</w:t>
       </w:r>
     </w:p>
     <w:p>
@@ -514,7 +514,7 @@
         </w:numPr>
       </w:pPr>
       <w:r>
-        <w:t xml:space="preserve">Colombia: 25 usuarios (22.7%)</w:t>
+        <w:t xml:space="preserve">Benfica: 21 miembros (17.5%)</w:t>
       </w:r>
     </w:p>
     <w:p>
@@ -525,7 +525,7 @@
         </w:numPr>
       </w:pPr>
       <w:r>
-        <w:t xml:space="preserve">Ecuador: 19 usuarios (17.3%)</w:t>
+        <w:t xml:space="preserve">Real Madrid: 27 miembros (22.5%)</w:t>
       </w:r>
     </w:p>
     <w:p>
@@ -536,18 +536,18 @@
         </w:numPr>
       </w:pPr>
       <w:r>
-        <w:t xml:space="preserve">Venezuela: 28 usuarios (25.5%)</w:t>
-      </w:r>
-    </w:p>
-    <w:p>
-      <w:pPr>
-        <w:numPr>
-          <w:ilvl w:val="0"/>
-          <w:numId w:val="1000"/>
-        </w:numPr>
-      </w:pPr>
-      <w:r>
-        <w:t xml:space="preserve">Total: 110 usuarios = 110 usuarios (correcto)</w:t>
+        <w:t xml:space="preserve">Borussia Dortmund: 24 miembros (20%)</w:t>
+      </w:r>
+    </w:p>
+    <w:p>
+      <w:pPr>
+        <w:numPr>
+          <w:ilvl w:val="0"/>
+          <w:numId w:val="1000"/>
+        </w:numPr>
+      </w:pPr>
+      <w:r>
+        <w:t xml:space="preserve">Total: 120 miembros = 120 miembros (correcto)</w:t>
       </w:r>
     </w:p>
     <w:p>
@@ -590,7 +590,7 @@
         <w:t xml:space="preserve">Fracción original</w:t>
       </w:r>
       <w:r>
-        <w:t xml:space="preserve">: 16 de cada 110 = 16/110</w:t>
+        <w:t xml:space="preserve">: 27 de cada 120 = 27/120</w:t>
       </w:r>
     </w:p>
     <w:p>
@@ -608,7 +608,7 @@
         <w:t xml:space="preserve">Fracción reducida</w:t>
       </w:r>
       <w:r>
-        <w:t xml:space="preserve">: 8 de cada 55 = 8/55</w:t>
+        <w:t xml:space="preserve">: 9 de cada 40 = 9/40</w:t>
       </w:r>
     </w:p>
     <w:p>
@@ -632,13 +632,13 @@
         <w:t xml:space="preserve"> </w:t>
       </w:r>
       <w:r>
-        <w:t xml:space="preserve">16/110 = 0.1455</w:t>
-      </w:r>
-      <w:r>
-        <w:t xml:space="preserve"> </w:t>
-      </w:r>
-      <w:r>
-        <w:t xml:space="preserve">8/55 = 0.1455</w:t>
+        <w:t xml:space="preserve">27/120 = 0.225</w:t>
+      </w:r>
+      <w:r>
+        <w:t xml:space="preserve"> </w:t>
+      </w:r>
+      <w:r>
+        <w:t xml:space="preserve">9/40 = 0.225</w:t>
       </w:r>
     </w:p>
     <w:p>
@@ -687,7 +687,7 @@
         </w:numPr>
       </w:pPr>
       <w:r>
-        <w:t xml:space="preserve">La respuesta correcta interpreta adecuadamente que los datos del gráfico se refieren a la muestra de 110 usuarios, no a la población total. Los distractores mejorados incluyen opciones con fracciones equivalentes que requieren mayor análisis matemático para ser identificadas correctamente.</w:t>
+        <w:t xml:space="preserve">La respuesta correcta interpreta adecuadamente que los datos del gráfico se refieren a la muestra de 120 miembros, no a la población total. Los distractores mejorados incluyen opciones con fracciones equivalentes que requieren mayor análisis matemático para ser identificadas correctamente.</w:t>
       </w:r>
     </w:p>
     <w:p>
@@ -720,23 +720,23 @@
         </w:numPr>
       </w:pPr>
       <w:r>
+        <w:t xml:space="preserve">Falso</w:t>
+      </w:r>
+    </w:p>
+    <w:p>
+      <w:pPr>
+        <w:numPr>
+          <w:ilvl w:val="1"/>
+          <w:numId w:val="1007"/>
+        </w:numPr>
+      </w:pPr>
+      <w:r>
         <w:t xml:space="preserve">Verdadero</w:t>
       </w:r>
     </w:p>
     <w:p>
       <w:pPr>
         <w:numPr>
-          <w:ilvl w:val="1"/>
-          <w:numId w:val="1007"/>
-        </w:numPr>
-      </w:pPr>
-      <w:r>
-        <w:t xml:space="preserve">Falso</w:t>
-      </w:r>
-    </w:p>
-    <w:p>
-      <w:pPr>
-        <w:numPr>
           <w:ilvl w:val="0"/>
           <w:numId w:val="1001"/>
         </w:numPr>
@@ -752,7 +752,7 @@
         <w:br/>
       </w:r>
       <w:r>
-        <w:t xml:space="preserve">Una plataforma de streaming realizó la encuesta a un grupo de sus 60000 miembros sobre la preferencia de su equipo favorito para ganar la Liga Europa. Para esto escogió al azar a 110 miembros y les preguntó sobre su equipo favorito para ganar dicha competición. Los resultados se muestran en la gráfica.</w:t>
+        <w:t xml:space="preserve">Un canal de deportes realizó la investigación a un grupo de sus 100000 usuarios sobre la preferencia de su equipo favorito para ganar la Liga Europa. Para esto escogió al azar a 100 usuarios y les preguntó sobre su equipo favorito para ganar dicha competición. Los resultados se muestran en la gráfica.</w:t>
       </w:r>
     </w:p>
     <w:p>
@@ -765,7 +765,7 @@
       <w:r>
         <w:drawing>
           <wp:inline>
-            <wp:extent cx="4267200" cy="3185983"/>
+            <wp:extent cx="4267200" cy="3183295"/>
             <wp:effectExtent b="0" l="0" r="0" t="0"/>
             <wp:docPr descr="image" title="" id="30" name="Picture"/>
             <a:graphic>
@@ -786,7 +786,7 @@
                   <pic:spPr bwMode="auto">
                     <a:xfrm>
                       <a:off x="0" y="0"/>
-                      <a:ext cx="4267200" cy="3185983"/>
+                      <a:ext cx="4267200" cy="3183295"/>
                     </a:xfrm>
                     <a:prstGeom prst="rect">
                       <a:avLst/>
@@ -813,7 +813,7 @@
         </w:numPr>
       </w:pPr>
       <w:r>
-        <w:t xml:space="preserve">De acuerdo con los datos obtenidos en la encuesta, es correcto afirmar que</w:t>
+        <w:t xml:space="preserve">De acuerdo con los datos obtenidos en la investigación, es correcto afirmar que</w:t>
       </w:r>
     </w:p>
     <w:p>
@@ -824,7 +824,7 @@
         </w:numPr>
       </w:pPr>
       <w:r>
-        <w:t xml:space="preserve">alrededor de 19 de cada 60000 miembros del plataforma de streaming da por favorito al Chelsea.</w:t>
+        <w:t xml:space="preserve">alrededor de 23 de cada 100000 usuarios del canal de deportes da por favorito al Arsenal.</w:t>
       </w:r>
     </w:p>
     <w:p>
@@ -835,7 +835,7 @@
         </w:numPr>
       </w:pPr>
       <w:r>
-        <w:t xml:space="preserve">alrededor de 16 de cada 110 miembros del plataforma de streaming da por favorito al Bayern de Múnich.</w:t>
+        <w:t xml:space="preserve">alrededor de 20 de cada 100 usuarios del canal de deportes da por favorito al Bayern de Múnich.</w:t>
       </w:r>
     </w:p>
     <w:p>
@@ -846,7 +846,7 @@
         </w:numPr>
       </w:pPr>
       <w:r>
-        <w:t xml:space="preserve">alrededor de 28 de cada 110 miembros del plataforma de streaming da por favorito al Benfica.</w:t>
+        <w:t xml:space="preserve">alrededor de 14 de cada 100000 usuarios del canal de deportes da por favorito al Benfica.</w:t>
       </w:r>
     </w:p>
     <w:p>
@@ -857,7 +857,7 @@
         </w:numPr>
       </w:pPr>
       <w:r>
-        <w:t xml:space="preserve">alrededor de 22 de cada 110 miembros del plataforma de streaming da por favorito al Manchester United.</w:t>
+        <w:t xml:space="preserve">alrededor de 26 de cada 100 usuarios del canal de deportes da por favorito al Manchester City.</w:t>
       </w:r>
     </w:p>
     <w:p>
@@ -903,7 +903,7 @@
         </w:numPr>
       </w:pPr>
       <w:r>
-        <w:t xml:space="preserve">Una plataforma de streaming tiene un total de 60000 miembros.</w:t>
+        <w:t xml:space="preserve">Un canal de deportes tiene un total de 100000 usuarios.</w:t>
       </w:r>
     </w:p>
     <w:p>
@@ -914,7 +914,7 @@
         </w:numPr>
       </w:pPr>
       <w:r>
-        <w:t xml:space="preserve">Se realizó un(a) encuesta a una muestra de 110 miembros seleccionados al azar.</w:t>
+        <w:t xml:space="preserve">Se realizó un(a) investigación a una muestra de 100 usuarios seleccionados al azar.</w:t>
       </w:r>
     </w:p>
     <w:p>
@@ -925,7 +925,7 @@
         </w:numPr>
       </w:pPr>
       <w:r>
-        <w:t xml:space="preserve">Según el gráfico, 16 miembros de la muestra prefieren al Bayern de Múnich.</w:t>
+        <w:t xml:space="preserve">Según el gráfico, 20 usuarios de la muestra prefieren al Bayern de Múnich.</w:t>
       </w:r>
     </w:p>
     <w:p>
@@ -950,7 +950,7 @@
         </w:numPr>
       </w:pPr>
       <w:r>
-        <w:t xml:space="preserve">Los datos del gráfico representan únicamente la muestra de 110 miembros, no la población total de 60000 miembros.</w:t>
+        <w:t xml:space="preserve">Los datos del gráfico representan únicamente la muestra de 100 usuarios, no la población total de 100000 usuarios.</w:t>
       </w:r>
     </w:p>
     <w:p>
@@ -988,13 +988,13 @@
         <w:t xml:space="preserve"> </w:t>
       </w:r>
       <w:r>
-        <w:t xml:space="preserve">“alrededor de 16 de cada 110 miembros del plataforma de streaming da por favorito al Bayern de Múnich.”</w:t>
-      </w:r>
-      <w:r>
-        <w:t xml:space="preserve"> </w:t>
-      </w:r>
-      <w:r>
-        <w:t xml:space="preserve">Esta opción es correcta porque interpreta adecuadamente que 16 de cada 110 miembros</w:t>
+        <w:t xml:space="preserve">“alrededor de 20 de cada 100 usuarios del canal de deportes da por favorito al Bayern de Múnich.”</w:t>
+      </w:r>
+      <w:r>
+        <w:t xml:space="preserve"> </w:t>
+      </w:r>
+      <w:r>
+        <w:t xml:space="preserve">Esta opción es correcta porque interpreta adecuadamente que 20 de cada 100 usuarios</w:t>
       </w:r>
       <w:r>
         <w:t xml:space="preserve"> </w:t>
@@ -1010,7 +1010,7 @@
         <w:t xml:space="preserve"> </w:t>
       </w:r>
       <w:r>
-        <w:t xml:space="preserve">prefieren al Bayern de Múnich. Esto representa una proporción del 14.5% en la muestra.</w:t>
+        <w:t xml:space="preserve">prefieren al Bayern de Múnich. Esto representa una proporción del 20% en la muestra.</w:t>
       </w:r>
     </w:p>
     <w:p>
@@ -1052,13 +1052,13 @@
         <w:t xml:space="preserve"> </w:t>
       </w:r>
       <w:r>
-        <w:t xml:space="preserve">“8 de cada 55”</w:t>
-      </w:r>
-      <w:r>
-        <w:t xml:space="preserve"> </w:t>
-      </w:r>
-      <w:r>
-        <w:t xml:space="preserve">son matemáticamente equivalentes a la respuesta correcta (16 de cada 110), pero pueden confundir a estudiantes que no reconocen la equivalencia de fracciones. Aunque matemáticamente correctas, estas opciones son</w:t>
+        <w:t xml:space="preserve">“1 de cada 5”</w:t>
+      </w:r>
+      <w:r>
+        <w:t xml:space="preserve"> </w:t>
+      </w:r>
+      <w:r>
+        <w:t xml:space="preserve">son matemáticamente equivalentes a la respuesta correcta (20 de cada 100), pero pueden confundir a estudiantes que no reconocen la equivalencia de fracciones. Aunque matemáticamente correctas, estas opciones son</w:t>
       </w:r>
       <w:r>
         <w:t xml:space="preserve"> </w:t>
@@ -1089,7 +1089,7 @@
         <w:t xml:space="preserve">Distractores de confusión muestra-población</w:t>
       </w:r>
       <w:r>
-        <w:t xml:space="preserve">: Las opciones que mencionan proporciones sobre la población total de 60000 miembros son incorrectas, ya que la encuesta solo se realizó a 110 personas.</w:t>
+        <w:t xml:space="preserve">: Las opciones que mencionan proporciones sobre la población total de 100000 usuarios son incorrectas, ya que la investigación solo se realizó a 100 personas.</w:t>
       </w:r>
     </w:p>
     <w:p>
@@ -1180,7 +1180,7 @@
         </w:numPr>
       </w:pPr>
       <w:r>
-        <w:t xml:space="preserve">En la muestra de 110 miembros:</w:t>
+        <w:t xml:space="preserve">En la muestra de 100 usuarios:</w:t>
       </w:r>
     </w:p>
     <w:p>
@@ -1191,7 +1191,7 @@
         </w:numPr>
       </w:pPr>
       <w:r>
-        <w:t xml:space="preserve">Manchester United: 22 miembros (20%)</w:t>
+        <w:t xml:space="preserve">Borussia Dortmund: 17 usuarios (17%)</w:t>
       </w:r>
     </w:p>
     <w:p>
@@ -1202,7 +1202,7 @@
         </w:numPr>
       </w:pPr>
       <w:r>
-        <w:t xml:space="preserve">Chelsea: 19 miembros (17.3%)</w:t>
+        <w:t xml:space="preserve">Manchester City: 26 usuarios (26%)</w:t>
       </w:r>
     </w:p>
     <w:p>
@@ -1213,7 +1213,7 @@
         </w:numPr>
       </w:pPr>
       <w:r>
-        <w:t xml:space="preserve">Benfica: 28 miembros (25.5%)</w:t>
+        <w:t xml:space="preserve">Bayern de Múnich: 20 usuarios (20%)</w:t>
       </w:r>
     </w:p>
     <w:p>
@@ -1224,7 +1224,7 @@
         </w:numPr>
       </w:pPr>
       <w:r>
-        <w:t xml:space="preserve">AC Milan: 25 miembros (22.7%)</w:t>
+        <w:t xml:space="preserve">Benfica: 14 usuarios (14%)</w:t>
       </w:r>
     </w:p>
     <w:p>
@@ -1235,18 +1235,18 @@
         </w:numPr>
       </w:pPr>
       <w:r>
-        <w:t xml:space="preserve">Bayern de Múnich: 16 miembros (14.5%)</w:t>
-      </w:r>
-    </w:p>
-    <w:p>
-      <w:pPr>
-        <w:numPr>
-          <w:ilvl w:val="0"/>
-          <w:numId w:val="1000"/>
-        </w:numPr>
-      </w:pPr>
-      <w:r>
-        <w:t xml:space="preserve">Total: 110 miembros = 110 miembros (correcto)</w:t>
+        <w:t xml:space="preserve">Arsenal: 23 usuarios (23%)</w:t>
+      </w:r>
+    </w:p>
+    <w:p>
+      <w:pPr>
+        <w:numPr>
+          <w:ilvl w:val="0"/>
+          <w:numId w:val="1000"/>
+        </w:numPr>
+      </w:pPr>
+      <w:r>
+        <w:t xml:space="preserve">Total: 100 usuarios = 100 usuarios (correcto)</w:t>
       </w:r>
     </w:p>
     <w:p>
@@ -1289,7 +1289,7 @@
         <w:t xml:space="preserve">Fracción original</w:t>
       </w:r>
       <w:r>
-        <w:t xml:space="preserve">: 16 de cada 110 = 16/110</w:t>
+        <w:t xml:space="preserve">: 20 de cada 100 = 20/100</w:t>
       </w:r>
     </w:p>
     <w:p>
@@ -1307,7 +1307,7 @@
         <w:t xml:space="preserve">Fracción reducida</w:t>
       </w:r>
       <w:r>
-        <w:t xml:space="preserve">: 8 de cada 55 = 8/55</w:t>
+        <w:t xml:space="preserve">: 1 de cada 5 = 1/5</w:t>
       </w:r>
     </w:p>
     <w:p>
@@ -1331,13 +1331,13 @@
         <w:t xml:space="preserve"> </w:t>
       </w:r>
       <w:r>
-        <w:t xml:space="preserve">16/110 = 0.1455</w:t>
-      </w:r>
-      <w:r>
-        <w:t xml:space="preserve"> </w:t>
-      </w:r>
-      <w:r>
-        <w:t xml:space="preserve">8/55 = 0.1455</w:t>
+        <w:t xml:space="preserve">20/100 = 0.2</w:t>
+      </w:r>
+      <w:r>
+        <w:t xml:space="preserve"> </w:t>
+      </w:r>
+      <w:r>
+        <w:t xml:space="preserve">1/5 = 0.2</w:t>
       </w:r>
     </w:p>
     <w:p>
@@ -1386,7 +1386,7 @@
         </w:numPr>
       </w:pPr>
       <w:r>
-        <w:t xml:space="preserve">La respuesta correcta interpreta adecuadamente que los datos del gráfico se refieren a la muestra de 110 miembros, no a la población total. Los distractores mejorados incluyen opciones con fracciones equivalentes que requieren mayor análisis matemático para ser identificadas correctamente.</w:t>
+        <w:t xml:space="preserve">La respuesta correcta interpreta adecuadamente que los datos del gráfico se refieren a la muestra de 100 usuarios, no a la población total. Los distractores mejorados incluyen opciones con fracciones equivalentes que requieren mayor análisis matemático para ser identificadas correctamente.</w:t>
       </w:r>
     </w:p>
     <w:p>
@@ -1451,7 +1451,7 @@
         <w:br/>
       </w:r>
       <w:r>
-        <w:t xml:space="preserve">Una revista deportiva realizó el estudio a un grupo de sus 30000 seguidores sobre la preferencia de su equipo favorito para ganar la Copa América. Para esto escogió al azar a 130 seguidores y les preguntó sobre su equipo favorito para ganar dicha competición. Los resultados se muestran en la gráfica.</w:t>
+        <w:t xml:space="preserve">Un portal web deportivo realizó la encuesta a un grupo de sus 50000 miembros sobre la preferencia de su equipo favorito para ganar la Eurocopa. Para esto escogió al azar a 150 miembros y les preguntó sobre su equipo favorito para ganar dicha competición. Los resultados se muestran en la gráfica.</w:t>
       </w:r>
     </w:p>
     <w:p>
@@ -1512,7 +1512,7 @@
         </w:numPr>
       </w:pPr>
       <w:r>
-        <w:t xml:space="preserve">De acuerdo con los datos obtenidos en el estudio, es correcto afirmar que</w:t>
+        <w:t xml:space="preserve">De acuerdo con los datos obtenidos en la encuesta, es correcto afirmar que</w:t>
       </w:r>
     </w:p>
     <w:p>
@@ -1523,7 +1523,7 @@
         </w:numPr>
       </w:pPr>
       <w:r>
-        <w:t xml:space="preserve">alrededor de 23 de cada 30000 seguidores del revista deportiva da por favorito al Venezuela.</w:t>
+        <w:t xml:space="preserve">alrededor de 36 de cada 150 miembros del portal web deportivo da por favorito al Croacia.</w:t>
       </w:r>
     </w:p>
     <w:p>
@@ -1534,7 +1534,7 @@
         </w:numPr>
       </w:pPr>
       <w:r>
-        <w:t xml:space="preserve">alrededor de 20 de cada 130 seguidores del revista deportiva da por favorito al Bolivia.</w:t>
+        <w:t xml:space="preserve">alrededor de 24 de cada 50000 miembros del portal web deportivo da por favorito al Italia.</w:t>
       </w:r>
     </w:p>
     <w:p>
@@ -1545,7 +1545,7 @@
         </w:numPr>
       </w:pPr>
       <w:r>
-        <w:t xml:space="preserve">alrededor de 26 de cada 130 seguidores del revista deportiva da por favorito al Paraguay.</w:t>
+        <w:t xml:space="preserve">alrededor de 27 de cada 150 miembros del portal web deportivo da por favorito al Alemania.</w:t>
       </w:r>
     </w:p>
     <w:p>
@@ -1556,7 +1556,7 @@
         </w:numPr>
       </w:pPr>
       <w:r>
-        <w:t xml:space="preserve">alrededor de 32 de cada 30000 seguidores del revista deportiva da por favorito al Argentina.</w:t>
+        <w:t xml:space="preserve">alrededor de 33 de cada 150 miembros del portal web deportivo da por favorito al Portugal.</w:t>
       </w:r>
     </w:p>
     <w:p>
@@ -1602,7 +1602,7 @@
         </w:numPr>
       </w:pPr>
       <w:r>
-        <w:t xml:space="preserve">Una revista deportiva tiene un total de 30000 seguidores.</w:t>
+        <w:t xml:space="preserve">Un portal web deportivo tiene un total de 50000 miembros.</w:t>
       </w:r>
     </w:p>
     <w:p>
@@ -1613,7 +1613,7 @@
         </w:numPr>
       </w:pPr>
       <w:r>
-        <w:t xml:space="preserve">Se realizó un(a) estudio a una muestra de 130 seguidores seleccionados al azar.</w:t>
+        <w:t xml:space="preserve">Se realizó un(a) encuesta a una muestra de 150 miembros seleccionados al azar.</w:t>
       </w:r>
     </w:p>
     <w:p>
@@ -1624,7 +1624,7 @@
         </w:numPr>
       </w:pPr>
       <w:r>
-        <w:t xml:space="preserve">Según el gráfico, 26 seguidores de la muestra prefieren al Paraguay.</w:t>
+        <w:t xml:space="preserve">Según el gráfico, 36 miembros de la muestra prefieren al Croacia.</w:t>
       </w:r>
     </w:p>
     <w:p>
@@ -1649,7 +1649,7 @@
         </w:numPr>
       </w:pPr>
       <w:r>
-        <w:t xml:space="preserve">Los datos del gráfico representan únicamente la muestra de 130 seguidores, no la población total de 30000 seguidores.</w:t>
+        <w:t xml:space="preserve">Los datos del gráfico representan únicamente la muestra de 150 miembros, no la población total de 50000 miembros.</w:t>
       </w:r>
     </w:p>
     <w:p>
@@ -1687,13 +1687,13 @@
         <w:t xml:space="preserve"> </w:t>
       </w:r>
       <w:r>
-        <w:t xml:space="preserve">“alrededor de 26 de cada 130 seguidores del revista deportiva da por favorito al Paraguay.”</w:t>
-      </w:r>
-      <w:r>
-        <w:t xml:space="preserve"> </w:t>
-      </w:r>
-      <w:r>
-        <w:t xml:space="preserve">Esta opción es correcta porque interpreta adecuadamente que 26 de cada 130 seguidores</w:t>
+        <w:t xml:space="preserve">“alrededor de 36 de cada 150 miembros del portal web deportivo da por favorito al Croacia.”</w:t>
+      </w:r>
+      <w:r>
+        <w:t xml:space="preserve"> </w:t>
+      </w:r>
+      <w:r>
+        <w:t xml:space="preserve">Esta opción es correcta porque interpreta adecuadamente que 36 de cada 150 miembros</w:t>
       </w:r>
       <w:r>
         <w:t xml:space="preserve"> </w:t>
@@ -1709,7 +1709,7 @@
         <w:t xml:space="preserve"> </w:t>
       </w:r>
       <w:r>
-        <w:t xml:space="preserve">prefieren al Paraguay. Esto representa una proporción del 20% en la muestra.</w:t>
+        <w:t xml:space="preserve">prefieren al Croacia. Esto representa una proporción del 24% en la muestra.</w:t>
       </w:r>
     </w:p>
     <w:p>
@@ -1751,13 +1751,13 @@
         <w:t xml:space="preserve"> </w:t>
       </w:r>
       <w:r>
-        <w:t xml:space="preserve">“1 de cada 5”</w:t>
-      </w:r>
-      <w:r>
-        <w:t xml:space="preserve"> </w:t>
-      </w:r>
-      <w:r>
-        <w:t xml:space="preserve">son matemáticamente equivalentes a la respuesta correcta (26 de cada 130), pero pueden confundir a estudiantes que no reconocen la equivalencia de fracciones. Aunque matemáticamente correctas, estas opciones son</w:t>
+        <w:t xml:space="preserve">“6 de cada 25”</w:t>
+      </w:r>
+      <w:r>
+        <w:t xml:space="preserve"> </w:t>
+      </w:r>
+      <w:r>
+        <w:t xml:space="preserve">son matemáticamente equivalentes a la respuesta correcta (36 de cada 150), pero pueden confundir a estudiantes que no reconocen la equivalencia de fracciones. Aunque matemáticamente correctas, estas opciones son</w:t>
       </w:r>
       <w:r>
         <w:t xml:space="preserve"> </w:t>
@@ -1788,7 +1788,7 @@
         <w:t xml:space="preserve">Distractores de confusión muestra-población</w:t>
       </w:r>
       <w:r>
-        <w:t xml:space="preserve">: Las opciones que mencionan proporciones sobre la población total de 30000 seguidores son incorrectas, ya que el estudio solo se realizó a 130 personas.</w:t>
+        <w:t xml:space="preserve">: Las opciones que mencionan proporciones sobre la población total de 50000 miembros son incorrectas, ya que la encuesta solo se realizó a 150 personas.</w:t>
       </w:r>
     </w:p>
     <w:p>
@@ -1879,7 +1879,7 @@
         </w:numPr>
       </w:pPr>
       <w:r>
-        <w:t xml:space="preserve">En la muestra de 130 seguidores:</w:t>
+        <w:t xml:space="preserve">En la muestra de 150 miembros:</w:t>
       </w:r>
     </w:p>
     <w:p>
@@ -1890,7 +1890,7 @@
         </w:numPr>
       </w:pPr>
       <w:r>
-        <w:t xml:space="preserve">Venezuela: 23 seguidores (17.7%)</w:t>
+        <w:t xml:space="preserve">Portugal: 33 miembros (22%)</w:t>
       </w:r>
     </w:p>
     <w:p>
@@ -1901,7 +1901,7 @@
         </w:numPr>
       </w:pPr>
       <w:r>
-        <w:t xml:space="preserve">Perú: 29 seguidores (22.3%)</w:t>
+        <w:t xml:space="preserve">Croacia: 36 miembros (24%)</w:t>
       </w:r>
     </w:p>
     <w:p>
@@ -1912,7 +1912,7 @@
         </w:numPr>
       </w:pPr>
       <w:r>
-        <w:t xml:space="preserve">Paraguay: 26 seguidores (20%)</w:t>
+        <w:t xml:space="preserve">Países Bajos: 30 miembros (20%)</w:t>
       </w:r>
     </w:p>
     <w:p>
@@ -1923,7 +1923,7 @@
         </w:numPr>
       </w:pPr>
       <w:r>
-        <w:t xml:space="preserve">Argentina: 32 seguidores (24.6%)</w:t>
+        <w:t xml:space="preserve">Alemania: 27 miembros (18%)</w:t>
       </w:r>
     </w:p>
     <w:p>
@@ -1934,18 +1934,18 @@
         </w:numPr>
       </w:pPr>
       <w:r>
-        <w:t xml:space="preserve">Bolivia: 20 seguidores (15.4%)</w:t>
-      </w:r>
-    </w:p>
-    <w:p>
-      <w:pPr>
-        <w:numPr>
-          <w:ilvl w:val="0"/>
-          <w:numId w:val="1000"/>
-        </w:numPr>
-      </w:pPr>
-      <w:r>
-        <w:t xml:space="preserve">Total: 130 seguidores = 130 seguidores (correcto)</w:t>
+        <w:t xml:space="preserve">Italia: 24 miembros (16%)</w:t>
+      </w:r>
+    </w:p>
+    <w:p>
+      <w:pPr>
+        <w:numPr>
+          <w:ilvl w:val="0"/>
+          <w:numId w:val="1000"/>
+        </w:numPr>
+      </w:pPr>
+      <w:r>
+        <w:t xml:space="preserve">Total: 150 miembros = 150 miembros (correcto)</w:t>
       </w:r>
     </w:p>
     <w:p>
@@ -1988,7 +1988,7 @@
         <w:t xml:space="preserve">Fracción original</w:t>
       </w:r>
       <w:r>
-        <w:t xml:space="preserve">: 26 de cada 130 = 26/130</w:t>
+        <w:t xml:space="preserve">: 36 de cada 150 = 36/150</w:t>
       </w:r>
     </w:p>
     <w:p>
@@ -2006,7 +2006,7 @@
         <w:t xml:space="preserve">Fracción reducida</w:t>
       </w:r>
       <w:r>
-        <w:t xml:space="preserve">: 1 de cada 5 = 1/5</w:t>
+        <w:t xml:space="preserve">: 6 de cada 25 = 6/25</w:t>
       </w:r>
     </w:p>
     <w:p>
@@ -2030,13 +2030,13 @@
         <w:t xml:space="preserve"> </w:t>
       </w:r>
       <w:r>
-        <w:t xml:space="preserve">26/130 = 0.2</w:t>
-      </w:r>
-      <w:r>
-        <w:t xml:space="preserve"> </w:t>
-      </w:r>
-      <w:r>
-        <w:t xml:space="preserve">1/5 = 0.2</w:t>
+        <w:t xml:space="preserve">36/150 = 0.24</w:t>
+      </w:r>
+      <w:r>
+        <w:t xml:space="preserve"> </w:t>
+      </w:r>
+      <w:r>
+        <w:t xml:space="preserve">6/25 = 0.24</w:t>
       </w:r>
     </w:p>
     <w:p>
@@ -2085,7 +2085,7 @@
         </w:numPr>
       </w:pPr>
       <w:r>
-        <w:t xml:space="preserve">La respuesta correcta interpreta adecuadamente que los datos del gráfico se refieren a la muestra de 130 seguidores, no a la población total. Los distractores mejorados incluyen opciones con fracciones equivalentes que requieren mayor análisis matemático para ser identificadas correctamente.</w:t>
+        <w:t xml:space="preserve">La respuesta correcta interpreta adecuadamente que los datos del gráfico se refieren a la muestra de 150 miembros, no a la población total. Los distractores mejorados incluyen opciones con fracciones equivalentes que requieren mayor análisis matemático para ser identificadas correctamente.</w:t>
       </w:r>
     </w:p>
     <w:p>
@@ -2096,6 +2096,17 @@
         </w:numPr>
       </w:pPr>
       <w:r>
+        <w:t xml:space="preserve">Verdadero</w:t>
+      </w:r>
+    </w:p>
+    <w:p>
+      <w:pPr>
+        <w:numPr>
+          <w:ilvl w:val="1"/>
+          <w:numId w:val="1019"/>
+        </w:numPr>
+      </w:pPr>
+      <w:r>
         <w:t xml:space="preserve">Falso</w:t>
       </w:r>
     </w:p>
@@ -2118,17 +2129,6 @@
         </w:numPr>
       </w:pPr>
       <w:r>
-        <w:t xml:space="preserve">Verdadero</w:t>
-      </w:r>
-    </w:p>
-    <w:p>
-      <w:pPr>
-        <w:numPr>
-          <w:ilvl w:val="1"/>
-          <w:numId w:val="1019"/>
-        </w:numPr>
-      </w:pPr>
-      <w:r>
         <w:t xml:space="preserve">Falso</w:t>
       </w:r>
     </w:p>
@@ -2150,7 +2150,7 @@
         <w:br/>
       </w:r>
       <w:r>
-        <w:t xml:space="preserve">Una aplicación móvil realizó la encuesta a un grupo de sus 100000 suscriptores sobre la preferencia de su equipo favorito para ganar la Copa Libertadores. Para esto escogió al azar a 100 suscriptores y les preguntó sobre su equipo favorito para ganar dicha competición. Los resultados se muestran en la gráfica.</w:t>
+        <w:t xml:space="preserve">Una revista deportiva realizó la consulta a un grupo de sus 25000 aficionados sobre la preferencia de su equipo favorito para ganar la Copa América. Para esto escogió al azar a 90 aficionados y les preguntó sobre su equipo favorito para ganar dicha competición. Los resultados se muestran en la gráfica.</w:t>
       </w:r>
     </w:p>
     <w:p>
@@ -2163,7 +2163,7 @@
       <w:r>
         <w:drawing>
           <wp:inline>
-            <wp:extent cx="4267200" cy="3183295"/>
+            <wp:extent cx="4267200" cy="3185983"/>
             <wp:effectExtent b="0" l="0" r="0" t="0"/>
             <wp:docPr descr="image" title="" id="48" name="Picture"/>
             <a:graphic>
@@ -2177,6 +2177,705 @@
                   </pic:nvPicPr>
                   <pic:blipFill>
                     <a:blip r:embed="rId47"/>
+                    <a:stretch>
+                      <a:fillRect/>
+                    </a:stretch>
+                  </pic:blipFill>
+                  <pic:spPr bwMode="auto">
+                    <a:xfrm>
+                      <a:off x="0" y="0"/>
+                      <a:ext cx="4267200" cy="3185983"/>
+                    </a:xfrm>
+                    <a:prstGeom prst="rect">
+                      <a:avLst/>
+                    </a:prstGeom>
+                    <a:noFill/>
+                    <a:ln w="9525">
+                      <a:noFill/>
+                      <a:headEnd/>
+                      <a:tailEnd/>
+                    </a:ln>
+                  </pic:spPr>
+                </pic:pic>
+              </a:graphicData>
+            </a:graphic>
+          </wp:inline>
+        </w:drawing>
+      </w:r>
+    </w:p>
+    <w:p>
+      <w:pPr>
+        <w:numPr>
+          <w:ilvl w:val="0"/>
+          <w:numId w:val="1000"/>
+        </w:numPr>
+      </w:pPr>
+      <w:r>
+        <w:t xml:space="preserve">De acuerdo con los datos obtenidos en la consulta, es correcto afirmar que</w:t>
+      </w:r>
+    </w:p>
+    <w:p>
+      <w:pPr>
+        <w:numPr>
+          <w:ilvl w:val="1"/>
+          <w:numId w:val="1020"/>
+        </w:numPr>
+      </w:pPr>
+      <w:r>
+        <w:t xml:space="preserve">alrededor de 20 de cada 90 aficionados del revista deportiva da por favorito al Ecuador.</w:t>
+      </w:r>
+    </w:p>
+    <w:p>
+      <w:pPr>
+        <w:numPr>
+          <w:ilvl w:val="1"/>
+          <w:numId w:val="1020"/>
+        </w:numPr>
+      </w:pPr>
+      <w:r>
+        <w:t xml:space="preserve">alrededor de 13 de cada 90 aficionados del revista deportiva da por favorito al Brasil.</w:t>
+      </w:r>
+    </w:p>
+    <w:p>
+      <w:pPr>
+        <w:numPr>
+          <w:ilvl w:val="1"/>
+          <w:numId w:val="1020"/>
+        </w:numPr>
+      </w:pPr>
+      <w:r>
+        <w:t xml:space="preserve">alrededor de 18 de cada 90 aficionados del revista deportiva da por favorito al Uruguay.</w:t>
+      </w:r>
+    </w:p>
+    <w:p>
+      <w:pPr>
+        <w:numPr>
+          <w:ilvl w:val="1"/>
+          <w:numId w:val="1020"/>
+        </w:numPr>
+      </w:pPr>
+      <w:r>
+        <w:t xml:space="preserve">alrededor de 8 de cada 45 aficionados del revista deportiva da por favorito al Bolivia.</w:t>
+      </w:r>
+    </w:p>
+    <w:p>
+      <w:pPr>
+        <w:numPr>
+          <w:ilvl w:val="0"/>
+          <w:numId w:val="1000"/>
+        </w:numPr>
+      </w:pPr>
+      <w:r>
+        <w:rPr>
+          <w:b/>
+          <w:bCs/>
+        </w:rPr>
+        <w:t xml:space="preserve">Solución</w:t>
+      </w:r>
+      <w:r>
+        <w:br/>
+      </w:r>
+      <w:r>
+        <w:t xml:space="preserve">Para resolver este problema, necesitamos interpretar correctamente los datos del gráfico de barras y entender la diferencia entre muestra y población total.</w:t>
+      </w:r>
+    </w:p>
+    <w:p>
+      <w:pPr>
+        <w:pStyle w:val="Heading3"/>
+        <w:numPr>
+          <w:ilvl w:val="0"/>
+          <w:numId w:val="1000"/>
+        </w:numPr>
+      </w:pPr>
+      <w:bookmarkStart w:id="50" w:name="paso-1-identificar-los-datos-conocidos"/>
+      <w:r>
+        <w:t xml:space="preserve">Paso 1: Identificar los datos conocidos</w:t>
+      </w:r>
+      <w:bookmarkEnd w:id="50"/>
+    </w:p>
+    <w:p>
+      <w:pPr>
+        <w:numPr>
+          <w:ilvl w:val="1"/>
+          <w:numId w:val="1021"/>
+        </w:numPr>
+      </w:pPr>
+      <w:r>
+        <w:t xml:space="preserve">Una revista deportiva tiene un total de 25000 aficionados.</w:t>
+      </w:r>
+    </w:p>
+    <w:p>
+      <w:pPr>
+        <w:numPr>
+          <w:ilvl w:val="1"/>
+          <w:numId w:val="1021"/>
+        </w:numPr>
+      </w:pPr>
+      <w:r>
+        <w:t xml:space="preserve">Se realizó un(a) consulta a una muestra de 90 aficionados seleccionados al azar.</w:t>
+      </w:r>
+    </w:p>
+    <w:p>
+      <w:pPr>
+        <w:numPr>
+          <w:ilvl w:val="1"/>
+          <w:numId w:val="1021"/>
+        </w:numPr>
+      </w:pPr>
+      <w:r>
+        <w:t xml:space="preserve">Según el gráfico, 18 aficionados de la muestra prefieren al Uruguay.</w:t>
+      </w:r>
+    </w:p>
+    <w:p>
+      <w:pPr>
+        <w:pStyle w:val="Heading3"/>
+        <w:numPr>
+          <w:ilvl w:val="0"/>
+          <w:numId w:val="1000"/>
+        </w:numPr>
+      </w:pPr>
+      <w:bookmarkStart w:id="51" w:name="X731146a6598f9048f70c3ba821f0711bfc28634"/>
+      <w:r>
+        <w:t xml:space="preserve">Paso 2: Interpretar correctamente las proporciones</w:t>
+      </w:r>
+      <w:bookmarkEnd w:id="51"/>
+    </w:p>
+    <w:p>
+      <w:pPr>
+        <w:numPr>
+          <w:ilvl w:val="0"/>
+          <w:numId w:val="1000"/>
+        </w:numPr>
+      </w:pPr>
+      <w:r>
+        <w:t xml:space="preserve">Los datos del gráfico representan únicamente la muestra de 90 aficionados, no la población total de 25000 aficionados.</w:t>
+      </w:r>
+    </w:p>
+    <w:p>
+      <w:pPr>
+        <w:pStyle w:val="Heading3"/>
+        <w:numPr>
+          <w:ilvl w:val="0"/>
+          <w:numId w:val="1000"/>
+        </w:numPr>
+      </w:pPr>
+      <w:bookmarkStart w:id="52" w:name="paso-3-analizar-cada-opciuxf3n"/>
+      <w:r>
+        <w:t xml:space="preserve">Paso 3: Analizar cada opción</w:t>
+      </w:r>
+      <w:bookmarkEnd w:id="52"/>
+    </w:p>
+    <w:p>
+      <w:pPr>
+        <w:numPr>
+          <w:ilvl w:val="0"/>
+          <w:numId w:val="1000"/>
+        </w:numPr>
+      </w:pPr>
+      <w:r>
+        <w:rPr>
+          <w:b/>
+          <w:bCs/>
+        </w:rPr>
+        <w:t xml:space="preserve">Opción correcta</w:t>
+      </w:r>
+      <w:r>
+        <w:t xml:space="preserve">:</w:t>
+      </w:r>
+      <w:r>
+        <w:t xml:space="preserve"> </w:t>
+      </w:r>
+      <w:r>
+        <w:t xml:space="preserve">“alrededor de 18 de cada 90 aficionados del revista deportiva da por favorito al Uruguay.”</w:t>
+      </w:r>
+      <w:r>
+        <w:t xml:space="preserve"> </w:t>
+      </w:r>
+      <w:r>
+        <w:t xml:space="preserve">Esta opción es correcta porque interpreta adecuadamente que 18 de cada 90 aficionados</w:t>
+      </w:r>
+      <w:r>
+        <w:t xml:space="preserve"> </w:t>
+      </w:r>
+      <w:r>
+        <w:rPr>
+          <w:b/>
+          <w:bCs/>
+        </w:rPr>
+        <w:t xml:space="preserve">de la muestra</w:t>
+      </w:r>
+      <w:r>
+        <w:t xml:space="preserve"> </w:t>
+      </w:r>
+      <w:r>
+        <w:t xml:space="preserve">prefieren al Uruguay. Esto representa una proporción del 20% en la muestra.</w:t>
+      </w:r>
+    </w:p>
+    <w:p>
+      <w:pPr>
+        <w:numPr>
+          <w:ilvl w:val="0"/>
+          <w:numId w:val="1000"/>
+        </w:numPr>
+      </w:pPr>
+      <w:r>
+        <w:rPr>
+          <w:b/>
+          <w:bCs/>
+        </w:rPr>
+        <w:t xml:space="preserve">Análisis de distractores mejorados</w:t>
+      </w:r>
+      <w:r>
+        <w:t xml:space="preserve">:</w:t>
+      </w:r>
+    </w:p>
+    <w:p>
+      <w:pPr>
+        <w:numPr>
+          <w:ilvl w:val="1"/>
+          <w:numId w:val="1022"/>
+        </w:numPr>
+      </w:pPr>
+      <w:r>
+        <w:rPr>
+          <w:b/>
+          <w:bCs/>
+        </w:rPr>
+        <w:t xml:space="preserve">Distractores con fracciones reducidas</w:t>
+      </w:r>
+      <w:r>
+        <w:t xml:space="preserve">: Opciones como</w:t>
+      </w:r>
+      <w:r>
+        <w:t xml:space="preserve"> </w:t>
+      </w:r>
+      <w:r>
+        <w:t xml:space="preserve">“1 de cada 5”</w:t>
+      </w:r>
+      <w:r>
+        <w:t xml:space="preserve"> </w:t>
+      </w:r>
+      <w:r>
+        <w:t xml:space="preserve">son matemáticamente equivalentes a la respuesta correcta (18 de cada 90), pero pueden confundir a estudiantes que no reconocen la equivalencia de fracciones. Aunque matemáticamente correctas, estas opciones son</w:t>
+      </w:r>
+      <w:r>
+        <w:t xml:space="preserve"> </w:t>
+      </w:r>
+      <w:r>
+        <w:rPr>
+          <w:b/>
+          <w:bCs/>
+        </w:rPr>
+        <w:t xml:space="preserve">más sutiles y desafiantes</w:t>
+      </w:r>
+      <w:r>
+        <w:t xml:space="preserve">.</w:t>
+      </w:r>
+    </w:p>
+    <w:p>
+      <w:pPr>
+        <w:numPr>
+          <w:ilvl w:val="1"/>
+          <w:numId w:val="1022"/>
+        </w:numPr>
+      </w:pPr>
+      <w:r>
+        <w:rPr>
+          <w:b/>
+          <w:bCs/>
+        </w:rPr>
+        <w:t xml:space="preserve">Distractores de confusión muestra-población</w:t>
+      </w:r>
+      <w:r>
+        <w:t xml:space="preserve">: Las opciones que mencionan proporciones sobre la población total de 25000 aficionados son incorrectas, ya que la consulta solo se realizó a 90 personas.</w:t>
+      </w:r>
+    </w:p>
+    <w:p>
+      <w:pPr>
+        <w:numPr>
+          <w:ilvl w:val="1"/>
+          <w:numId w:val="1022"/>
+        </w:numPr>
+      </w:pPr>
+      <w:r>
+        <w:rPr>
+          <w:b/>
+          <w:bCs/>
+        </w:rPr>
+        <w:t xml:space="preserve">Distractores de equipos incorrectos</w:t>
+      </w:r>
+      <w:r>
+        <w:t xml:space="preserve">: Las opciones que usan datos de otros equipos de la muestra malinterpretan cuál es el equipo de referencia en la pregunta.</w:t>
+      </w:r>
+    </w:p>
+    <w:p>
+      <w:pPr>
+        <w:numPr>
+          <w:ilvl w:val="1"/>
+          <w:numId w:val="1022"/>
+        </w:numPr>
+      </w:pPr>
+      <w:r>
+        <w:rPr>
+          <w:b/>
+          <w:bCs/>
+        </w:rPr>
+        <w:t xml:space="preserve">Distractores de generalización indebida</w:t>
+      </w:r>
+      <w:r>
+        <w:t xml:space="preserve">: Las opciones que afirman que</w:t>
+      </w:r>
+      <w:r>
+        <w:t xml:space="preserve"> </w:t>
+      </w:r>
+      <w:r>
+        <w:t xml:space="preserve">“ninguno”</w:t>
+      </w:r>
+      <w:r>
+        <w:t xml:space="preserve"> </w:t>
+      </w:r>
+      <w:r>
+        <w:t xml:space="preserve">prefiere cierto equipo son incorrectas porque no podemos hacer esa generalización a partir de una muestra limitada.</w:t>
+      </w:r>
+    </w:p>
+    <w:p>
+      <w:pPr>
+        <w:numPr>
+          <w:ilvl w:val="1"/>
+          <w:numId w:val="1022"/>
+        </w:numPr>
+      </w:pPr>
+      <w:r>
+        <w:rPr>
+          <w:b/>
+          <w:bCs/>
+        </w:rPr>
+        <w:t xml:space="preserve">Distractores de confusión conceptual</w:t>
+      </w:r>
+      <w:r>
+        <w:t xml:space="preserve">: Las opciones que confunden el tamaño de la muestra con las preferencias totales malinterpretan fundamentalmente los datos.</w:t>
+      </w:r>
+    </w:p>
+    <w:p>
+      <w:pPr>
+        <w:pStyle w:val="Heading3"/>
+        <w:numPr>
+          <w:ilvl w:val="0"/>
+          <w:numId w:val="1000"/>
+        </w:numPr>
+      </w:pPr>
+      <w:bookmarkStart w:id="53" w:name="paso-4-verificaciuxf3n-matemuxe1tica"/>
+      <w:r>
+        <w:t xml:space="preserve">Paso 4: Verificación matemática</w:t>
+      </w:r>
+      <w:bookmarkEnd w:id="53"/>
+    </w:p>
+    <w:p>
+      <w:pPr>
+        <w:numPr>
+          <w:ilvl w:val="0"/>
+          <w:numId w:val="1000"/>
+        </w:numPr>
+      </w:pPr>
+      <w:r>
+        <w:t xml:space="preserve">En la muestra de 90 aficionados:</w:t>
+      </w:r>
+    </w:p>
+    <w:p>
+      <w:pPr>
+        <w:numPr>
+          <w:ilvl w:val="1"/>
+          <w:numId w:val="1023"/>
+        </w:numPr>
+      </w:pPr>
+      <w:r>
+        <w:t xml:space="preserve">Brasil: 13 aficionados (14.4%)</w:t>
+      </w:r>
+    </w:p>
+    <w:p>
+      <w:pPr>
+        <w:numPr>
+          <w:ilvl w:val="1"/>
+          <w:numId w:val="1023"/>
+        </w:numPr>
+      </w:pPr>
+      <w:r>
+        <w:t xml:space="preserve">Uruguay: 18 aficionados (20%)</w:t>
+      </w:r>
+    </w:p>
+    <w:p>
+      <w:pPr>
+        <w:numPr>
+          <w:ilvl w:val="1"/>
+          <w:numId w:val="1023"/>
+        </w:numPr>
+      </w:pPr>
+      <w:r>
+        <w:t xml:space="preserve">Ecuador: 20 aficionados (22.2%)</w:t>
+      </w:r>
+    </w:p>
+    <w:p>
+      <w:pPr>
+        <w:numPr>
+          <w:ilvl w:val="1"/>
+          <w:numId w:val="1023"/>
+        </w:numPr>
+      </w:pPr>
+      <w:r>
+        <w:t xml:space="preserve">Perú: 23 aficionados (25.6%)</w:t>
+      </w:r>
+    </w:p>
+    <w:p>
+      <w:pPr>
+        <w:numPr>
+          <w:ilvl w:val="1"/>
+          <w:numId w:val="1023"/>
+        </w:numPr>
+      </w:pPr>
+      <w:r>
+        <w:t xml:space="preserve">Bolivia: 16 aficionados (17.8%)</w:t>
+      </w:r>
+    </w:p>
+    <w:p>
+      <w:pPr>
+        <w:numPr>
+          <w:ilvl w:val="0"/>
+          <w:numId w:val="1000"/>
+        </w:numPr>
+      </w:pPr>
+      <w:r>
+        <w:t xml:space="preserve">Total: 90 aficionados = 90 aficionados (correcto)</w:t>
+      </w:r>
+    </w:p>
+    <w:p>
+      <w:pPr>
+        <w:pStyle w:val="Heading3"/>
+        <w:numPr>
+          <w:ilvl w:val="0"/>
+          <w:numId w:val="1000"/>
+        </w:numPr>
+      </w:pPr>
+      <w:bookmarkStart w:id="54" w:name="X0996e982570fa8089a064890aa3911033895dbf"/>
+      <w:r>
+        <w:t xml:space="preserve">Paso 5: Verificación de equivalencia de fracciones (para distractores desafiantes)</w:t>
+      </w:r>
+      <w:bookmarkEnd w:id="54"/>
+    </w:p>
+    <w:p>
+      <w:pPr>
+        <w:numPr>
+          <w:ilvl w:val="0"/>
+          <w:numId w:val="1000"/>
+        </w:numPr>
+      </w:pPr>
+      <w:r>
+        <w:t xml:space="preserve">Es importante reconocer que las fracciones pueden expresarse de diferentes formas equivalentes:</w:t>
+      </w:r>
+    </w:p>
+    <w:p>
+      <w:pPr>
+        <w:numPr>
+          <w:ilvl w:val="1"/>
+          <w:numId w:val="1024"/>
+        </w:numPr>
+      </w:pPr>
+      <w:r>
+        <w:rPr>
+          <w:b/>
+          <w:bCs/>
+        </w:rPr>
+        <w:t xml:space="preserve">Fracción original</w:t>
+      </w:r>
+      <w:r>
+        <w:t xml:space="preserve">: 18 de cada 90 = 18/90</w:t>
+      </w:r>
+    </w:p>
+    <w:p>
+      <w:pPr>
+        <w:numPr>
+          <w:ilvl w:val="1"/>
+          <w:numId w:val="1024"/>
+        </w:numPr>
+      </w:pPr>
+      <w:r>
+        <w:rPr>
+          <w:b/>
+          <w:bCs/>
+        </w:rPr>
+        <w:t xml:space="preserve">Fracción reducida</w:t>
+      </w:r>
+      <w:r>
+        <w:t xml:space="preserve">: 1 de cada 5 = 1/5</w:t>
+      </w:r>
+    </w:p>
+    <w:p>
+      <w:pPr>
+        <w:numPr>
+          <w:ilvl w:val="0"/>
+          <w:numId w:val="1000"/>
+        </w:numPr>
+      </w:pPr>
+      <w:r>
+        <w:rPr>
+          <w:b/>
+          <w:bCs/>
+        </w:rPr>
+        <w:t xml:space="preserve">Verificación matemática de equivalencia</w:t>
+      </w:r>
+      <w:r>
+        <w:t xml:space="preserve">:</w:t>
+      </w:r>
+      <w:r>
+        <w:t xml:space="preserve"> </w:t>
+      </w:r>
+      <w:r>
+        <w:t xml:space="preserve">18/90 = 0.2</w:t>
+      </w:r>
+      <w:r>
+        <w:t xml:space="preserve"> </w:t>
+      </w:r>
+      <w:r>
+        <w:t xml:space="preserve">1/5 = 0.2</w:t>
+      </w:r>
+    </w:p>
+    <w:p>
+      <w:pPr>
+        <w:numPr>
+          <w:ilvl w:val="0"/>
+          <w:numId w:val="1000"/>
+        </w:numPr>
+      </w:pPr>
+      <w:r>
+        <w:t xml:space="preserve">Ambas fracciones son</w:t>
+      </w:r>
+      <w:r>
+        <w:t xml:space="preserve"> </w:t>
+      </w:r>
+      <w:r>
+        <w:rPr>
+          <w:b/>
+          <w:bCs/>
+        </w:rPr>
+        <w:t xml:space="preserve">matemáticamente equivalentes</w:t>
+      </w:r>
+      <w:r>
+        <w:t xml:space="preserve">, pero la fracción reducida puede ser más difícil de reconocer como correcta, lo que aumenta el desafío del problema.</w:t>
+      </w:r>
+    </w:p>
+    <w:p>
+      <w:pPr>
+        <w:pStyle w:val="Heading3"/>
+        <w:numPr>
+          <w:ilvl w:val="0"/>
+          <w:numId w:val="1000"/>
+        </w:numPr>
+      </w:pPr>
+      <w:bookmarkStart w:id="55" w:name="conclusiuxf3n"/>
+      <w:r>
+        <w:t xml:space="preserve">Conclusión</w:t>
+      </w:r>
+      <w:bookmarkEnd w:id="55"/>
+    </w:p>
+    <w:p>
+      <w:pPr>
+        <w:numPr>
+          <w:ilvl w:val="0"/>
+          <w:numId w:val="1000"/>
+        </w:numPr>
+      </w:pPr>
+      <w:r>
+        <w:t xml:space="preserve">La respuesta correcta interpreta adecuadamente que los datos del gráfico se refieren a la muestra de 90 aficionados, no a la población total. Los distractores mejorados incluyen opciones con fracciones equivalentes que requieren mayor análisis matemático para ser identificadas correctamente.</w:t>
+      </w:r>
+    </w:p>
+    <w:p>
+      <w:pPr>
+        <w:numPr>
+          <w:ilvl w:val="1"/>
+          <w:numId w:val="1025"/>
+        </w:numPr>
+      </w:pPr>
+      <w:r>
+        <w:t xml:space="preserve">Falso</w:t>
+      </w:r>
+    </w:p>
+    <w:p>
+      <w:pPr>
+        <w:numPr>
+          <w:ilvl w:val="1"/>
+          <w:numId w:val="1025"/>
+        </w:numPr>
+      </w:pPr>
+      <w:r>
+        <w:t xml:space="preserve">Falso</w:t>
+      </w:r>
+    </w:p>
+    <w:p>
+      <w:pPr>
+        <w:numPr>
+          <w:ilvl w:val="1"/>
+          <w:numId w:val="1025"/>
+        </w:numPr>
+      </w:pPr>
+      <w:r>
+        <w:t xml:space="preserve">Verdadero</w:t>
+      </w:r>
+    </w:p>
+    <w:p>
+      <w:pPr>
+        <w:numPr>
+          <w:ilvl w:val="1"/>
+          <w:numId w:val="1025"/>
+        </w:numPr>
+      </w:pPr>
+      <w:r>
+        <w:t xml:space="preserve">Falso</w:t>
+      </w:r>
+    </w:p>
+    <w:p>
+      <w:pPr>
+        <w:numPr>
+          <w:ilvl w:val="0"/>
+          <w:numId w:val="1001"/>
+        </w:numPr>
+      </w:pPr>
+      <w:r>
+        <w:rPr>
+          <w:b/>
+          <w:bCs/>
+        </w:rPr>
+        <w:t xml:space="preserve">Escenario</w:t>
+      </w:r>
+      <w:r>
+        <w:br/>
+      </w:r>
+      <w:r>
+        <w:t xml:space="preserve">Una aplicación móvil realizó el estudio a un grupo de sus 50000 usuarios sobre la preferencia de su equipo favorito para ganar la Copa América. Para esto escogió al azar a 100 usuarios y les preguntó sobre su equipo favorito para ganar dicha competición. Los resultados se muestran en la gráfica.</w:t>
+      </w:r>
+    </w:p>
+    <w:p>
+      <w:pPr>
+        <w:numPr>
+          <w:ilvl w:val="0"/>
+          <w:numId w:val="1000"/>
+        </w:numPr>
+      </w:pPr>
+      <w:r>
+        <w:drawing>
+          <wp:inline>
+            <wp:extent cx="4267200" cy="3183295"/>
+            <wp:effectExtent b="0" l="0" r="0" t="0"/>
+            <wp:docPr descr="image" title="" id="57" name="Picture"/>
+            <a:graphic>
+              <a:graphicData uri="http://schemas.openxmlformats.org/drawingml/2006/picture">
+                <pic:pic>
+                  <pic:nvPicPr>
+                    <pic:cNvPr descr="media/supplements1/exercise5/grafico_barras.png" id="58" name="Picture"/>
+                    <pic:cNvPicPr>
+                      <a:picLocks noChangeArrowheads="1" noChangeAspect="1"/>
+                    </pic:cNvPicPr>
+                  </pic:nvPicPr>
+                  <pic:blipFill>
+                    <a:blip r:embed="rId56"/>
                     <a:stretch>
                       <a:fillRect/>
                     </a:stretch>
@@ -2211,51 +2910,51 @@
         </w:numPr>
       </w:pPr>
       <w:r>
-        <w:t xml:space="preserve">De acuerdo con los datos obtenidos en la encuesta, es correcto afirmar que</w:t>
-      </w:r>
-    </w:p>
-    <w:p>
-      <w:pPr>
-        <w:numPr>
-          <w:ilvl w:val="1"/>
-          <w:numId w:val="1020"/>
-        </w:numPr>
-      </w:pPr>
-      <w:r>
-        <w:t xml:space="preserve">alrededor de 7 de cada 50 suscriptores del aplicación móvil da por favorito al Nacional.</w:t>
-      </w:r>
-    </w:p>
-    <w:p>
-      <w:pPr>
-        <w:numPr>
-          <w:ilvl w:val="1"/>
-          <w:numId w:val="1020"/>
-        </w:numPr>
-      </w:pPr>
-      <w:r>
-        <w:t xml:space="preserve">alrededor de 20 de cada 100 suscriptores del aplicación móvil da por favorito al Cerro Porteño.</w:t>
-      </w:r>
-    </w:p>
-    <w:p>
-      <w:pPr>
-        <w:numPr>
-          <w:ilvl w:val="1"/>
-          <w:numId w:val="1020"/>
-        </w:numPr>
-      </w:pPr>
-      <w:r>
-        <w:t xml:space="preserve">alrededor de 23 de cada 100 suscriptores del aplicación móvil da por favorito al Universidad de Chile.</w:t>
-      </w:r>
-    </w:p>
-    <w:p>
-      <w:pPr>
-        <w:numPr>
-          <w:ilvl w:val="1"/>
-          <w:numId w:val="1020"/>
-        </w:numPr>
-      </w:pPr>
-      <w:r>
-        <w:t xml:space="preserve">sólo 100 de los 100000 suscriptores del aplicación móvil tienen preferencia por un equipo para ganar la Copa Libertadores.</w:t>
+        <w:t xml:space="preserve">De acuerdo con los datos obtenidos en el estudio, es correcto afirmar que</w:t>
+      </w:r>
+    </w:p>
+    <w:p>
+      <w:pPr>
+        <w:numPr>
+          <w:ilvl w:val="1"/>
+          <w:numId w:val="1026"/>
+        </w:numPr>
+      </w:pPr>
+      <w:r>
+        <w:t xml:space="preserve">ninguno de los 50000 usuarios del aplicación móvil da por favorito al Perú.</w:t>
+      </w:r>
+    </w:p>
+    <w:p>
+      <w:pPr>
+        <w:numPr>
+          <w:ilvl w:val="1"/>
+          <w:numId w:val="1026"/>
+        </w:numPr>
+      </w:pPr>
+      <w:r>
+        <w:t xml:space="preserve">alrededor de 23 de cada 100 usuarios del aplicación móvil da por favorito al Bolivia.</w:t>
+      </w:r>
+    </w:p>
+    <w:p>
+      <w:pPr>
+        <w:numPr>
+          <w:ilvl w:val="1"/>
+          <w:numId w:val="1026"/>
+        </w:numPr>
+      </w:pPr>
+      <w:r>
+        <w:t xml:space="preserve">alrededor de 14 de cada 50000 usuarios del aplicación móvil da por favorito al Brasil.</w:t>
+      </w:r>
+    </w:p>
+    <w:p>
+      <w:pPr>
+        <w:numPr>
+          <w:ilvl w:val="1"/>
+          <w:numId w:val="1026"/>
+        </w:numPr>
+      </w:pPr>
+      <w:r>
+        <w:t xml:space="preserve">alrededor de 20 de cada 100 usuarios del aplicación móvil da por favorito al Colombia.</w:t>
       </w:r>
     </w:p>
     <w:p>
@@ -2287,43 +2986,43 @@
           <w:numId w:val="1000"/>
         </w:numPr>
       </w:pPr>
-      <w:bookmarkStart w:id="50" w:name="paso-1-identificar-los-datos-conocidos"/>
+      <w:bookmarkStart w:id="59" w:name="paso-1-identificar-los-datos-conocidos"/>
       <w:r>
         <w:t xml:space="preserve">Paso 1: Identificar los datos conocidos</w:t>
       </w:r>
-      <w:bookmarkEnd w:id="50"/>
-    </w:p>
-    <w:p>
-      <w:pPr>
-        <w:numPr>
-          <w:ilvl w:val="1"/>
-          <w:numId w:val="1021"/>
-        </w:numPr>
-      </w:pPr>
-      <w:r>
-        <w:t xml:space="preserve">Una aplicación móvil tiene un total de 100000 suscriptores.</w:t>
-      </w:r>
-    </w:p>
-    <w:p>
-      <w:pPr>
-        <w:numPr>
-          <w:ilvl w:val="1"/>
-          <w:numId w:val="1021"/>
-        </w:numPr>
-      </w:pPr>
-      <w:r>
-        <w:t xml:space="preserve">Se realizó un(a) encuesta a una muestra de 100 suscriptores seleccionados al azar.</w:t>
-      </w:r>
-    </w:p>
-    <w:p>
-      <w:pPr>
-        <w:numPr>
-          <w:ilvl w:val="1"/>
-          <w:numId w:val="1021"/>
-        </w:numPr>
-      </w:pPr>
-      <w:r>
-        <w:t xml:space="preserve">Según el gráfico, 23 suscriptores de la muestra prefieren al Universidad de Chile.</w:t>
+      <w:bookmarkEnd w:id="59"/>
+    </w:p>
+    <w:p>
+      <w:pPr>
+        <w:numPr>
+          <w:ilvl w:val="1"/>
+          <w:numId w:val="1027"/>
+        </w:numPr>
+      </w:pPr>
+      <w:r>
+        <w:t xml:space="preserve">Una aplicación móvil tiene un total de 50000 usuarios.</w:t>
+      </w:r>
+    </w:p>
+    <w:p>
+      <w:pPr>
+        <w:numPr>
+          <w:ilvl w:val="1"/>
+          <w:numId w:val="1027"/>
+        </w:numPr>
+      </w:pPr>
+      <w:r>
+        <w:t xml:space="preserve">Se realizó un(a) estudio a una muestra de 100 usuarios seleccionados al azar.</w:t>
+      </w:r>
+    </w:p>
+    <w:p>
+      <w:pPr>
+        <w:numPr>
+          <w:ilvl w:val="1"/>
+          <w:numId w:val="1027"/>
+        </w:numPr>
+      </w:pPr>
+      <w:r>
+        <w:t xml:space="preserve">Según el gráfico, 23 usuarios de la muestra prefieren al Bolivia.</w:t>
       </w:r>
     </w:p>
     <w:p>
@@ -2334,21 +3033,21 @@
           <w:numId w:val="1000"/>
         </w:numPr>
       </w:pPr>
-      <w:bookmarkStart w:id="51" w:name="X731146a6598f9048f70c3ba821f0711bfc28634"/>
+      <w:bookmarkStart w:id="60" w:name="X731146a6598f9048f70c3ba821f0711bfc28634"/>
       <w:r>
         <w:t xml:space="preserve">Paso 2: Interpretar correctamente las proporciones</w:t>
       </w:r>
-      <w:bookmarkEnd w:id="51"/>
-    </w:p>
-    <w:p>
-      <w:pPr>
-        <w:numPr>
-          <w:ilvl w:val="0"/>
-          <w:numId w:val="1000"/>
-        </w:numPr>
-      </w:pPr>
-      <w:r>
-        <w:t xml:space="preserve">Los datos del gráfico representan únicamente la muestra de 100 suscriptores, no la población total de 100000 suscriptores.</w:t>
+      <w:bookmarkEnd w:id="60"/>
+    </w:p>
+    <w:p>
+      <w:pPr>
+        <w:numPr>
+          <w:ilvl w:val="0"/>
+          <w:numId w:val="1000"/>
+        </w:numPr>
+      </w:pPr>
+      <w:r>
+        <w:t xml:space="preserve">Los datos del gráfico representan únicamente la muestra de 100 usuarios, no la población total de 50000 usuarios.</w:t>
       </w:r>
     </w:p>
     <w:p>
@@ -2359,11 +3058,11 @@
           <w:numId w:val="1000"/>
         </w:numPr>
       </w:pPr>
-      <w:bookmarkStart w:id="52" w:name="paso-3-analizar-cada-opciuxf3n"/>
+      <w:bookmarkStart w:id="61" w:name="paso-3-analizar-cada-opciuxf3n"/>
       <w:r>
         <w:t xml:space="preserve">Paso 3: Analizar cada opción</w:t>
       </w:r>
-      <w:bookmarkEnd w:id="52"/>
+      <w:bookmarkEnd w:id="61"/>
     </w:p>
     <w:p>
       <w:pPr>
@@ -2386,13 +3085,13 @@
         <w:t xml:space="preserve"> </w:t>
       </w:r>
       <w:r>
-        <w:t xml:space="preserve">“alrededor de 23 de cada 100 suscriptores del aplicación móvil da por favorito al Universidad de Chile.”</w:t>
-      </w:r>
-      <w:r>
-        <w:t xml:space="preserve"> </w:t>
-      </w:r>
-      <w:r>
-        <w:t xml:space="preserve">Esta opción es correcta porque interpreta adecuadamente que 23 de cada 100 suscriptores</w:t>
+        <w:t xml:space="preserve">“alrededor de 23 de cada 100 usuarios del aplicación móvil da por favorito al Bolivia.”</w:t>
+      </w:r>
+      <w:r>
+        <w:t xml:space="preserve"> </w:t>
+      </w:r>
+      <w:r>
+        <w:t xml:space="preserve">Esta opción es correcta porque interpreta adecuadamente que 23 de cada 100 usuarios</w:t>
       </w:r>
       <w:r>
         <w:t xml:space="preserve"> </w:t>
@@ -2408,7 +3107,7 @@
         <w:t xml:space="preserve"> </w:t>
       </w:r>
       <w:r>
-        <w:t xml:space="preserve">prefieren al Universidad de Chile. Esto representa una proporción del 23% en la muestra.</w:t>
+        <w:t xml:space="preserve">prefieren al Bolivia. Esto representa una proporción del 23% en la muestra.</w:t>
       </w:r>
     </w:p>
     <w:p>
@@ -2433,7 +3132,7 @@
       <w:pPr>
         <w:numPr>
           <w:ilvl w:val="1"/>
-          <w:numId w:val="1022"/>
+          <w:numId w:val="1028"/>
         </w:numPr>
       </w:pPr>
       <w:r>
@@ -2476,7 +3175,7 @@
       <w:pPr>
         <w:numPr>
           <w:ilvl w:val="1"/>
-          <w:numId w:val="1022"/>
+          <w:numId w:val="1028"/>
         </w:numPr>
       </w:pPr>
       <w:r>
@@ -2487,14 +3186,14 @@
         <w:t xml:space="preserve">Distractores de confusión muestra-población</w:t>
       </w:r>
       <w:r>
-        <w:t xml:space="preserve">: Las opciones que mencionan proporciones sobre la población total de 100000 suscriptores son incorrectas, ya que la encuesta solo se realizó a 100 personas.</w:t>
-      </w:r>
-    </w:p>
-    <w:p>
-      <w:pPr>
-        <w:numPr>
-          <w:ilvl w:val="1"/>
-          <w:numId w:val="1022"/>
+        <w:t xml:space="preserve">: Las opciones que mencionan proporciones sobre la población total de 50000 usuarios son incorrectas, ya que el estudio solo se realizó a 100 personas.</w:t>
+      </w:r>
+    </w:p>
+    <w:p>
+      <w:pPr>
+        <w:numPr>
+          <w:ilvl w:val="1"/>
+          <w:numId w:val="1028"/>
         </w:numPr>
       </w:pPr>
       <w:r>
@@ -2512,7 +3211,7 @@
       <w:pPr>
         <w:numPr>
           <w:ilvl w:val="1"/>
-          <w:numId w:val="1022"/>
+          <w:numId w:val="1028"/>
         </w:numPr>
       </w:pPr>
       <w:r>
@@ -2542,7 +3241,7 @@
       <w:pPr>
         <w:numPr>
           <w:ilvl w:val="1"/>
-          <w:numId w:val="1022"/>
+          <w:numId w:val="1028"/>
         </w:numPr>
       </w:pPr>
       <w:r>
@@ -2564,87 +3263,87 @@
           <w:numId w:val="1000"/>
         </w:numPr>
       </w:pPr>
-      <w:bookmarkStart w:id="53" w:name="paso-4-verificaciuxf3n-matemuxe1tica"/>
+      <w:bookmarkStart w:id="62" w:name="paso-4-verificaciuxf3n-matemuxe1tica"/>
       <w:r>
         <w:t xml:space="preserve">Paso 4: Verificación matemática</w:t>
       </w:r>
-      <w:bookmarkEnd w:id="53"/>
-    </w:p>
-    <w:p>
-      <w:pPr>
-        <w:numPr>
-          <w:ilvl w:val="0"/>
-          <w:numId w:val="1000"/>
-        </w:numPr>
-      </w:pPr>
-      <w:r>
-        <w:t xml:space="preserve">En la muestra de 100 suscriptores:</w:t>
-      </w:r>
-    </w:p>
-    <w:p>
-      <w:pPr>
-        <w:numPr>
-          <w:ilvl w:val="1"/>
-          <w:numId w:val="1023"/>
-        </w:numPr>
-      </w:pPr>
-      <w:r>
-        <w:t xml:space="preserve">Nacional: 14 suscriptores (14%)</w:t>
-      </w:r>
-    </w:p>
-    <w:p>
-      <w:pPr>
-        <w:numPr>
-          <w:ilvl w:val="1"/>
-          <w:numId w:val="1023"/>
-        </w:numPr>
-      </w:pPr>
-      <w:r>
-        <w:t xml:space="preserve">Peñarol: 26 suscriptores (26%)</w:t>
-      </w:r>
-    </w:p>
-    <w:p>
-      <w:pPr>
-        <w:numPr>
-          <w:ilvl w:val="1"/>
-          <w:numId w:val="1023"/>
-        </w:numPr>
-      </w:pPr>
-      <w:r>
-        <w:t xml:space="preserve">Flamengo: 17 suscriptores (17%)</w:t>
-      </w:r>
-    </w:p>
-    <w:p>
-      <w:pPr>
-        <w:numPr>
-          <w:ilvl w:val="1"/>
-          <w:numId w:val="1023"/>
-        </w:numPr>
-      </w:pPr>
-      <w:r>
-        <w:t xml:space="preserve">Universidad de Chile: 23 suscriptores (23%)</w:t>
-      </w:r>
-    </w:p>
-    <w:p>
-      <w:pPr>
-        <w:numPr>
-          <w:ilvl w:val="1"/>
-          <w:numId w:val="1023"/>
-        </w:numPr>
-      </w:pPr>
-      <w:r>
-        <w:t xml:space="preserve">Cerro Porteño: 20 suscriptores (20%)</w:t>
-      </w:r>
-    </w:p>
-    <w:p>
-      <w:pPr>
-        <w:numPr>
-          <w:ilvl w:val="0"/>
-          <w:numId w:val="1000"/>
-        </w:numPr>
-      </w:pPr>
-      <w:r>
-        <w:t xml:space="preserve">Total: 100 suscriptores = 100 suscriptores (correcto)</w:t>
+      <w:bookmarkEnd w:id="62"/>
+    </w:p>
+    <w:p>
+      <w:pPr>
+        <w:numPr>
+          <w:ilvl w:val="0"/>
+          <w:numId w:val="1000"/>
+        </w:numPr>
+      </w:pPr>
+      <w:r>
+        <w:t xml:space="preserve">En la muestra de 100 usuarios:</w:t>
+      </w:r>
+    </w:p>
+    <w:p>
+      <w:pPr>
+        <w:numPr>
+          <w:ilvl w:val="1"/>
+          <w:numId w:val="1029"/>
+        </w:numPr>
+      </w:pPr>
+      <w:r>
+        <w:t xml:space="preserve">Colombia: 20 usuarios (20%)</w:t>
+      </w:r>
+    </w:p>
+    <w:p>
+      <w:pPr>
+        <w:numPr>
+          <w:ilvl w:val="1"/>
+          <w:numId w:val="1029"/>
+        </w:numPr>
+      </w:pPr>
+      <w:r>
+        <w:t xml:space="preserve">Bolivia: 23 usuarios (23%)</w:t>
+      </w:r>
+    </w:p>
+    <w:p>
+      <w:pPr>
+        <w:numPr>
+          <w:ilvl w:val="1"/>
+          <w:numId w:val="1029"/>
+        </w:numPr>
+      </w:pPr>
+      <w:r>
+        <w:t xml:space="preserve">Chile: 17 usuarios (17%)</w:t>
+      </w:r>
+    </w:p>
+    <w:p>
+      <w:pPr>
+        <w:numPr>
+          <w:ilvl w:val="1"/>
+          <w:numId w:val="1029"/>
+        </w:numPr>
+      </w:pPr>
+      <w:r>
+        <w:t xml:space="preserve">Brasil: 14 usuarios (14%)</w:t>
+      </w:r>
+    </w:p>
+    <w:p>
+      <w:pPr>
+        <w:numPr>
+          <w:ilvl w:val="1"/>
+          <w:numId w:val="1029"/>
+        </w:numPr>
+      </w:pPr>
+      <w:r>
+        <w:t xml:space="preserve">Uruguay: 26 usuarios (26%)</w:t>
+      </w:r>
+    </w:p>
+    <w:p>
+      <w:pPr>
+        <w:numPr>
+          <w:ilvl w:val="0"/>
+          <w:numId w:val="1000"/>
+        </w:numPr>
+      </w:pPr>
+      <w:r>
+        <w:t xml:space="preserve">Total: 100 usuarios = 100 usuarios (correcto)</w:t>
       </w:r>
     </w:p>
     <w:p>
@@ -2655,11 +3354,11 @@
           <w:numId w:val="1000"/>
         </w:numPr>
       </w:pPr>
-      <w:bookmarkStart w:id="54" w:name="X0996e982570fa8089a064890aa3911033895dbf"/>
+      <w:bookmarkStart w:id="63" w:name="X0996e982570fa8089a064890aa3911033895dbf"/>
       <w:r>
         <w:t xml:space="preserve">Paso 5: Verificación de equivalencia de fracciones (para distractores desafiantes)</w:t>
       </w:r>
-      <w:bookmarkEnd w:id="54"/>
+      <w:bookmarkEnd w:id="63"/>
     </w:p>
     <w:p>
       <w:pPr>
@@ -2676,7 +3375,7 @@
       <w:pPr>
         <w:numPr>
           <w:ilvl w:val="1"/>
-          <w:numId w:val="1024"/>
+          <w:numId w:val="1030"/>
         </w:numPr>
       </w:pPr>
       <w:r>
@@ -2694,7 +3393,7 @@
       <w:pPr>
         <w:numPr>
           <w:ilvl w:val="1"/>
-          <w:numId w:val="1024"/>
+          <w:numId w:val="1030"/>
         </w:numPr>
       </w:pPr>
       <w:r>
@@ -2770,28 +3469,28 @@
           <w:numId w:val="1000"/>
         </w:numPr>
       </w:pPr>
-      <w:bookmarkStart w:id="55" w:name="conclusiuxf3n"/>
+      <w:bookmarkStart w:id="64" w:name="conclusiuxf3n"/>
       <w:r>
         <w:t xml:space="preserve">Conclusión</w:t>
       </w:r>
-      <w:bookmarkEnd w:id="55"/>
-    </w:p>
-    <w:p>
-      <w:pPr>
-        <w:numPr>
-          <w:ilvl w:val="0"/>
-          <w:numId w:val="1000"/>
-        </w:numPr>
-      </w:pPr>
-      <w:r>
-        <w:t xml:space="preserve">La respuesta correcta interpreta adecuadamente que los datos del gráfico se refieren a la muestra de 100 suscriptores, no a la población total. Los distractores mejorados incluyen opciones con fracciones equivalentes que requieren mayor análisis matemático para ser identificadas correctamente.</w:t>
-      </w:r>
-    </w:p>
-    <w:p>
-      <w:pPr>
-        <w:numPr>
-          <w:ilvl w:val="1"/>
-          <w:numId w:val="1025"/>
+      <w:bookmarkEnd w:id="64"/>
+    </w:p>
+    <w:p>
+      <w:pPr>
+        <w:numPr>
+          <w:ilvl w:val="0"/>
+          <w:numId w:val="1000"/>
+        </w:numPr>
+      </w:pPr>
+      <w:r>
+        <w:t xml:space="preserve">La respuesta correcta interpreta adecuadamente que los datos del gráfico se refieren a la muestra de 100 usuarios, no a la población total. Los distractores mejorados incluyen opciones con fracciones equivalentes que requieren mayor análisis matemático para ser identificadas correctamente.</w:t>
+      </w:r>
+    </w:p>
+    <w:p>
+      <w:pPr>
+        <w:numPr>
+          <w:ilvl w:val="1"/>
+          <w:numId w:val="1031"/>
         </w:numPr>
       </w:pPr>
       <w:r>
@@ -2802,7 +3501,18 @@
       <w:pPr>
         <w:numPr>
           <w:ilvl w:val="1"/>
-          <w:numId w:val="1025"/>
+          <w:numId w:val="1031"/>
+        </w:numPr>
+      </w:pPr>
+      <w:r>
+        <w:t xml:space="preserve">Verdadero</w:t>
+      </w:r>
+    </w:p>
+    <w:p>
+      <w:pPr>
+        <w:numPr>
+          <w:ilvl w:val="1"/>
+          <w:numId w:val="1031"/>
         </w:numPr>
       </w:pPr>
       <w:r>
@@ -2813,18 +3523,7 @@
       <w:pPr>
         <w:numPr>
           <w:ilvl w:val="1"/>
-          <w:numId w:val="1025"/>
-        </w:numPr>
-      </w:pPr>
-      <w:r>
-        <w:t xml:space="preserve">Verdadero</w:t>
-      </w:r>
-    </w:p>
-    <w:p>
-      <w:pPr>
-        <w:numPr>
-          <w:ilvl w:val="1"/>
-          <w:numId w:val="1025"/>
+          <w:numId w:val="1031"/>
         </w:numPr>
       </w:pPr>
       <w:r>
@@ -2849,7 +3548,7 @@
         <w:br/>
       </w:r>
       <w:r>
-        <w:t xml:space="preserve">Un canal de deportes realizó la consulta a un grupo de sus 81000 usuarios sobre la preferencia de su equipo favorito para ganar la Copa América. Para esto escogió al azar a 80 usuarios y les preguntó sobre su equipo favorito para ganar dicha competición. Los resultados se muestran en la gráfica.</w:t>
+        <w:t xml:space="preserve">Una aplicación móvil realizó el sondeo a un grupo de sus 100000 seguidores sobre la preferencia de su equipo favorito para ganar la Copa Libertadores. Para esto escogió al azar a 80 seguidores y les preguntó sobre su equipo favorito para ganar dicha competición. Los resultados se muestran en la gráfica.</w:t>
       </w:r>
     </w:p>
     <w:p>
@@ -2864,18 +3563,18 @@
           <wp:inline>
             <wp:extent cx="4267200" cy="3185983"/>
             <wp:effectExtent b="0" l="0" r="0" t="0"/>
-            <wp:docPr descr="image" title="" id="57" name="Picture"/>
+            <wp:docPr descr="image" title="" id="66" name="Picture"/>
             <a:graphic>
               <a:graphicData uri="http://schemas.openxmlformats.org/drawingml/2006/picture">
                 <pic:pic>
                   <pic:nvPicPr>
-                    <pic:cNvPr descr="media/supplements1/exercise5/grafico_barras.png" id="58" name="Picture"/>
+                    <pic:cNvPr descr="media/supplements1/exercise6/grafico_barras.png" id="67" name="Picture"/>
                     <pic:cNvPicPr>
                       <a:picLocks noChangeArrowheads="1" noChangeAspect="1"/>
                     </pic:cNvPicPr>
                   </pic:nvPicPr>
                   <pic:blipFill>
-                    <a:blip r:embed="rId56"/>
+                    <a:blip r:embed="rId65"/>
                     <a:stretch>
                       <a:fillRect/>
                     </a:stretch>
@@ -2910,51 +3609,51 @@
         </w:numPr>
       </w:pPr>
       <w:r>
-        <w:t xml:space="preserve">De acuerdo con los datos obtenidos en la consulta, es correcto afirmar que</w:t>
-      </w:r>
-    </w:p>
-    <w:p>
-      <w:pPr>
-        <w:numPr>
-          <w:ilvl w:val="1"/>
-          <w:numId w:val="1026"/>
-        </w:numPr>
-      </w:pPr>
-      <w:r>
-        <w:t xml:space="preserve">alrededor de 11 de cada 80 usuarios del canal de deportes da por favorito al Perú.</w:t>
-      </w:r>
-    </w:p>
-    <w:p>
-      <w:pPr>
-        <w:numPr>
-          <w:ilvl w:val="1"/>
-          <w:numId w:val="1026"/>
-        </w:numPr>
-      </w:pPr>
-      <w:r>
-        <w:t xml:space="preserve">alrededor de 18 de cada 80 usuarios del canal de deportes da por favorito al Ecuador.</w:t>
-      </w:r>
-    </w:p>
-    <w:p>
-      <w:pPr>
-        <w:numPr>
-          <w:ilvl w:val="1"/>
-          <w:numId w:val="1026"/>
-        </w:numPr>
-      </w:pPr>
-      <w:r>
-        <w:t xml:space="preserve">ninguno de los 81000 usuarios del canal de deportes da por favorito al Venezuela.</w:t>
-      </w:r>
-    </w:p>
-    <w:p>
-      <w:pPr>
-        <w:numPr>
-          <w:ilvl w:val="1"/>
-          <w:numId w:val="1026"/>
-        </w:numPr>
-      </w:pPr>
-      <w:r>
-        <w:t xml:space="preserve">alrededor de 16 de cada 81000 usuarios del canal de deportes da por favorito al Bolivia.</w:t>
+        <w:t xml:space="preserve">De acuerdo con los datos obtenidos en el sondeo, es correcto afirmar que</w:t>
+      </w:r>
+    </w:p>
+    <w:p>
+      <w:pPr>
+        <w:numPr>
+          <w:ilvl w:val="1"/>
+          <w:numId w:val="1032"/>
+        </w:numPr>
+      </w:pPr>
+      <w:r>
+        <w:t xml:space="preserve">alrededor de 21 de cada 80 seguidores del aplicación móvil da por favorito al Millonarios.</w:t>
+      </w:r>
+    </w:p>
+    <w:p>
+      <w:pPr>
+        <w:numPr>
+          <w:ilvl w:val="1"/>
+          <w:numId w:val="1032"/>
+        </w:numPr>
+      </w:pPr>
+      <w:r>
+        <w:t xml:space="preserve">alrededor de 11 de cada 100000 seguidores del aplicación móvil da por favorito al Cerro Porteño.</w:t>
+      </w:r>
+    </w:p>
+    <w:p>
+      <w:pPr>
+        <w:numPr>
+          <w:ilvl w:val="1"/>
+          <w:numId w:val="1032"/>
+        </w:numPr>
+      </w:pPr>
+      <w:r>
+        <w:t xml:space="preserve">alrededor de 18 de cada 80 seguidores del aplicación móvil da por favorito al Colo-Colo.</w:t>
+      </w:r>
+    </w:p>
+    <w:p>
+      <w:pPr>
+        <w:numPr>
+          <w:ilvl w:val="1"/>
+          <w:numId w:val="1032"/>
+        </w:numPr>
+      </w:pPr>
+      <w:r>
+        <w:t xml:space="preserve">alrededor de 14 de cada 80 seguidores del aplicación móvil da por favorito al Corinthians.</w:t>
       </w:r>
     </w:p>
     <w:p>
@@ -2986,43 +3685,43 @@
           <w:numId w:val="1000"/>
         </w:numPr>
       </w:pPr>
-      <w:bookmarkStart w:id="59" w:name="paso-1-identificar-los-datos-conocidos"/>
+      <w:bookmarkStart w:id="68" w:name="paso-1-identificar-los-datos-conocidos"/>
       <w:r>
         <w:t xml:space="preserve">Paso 1: Identificar los datos conocidos</w:t>
       </w:r>
-      <w:bookmarkEnd w:id="59"/>
-    </w:p>
-    <w:p>
-      <w:pPr>
-        <w:numPr>
-          <w:ilvl w:val="1"/>
-          <w:numId w:val="1027"/>
-        </w:numPr>
-      </w:pPr>
-      <w:r>
-        <w:t xml:space="preserve">Un canal de deportes tiene un total de 81000 usuarios.</w:t>
-      </w:r>
-    </w:p>
-    <w:p>
-      <w:pPr>
-        <w:numPr>
-          <w:ilvl w:val="1"/>
-          <w:numId w:val="1027"/>
-        </w:numPr>
-      </w:pPr>
-      <w:r>
-        <w:t xml:space="preserve">Se realizó un(a) consulta a una muestra de 80 usuarios seleccionados al azar.</w:t>
-      </w:r>
-    </w:p>
-    <w:p>
-      <w:pPr>
-        <w:numPr>
-          <w:ilvl w:val="1"/>
-          <w:numId w:val="1027"/>
-        </w:numPr>
-      </w:pPr>
-      <w:r>
-        <w:t xml:space="preserve">Según el gráfico, 18 usuarios de la muestra prefieren al Ecuador.</w:t>
+      <w:bookmarkEnd w:id="68"/>
+    </w:p>
+    <w:p>
+      <w:pPr>
+        <w:numPr>
+          <w:ilvl w:val="1"/>
+          <w:numId w:val="1033"/>
+        </w:numPr>
+      </w:pPr>
+      <w:r>
+        <w:t xml:space="preserve">Una aplicación móvil tiene un total de 100000 seguidores.</w:t>
+      </w:r>
+    </w:p>
+    <w:p>
+      <w:pPr>
+        <w:numPr>
+          <w:ilvl w:val="1"/>
+          <w:numId w:val="1033"/>
+        </w:numPr>
+      </w:pPr>
+      <w:r>
+        <w:t xml:space="preserve">Se realizó un(a) sondeo a una muestra de 80 seguidores seleccionados al azar.</w:t>
+      </w:r>
+    </w:p>
+    <w:p>
+      <w:pPr>
+        <w:numPr>
+          <w:ilvl w:val="1"/>
+          <w:numId w:val="1033"/>
+        </w:numPr>
+      </w:pPr>
+      <w:r>
+        <w:t xml:space="preserve">Según el gráfico, 21 seguidores de la muestra prefieren al Millonarios.</w:t>
       </w:r>
     </w:p>
     <w:p>
@@ -3033,21 +3732,21 @@
           <w:numId w:val="1000"/>
         </w:numPr>
       </w:pPr>
-      <w:bookmarkStart w:id="60" w:name="X731146a6598f9048f70c3ba821f0711bfc28634"/>
+      <w:bookmarkStart w:id="69" w:name="X731146a6598f9048f70c3ba821f0711bfc28634"/>
       <w:r>
         <w:t xml:space="preserve">Paso 2: Interpretar correctamente las proporciones</w:t>
       </w:r>
-      <w:bookmarkEnd w:id="60"/>
-    </w:p>
-    <w:p>
-      <w:pPr>
-        <w:numPr>
-          <w:ilvl w:val="0"/>
-          <w:numId w:val="1000"/>
-        </w:numPr>
-      </w:pPr>
-      <w:r>
-        <w:t xml:space="preserve">Los datos del gráfico representan únicamente la muestra de 80 usuarios, no la población total de 81000 usuarios.</w:t>
+      <w:bookmarkEnd w:id="69"/>
+    </w:p>
+    <w:p>
+      <w:pPr>
+        <w:numPr>
+          <w:ilvl w:val="0"/>
+          <w:numId w:val="1000"/>
+        </w:numPr>
+      </w:pPr>
+      <w:r>
+        <w:t xml:space="preserve">Los datos del gráfico representan únicamente la muestra de 80 seguidores, no la población total de 100000 seguidores.</w:t>
       </w:r>
     </w:p>
     <w:p>
@@ -3058,11 +3757,11 @@
           <w:numId w:val="1000"/>
         </w:numPr>
       </w:pPr>
-      <w:bookmarkStart w:id="61" w:name="paso-3-analizar-cada-opciuxf3n"/>
+      <w:bookmarkStart w:id="70" w:name="paso-3-analizar-cada-opciuxf3n"/>
       <w:r>
         <w:t xml:space="preserve">Paso 3: Analizar cada opción</w:t>
       </w:r>
-      <w:bookmarkEnd w:id="61"/>
+      <w:bookmarkEnd w:id="70"/>
     </w:p>
     <w:p>
       <w:pPr>
@@ -3085,13 +3784,13 @@
         <w:t xml:space="preserve"> </w:t>
       </w:r>
       <w:r>
-        <w:t xml:space="preserve">“alrededor de 18 de cada 80 usuarios del canal de deportes da por favorito al Ecuador.”</w:t>
-      </w:r>
-      <w:r>
-        <w:t xml:space="preserve"> </w:t>
-      </w:r>
-      <w:r>
-        <w:t xml:space="preserve">Esta opción es correcta porque interpreta adecuadamente que 18 de cada 80 usuarios</w:t>
+        <w:t xml:space="preserve">“alrededor de 21 de cada 80 seguidores del aplicación móvil da por favorito al Millonarios.”</w:t>
+      </w:r>
+      <w:r>
+        <w:t xml:space="preserve"> </w:t>
+      </w:r>
+      <w:r>
+        <w:t xml:space="preserve">Esta opción es correcta porque interpreta adecuadamente que 21 de cada 80 seguidores</w:t>
       </w:r>
       <w:r>
         <w:t xml:space="preserve"> </w:t>
@@ -3107,7 +3806,7 @@
         <w:t xml:space="preserve"> </w:t>
       </w:r>
       <w:r>
-        <w:t xml:space="preserve">prefieren al Ecuador. Esto representa una proporción del 22.5% en la muestra.</w:t>
+        <w:t xml:space="preserve">prefieren al Millonarios. Esto representa una proporción del 26.2% en la muestra.</w:t>
       </w:r>
     </w:p>
     <w:p>
@@ -3132,7 +3831,7 @@
       <w:pPr>
         <w:numPr>
           <w:ilvl w:val="1"/>
-          <w:numId w:val="1028"/>
+          <w:numId w:val="1034"/>
         </w:numPr>
       </w:pPr>
       <w:r>
@@ -3149,13 +3848,13 @@
         <w:t xml:space="preserve"> </w:t>
       </w:r>
       <w:r>
-        <w:t xml:space="preserve">“9 de cada 40”</w:t>
-      </w:r>
-      <w:r>
-        <w:t xml:space="preserve"> </w:t>
-      </w:r>
-      <w:r>
-        <w:t xml:space="preserve">son matemáticamente equivalentes a la respuesta correcta (18 de cada 80), pero pueden confundir a estudiantes que no reconocen la equivalencia de fracciones. Aunque matemáticamente correctas, estas opciones son</w:t>
+        <w:t xml:space="preserve">“21 de cada 80”</w:t>
+      </w:r>
+      <w:r>
+        <w:t xml:space="preserve"> </w:t>
+      </w:r>
+      <w:r>
+        <w:t xml:space="preserve">son matemáticamente equivalentes a la respuesta correcta (21 de cada 80), pero pueden confundir a estudiantes que no reconocen la equivalencia de fracciones. Aunque matemáticamente correctas, estas opciones son</w:t>
       </w:r>
       <w:r>
         <w:t xml:space="preserve"> </w:t>
@@ -3175,7 +3874,7 @@
       <w:pPr>
         <w:numPr>
           <w:ilvl w:val="1"/>
-          <w:numId w:val="1028"/>
+          <w:numId w:val="1034"/>
         </w:numPr>
       </w:pPr>
       <w:r>
@@ -3186,14 +3885,14 @@
         <w:t xml:space="preserve">Distractores de confusión muestra-población</w:t>
       </w:r>
       <w:r>
-        <w:t xml:space="preserve">: Las opciones que mencionan proporciones sobre la población total de 81000 usuarios son incorrectas, ya que la consulta solo se realizó a 80 personas.</w:t>
-      </w:r>
-    </w:p>
-    <w:p>
-      <w:pPr>
-        <w:numPr>
-          <w:ilvl w:val="1"/>
-          <w:numId w:val="1028"/>
+        <w:t xml:space="preserve">: Las opciones que mencionan proporciones sobre la población total de 100000 seguidores son incorrectas, ya que el sondeo solo se realizó a 80 personas.</w:t>
+      </w:r>
+    </w:p>
+    <w:p>
+      <w:pPr>
+        <w:numPr>
+          <w:ilvl w:val="1"/>
+          <w:numId w:val="1034"/>
         </w:numPr>
       </w:pPr>
       <w:r>
@@ -3211,7 +3910,7 @@
       <w:pPr>
         <w:numPr>
           <w:ilvl w:val="1"/>
-          <w:numId w:val="1028"/>
+          <w:numId w:val="1034"/>
         </w:numPr>
       </w:pPr>
       <w:r>
@@ -3241,7 +3940,7 @@
       <w:pPr>
         <w:numPr>
           <w:ilvl w:val="1"/>
-          <w:numId w:val="1028"/>
+          <w:numId w:val="1034"/>
         </w:numPr>
       </w:pPr>
       <w:r>
@@ -3263,87 +3962,87 @@
           <w:numId w:val="1000"/>
         </w:numPr>
       </w:pPr>
-      <w:bookmarkStart w:id="62" w:name="paso-4-verificaciuxf3n-matemuxe1tica"/>
+      <w:bookmarkStart w:id="71" w:name="paso-4-verificaciuxf3n-matemuxe1tica"/>
       <w:r>
         <w:t xml:space="preserve">Paso 4: Verificación matemática</w:t>
       </w:r>
-      <w:bookmarkEnd w:id="62"/>
-    </w:p>
-    <w:p>
-      <w:pPr>
-        <w:numPr>
-          <w:ilvl w:val="0"/>
-          <w:numId w:val="1000"/>
-        </w:numPr>
-      </w:pPr>
-      <w:r>
-        <w:t xml:space="preserve">En la muestra de 80 usuarios:</w:t>
-      </w:r>
-    </w:p>
-    <w:p>
-      <w:pPr>
-        <w:numPr>
-          <w:ilvl w:val="1"/>
-          <w:numId w:val="1029"/>
-        </w:numPr>
-      </w:pPr>
-      <w:r>
-        <w:t xml:space="preserve">Paraguay: 21 usuarios (26.2%)</w:t>
-      </w:r>
-    </w:p>
-    <w:p>
-      <w:pPr>
-        <w:numPr>
-          <w:ilvl w:val="1"/>
-          <w:numId w:val="1029"/>
-        </w:numPr>
-      </w:pPr>
-      <w:r>
-        <w:t xml:space="preserve">Ecuador: 18 usuarios (22.5%)</w:t>
-      </w:r>
-    </w:p>
-    <w:p>
-      <w:pPr>
-        <w:numPr>
-          <w:ilvl w:val="1"/>
-          <w:numId w:val="1029"/>
-        </w:numPr>
-      </w:pPr>
-      <w:r>
-        <w:t xml:space="preserve">Bolivia: 16 usuarios (20%)</w:t>
-      </w:r>
-    </w:p>
-    <w:p>
-      <w:pPr>
-        <w:numPr>
-          <w:ilvl w:val="1"/>
-          <w:numId w:val="1029"/>
-        </w:numPr>
-      </w:pPr>
-      <w:r>
-        <w:t xml:space="preserve">Perú: 11 usuarios (13.8%)</w:t>
-      </w:r>
-    </w:p>
-    <w:p>
-      <w:pPr>
-        <w:numPr>
-          <w:ilvl w:val="1"/>
-          <w:numId w:val="1029"/>
-        </w:numPr>
-      </w:pPr>
-      <w:r>
-        <w:t xml:space="preserve">Colombia: 14 usuarios (17.5%)</w:t>
-      </w:r>
-    </w:p>
-    <w:p>
-      <w:pPr>
-        <w:numPr>
-          <w:ilvl w:val="0"/>
-          <w:numId w:val="1000"/>
-        </w:numPr>
-      </w:pPr>
-      <w:r>
-        <w:t xml:space="preserve">Total: 80 usuarios = 80 usuarios (correcto)</w:t>
+      <w:bookmarkEnd w:id="71"/>
+    </w:p>
+    <w:p>
+      <w:pPr>
+        <w:numPr>
+          <w:ilvl w:val="0"/>
+          <w:numId w:val="1000"/>
+        </w:numPr>
+      </w:pPr>
+      <w:r>
+        <w:t xml:space="preserve">En la muestra de 80 seguidores:</w:t>
+      </w:r>
+    </w:p>
+    <w:p>
+      <w:pPr>
+        <w:numPr>
+          <w:ilvl w:val="1"/>
+          <w:numId w:val="1035"/>
+        </w:numPr>
+      </w:pPr>
+      <w:r>
+        <w:t xml:space="preserve">Corinthians: 14 seguidores (17.5%)</w:t>
+      </w:r>
+    </w:p>
+    <w:p>
+      <w:pPr>
+        <w:numPr>
+          <w:ilvl w:val="1"/>
+          <w:numId w:val="1035"/>
+        </w:numPr>
+      </w:pPr>
+      <w:r>
+        <w:t xml:space="preserve">Colo-Colo: 18 seguidores (22.5%)</w:t>
+      </w:r>
+    </w:p>
+    <w:p>
+      <w:pPr>
+        <w:numPr>
+          <w:ilvl w:val="1"/>
+          <w:numId w:val="1035"/>
+        </w:numPr>
+      </w:pPr>
+      <w:r>
+        <w:t xml:space="preserve">Nacional: 16 seguidores (20%)</w:t>
+      </w:r>
+    </w:p>
+    <w:p>
+      <w:pPr>
+        <w:numPr>
+          <w:ilvl w:val="1"/>
+          <w:numId w:val="1035"/>
+        </w:numPr>
+      </w:pPr>
+      <w:r>
+        <w:t xml:space="preserve">Millonarios: 21 seguidores (26.2%)</w:t>
+      </w:r>
+    </w:p>
+    <w:p>
+      <w:pPr>
+        <w:numPr>
+          <w:ilvl w:val="1"/>
+          <w:numId w:val="1035"/>
+        </w:numPr>
+      </w:pPr>
+      <w:r>
+        <w:t xml:space="preserve">Cerro Porteño: 11 seguidores (13.8%)</w:t>
+      </w:r>
+    </w:p>
+    <w:p>
+      <w:pPr>
+        <w:numPr>
+          <w:ilvl w:val="0"/>
+          <w:numId w:val="1000"/>
+        </w:numPr>
+      </w:pPr>
+      <w:r>
+        <w:t xml:space="preserve">Total: 80 seguidores = 80 seguidores (correcto)</w:t>
       </w:r>
     </w:p>
     <w:p>
@@ -3354,11 +4053,11 @@
           <w:numId w:val="1000"/>
         </w:numPr>
       </w:pPr>
-      <w:bookmarkStart w:id="63" w:name="X0996e982570fa8089a064890aa3911033895dbf"/>
+      <w:bookmarkStart w:id="72" w:name="X0996e982570fa8089a064890aa3911033895dbf"/>
       <w:r>
         <w:t xml:space="preserve">Paso 5: Verificación de equivalencia de fracciones (para distractores desafiantes)</w:t>
       </w:r>
-      <w:bookmarkEnd w:id="63"/>
+      <w:bookmarkEnd w:id="72"/>
     </w:p>
     <w:p>
       <w:pPr>
@@ -3375,7 +4074,7 @@
       <w:pPr>
         <w:numPr>
           <w:ilvl w:val="1"/>
-          <w:numId w:val="1030"/>
+          <w:numId w:val="1036"/>
         </w:numPr>
       </w:pPr>
       <w:r>
@@ -3386,14 +4085,14 @@
         <w:t xml:space="preserve">Fracción original</w:t>
       </w:r>
       <w:r>
-        <w:t xml:space="preserve">: 18 de cada 80 = 18/80</w:t>
-      </w:r>
-    </w:p>
-    <w:p>
-      <w:pPr>
-        <w:numPr>
-          <w:ilvl w:val="1"/>
-          <w:numId w:val="1030"/>
+        <w:t xml:space="preserve">: 21 de cada 80 = 21/80</w:t>
+      </w:r>
+    </w:p>
+    <w:p>
+      <w:pPr>
+        <w:numPr>
+          <w:ilvl w:val="1"/>
+          <w:numId w:val="1036"/>
         </w:numPr>
       </w:pPr>
       <w:r>
@@ -3404,7 +4103,7 @@
         <w:t xml:space="preserve">Fracción reducida</w:t>
       </w:r>
       <w:r>
-        <w:t xml:space="preserve">: 9 de cada 40 = 9/40</w:t>
+        <w:t xml:space="preserve">: 21 de cada 80 = 21/80</w:t>
       </w:r>
     </w:p>
     <w:p>
@@ -3428,13 +4127,13 @@
         <w:t xml:space="preserve"> </w:t>
       </w:r>
       <w:r>
-        <w:t xml:space="preserve">18/80 = 0.225</w:t>
-      </w:r>
-      <w:r>
-        <w:t xml:space="preserve"> </w:t>
-      </w:r>
-      <w:r>
-        <w:t xml:space="preserve">9/40 = 0.225</w:t>
+        <w:t xml:space="preserve">21/80 = 0.2625</w:t>
+      </w:r>
+      <w:r>
+        <w:t xml:space="preserve"> </w:t>
+      </w:r>
+      <w:r>
+        <w:t xml:space="preserve">21/80 = 0.2625</w:t>
       </w:r>
     </w:p>
     <w:p>
@@ -3469,28 +4168,39 @@
           <w:numId w:val="1000"/>
         </w:numPr>
       </w:pPr>
-      <w:bookmarkStart w:id="64" w:name="conclusiuxf3n"/>
+      <w:bookmarkStart w:id="73" w:name="conclusiuxf3n"/>
       <w:r>
         <w:t xml:space="preserve">Conclusión</w:t>
       </w:r>
-      <w:bookmarkEnd w:id="64"/>
-    </w:p>
-    <w:p>
-      <w:pPr>
-        <w:numPr>
-          <w:ilvl w:val="0"/>
-          <w:numId w:val="1000"/>
-        </w:numPr>
-      </w:pPr>
-      <w:r>
-        <w:t xml:space="preserve">La respuesta correcta interpreta adecuadamente que los datos del gráfico se refieren a la muestra de 80 usuarios, no a la población total. Los distractores mejorados incluyen opciones con fracciones equivalentes que requieren mayor análisis matemático para ser identificadas correctamente.</w:t>
-      </w:r>
-    </w:p>
-    <w:p>
-      <w:pPr>
-        <w:numPr>
-          <w:ilvl w:val="1"/>
-          <w:numId w:val="1031"/>
+      <w:bookmarkEnd w:id="73"/>
+    </w:p>
+    <w:p>
+      <w:pPr>
+        <w:numPr>
+          <w:ilvl w:val="0"/>
+          <w:numId w:val="1000"/>
+        </w:numPr>
+      </w:pPr>
+      <w:r>
+        <w:t xml:space="preserve">La respuesta correcta interpreta adecuadamente que los datos del gráfico se refieren a la muestra de 80 seguidores, no a la población total. Los distractores mejorados incluyen opciones con fracciones equivalentes que requieren mayor análisis matemático para ser identificadas correctamente.</w:t>
+      </w:r>
+    </w:p>
+    <w:p>
+      <w:pPr>
+        <w:numPr>
+          <w:ilvl w:val="1"/>
+          <w:numId w:val="1037"/>
+        </w:numPr>
+      </w:pPr>
+      <w:r>
+        <w:t xml:space="preserve">Verdadero</w:t>
+      </w:r>
+    </w:p>
+    <w:p>
+      <w:pPr>
+        <w:numPr>
+          <w:ilvl w:val="1"/>
+          <w:numId w:val="1037"/>
         </w:numPr>
       </w:pPr>
       <w:r>
@@ -3501,7 +4211,695 @@
       <w:pPr>
         <w:numPr>
           <w:ilvl w:val="1"/>
-          <w:numId w:val="1031"/>
+          <w:numId w:val="1037"/>
+        </w:numPr>
+      </w:pPr>
+      <w:r>
+        <w:t xml:space="preserve">Falso</w:t>
+      </w:r>
+    </w:p>
+    <w:p>
+      <w:pPr>
+        <w:numPr>
+          <w:ilvl w:val="1"/>
+          <w:numId w:val="1037"/>
+        </w:numPr>
+      </w:pPr>
+      <w:r>
+        <w:t xml:space="preserve">Falso</w:t>
+      </w:r>
+    </w:p>
+    <w:p>
+      <w:pPr>
+        <w:numPr>
+          <w:ilvl w:val="0"/>
+          <w:numId w:val="1001"/>
+        </w:numPr>
+      </w:pPr>
+      <w:r>
+        <w:rPr>
+          <w:b/>
+          <w:bCs/>
+        </w:rPr>
+        <w:t xml:space="preserve">Escenario</w:t>
+      </w:r>
+      <w:r>
+        <w:br/>
+      </w:r>
+      <w:r>
+        <w:t xml:space="preserve">Un portal web deportivo realizó la encuesta a un grupo de sus 100000 aficionados sobre la preferencia de su equipo favorito para ganar la Copa América. Para esto escogió al azar a 130 aficionados y les preguntó sobre su equipo favorito para ganar dicha competición. Los resultados se muestran en la gráfica.</w:t>
+      </w:r>
+    </w:p>
+    <w:p>
+      <w:pPr>
+        <w:numPr>
+          <w:ilvl w:val="0"/>
+          <w:numId w:val="1000"/>
+        </w:numPr>
+      </w:pPr>
+      <w:r>
+        <w:drawing>
+          <wp:inline>
+            <wp:extent cx="4267200" cy="3185983"/>
+            <wp:effectExtent b="0" l="0" r="0" t="0"/>
+            <wp:docPr descr="image" title="" id="75" name="Picture"/>
+            <a:graphic>
+              <a:graphicData uri="http://schemas.openxmlformats.org/drawingml/2006/picture">
+                <pic:pic>
+                  <pic:nvPicPr>
+                    <pic:cNvPr descr="media/supplements1/exercise7/grafico_barras.png" id="76" name="Picture"/>
+                    <pic:cNvPicPr>
+                      <a:picLocks noChangeArrowheads="1" noChangeAspect="1"/>
+                    </pic:cNvPicPr>
+                  </pic:nvPicPr>
+                  <pic:blipFill>
+                    <a:blip r:embed="rId74"/>
+                    <a:stretch>
+                      <a:fillRect/>
+                    </a:stretch>
+                  </pic:blipFill>
+                  <pic:spPr bwMode="auto">
+                    <a:xfrm>
+                      <a:off x="0" y="0"/>
+                      <a:ext cx="4267200" cy="3185983"/>
+                    </a:xfrm>
+                    <a:prstGeom prst="rect">
+                      <a:avLst/>
+                    </a:prstGeom>
+                    <a:noFill/>
+                    <a:ln w="9525">
+                      <a:noFill/>
+                      <a:headEnd/>
+                      <a:tailEnd/>
+                    </a:ln>
+                  </pic:spPr>
+                </pic:pic>
+              </a:graphicData>
+            </a:graphic>
+          </wp:inline>
+        </w:drawing>
+      </w:r>
+    </w:p>
+    <w:p>
+      <w:pPr>
+        <w:numPr>
+          <w:ilvl w:val="0"/>
+          <w:numId w:val="1000"/>
+        </w:numPr>
+      </w:pPr>
+      <w:r>
+        <w:t xml:space="preserve">De acuerdo con los datos obtenidos en la encuesta, es correcto afirmar que</w:t>
+      </w:r>
+    </w:p>
+    <w:p>
+      <w:pPr>
+        <w:numPr>
+          <w:ilvl w:val="1"/>
+          <w:numId w:val="1038"/>
+        </w:numPr>
+      </w:pPr>
+      <w:r>
+        <w:t xml:space="preserve">alrededor de 23 de cada 100000 aficionados del portal web deportivo da por favorito al Brasil.</w:t>
+      </w:r>
+    </w:p>
+    <w:p>
+      <w:pPr>
+        <w:numPr>
+          <w:ilvl w:val="1"/>
+          <w:numId w:val="1038"/>
+        </w:numPr>
+      </w:pPr>
+      <w:r>
+        <w:t xml:space="preserve">alrededor de 32 de cada 130 aficionados del portal web deportivo da por favorito al Uruguay.</w:t>
+      </w:r>
+    </w:p>
+    <w:p>
+      <w:pPr>
+        <w:numPr>
+          <w:ilvl w:val="1"/>
+          <w:numId w:val="1038"/>
+        </w:numPr>
+      </w:pPr>
+      <w:r>
+        <w:t xml:space="preserve">alrededor de 26 de cada 130 aficionados del portal web deportivo da por favorito al Venezuela.</w:t>
+      </w:r>
+    </w:p>
+    <w:p>
+      <w:pPr>
+        <w:numPr>
+          <w:ilvl w:val="1"/>
+          <w:numId w:val="1038"/>
+        </w:numPr>
+      </w:pPr>
+      <w:r>
+        <w:t xml:space="preserve">alrededor de 29 de cada 130 aficionados del portal web deportivo da por favorito al Bolivia.</w:t>
+      </w:r>
+    </w:p>
+    <w:p>
+      <w:pPr>
+        <w:numPr>
+          <w:ilvl w:val="0"/>
+          <w:numId w:val="1000"/>
+        </w:numPr>
+      </w:pPr>
+      <w:r>
+        <w:rPr>
+          <w:b/>
+          <w:bCs/>
+        </w:rPr>
+        <w:t xml:space="preserve">Solución</w:t>
+      </w:r>
+      <w:r>
+        <w:br/>
+      </w:r>
+      <w:r>
+        <w:t xml:space="preserve">Para resolver este problema, necesitamos interpretar correctamente los datos del gráfico de barras y entender la diferencia entre muestra y población total.</w:t>
+      </w:r>
+    </w:p>
+    <w:p>
+      <w:pPr>
+        <w:pStyle w:val="Heading3"/>
+        <w:numPr>
+          <w:ilvl w:val="0"/>
+          <w:numId w:val="1000"/>
+        </w:numPr>
+      </w:pPr>
+      <w:bookmarkStart w:id="77" w:name="paso-1-identificar-los-datos-conocidos"/>
+      <w:r>
+        <w:t xml:space="preserve">Paso 1: Identificar los datos conocidos</w:t>
+      </w:r>
+      <w:bookmarkEnd w:id="77"/>
+    </w:p>
+    <w:p>
+      <w:pPr>
+        <w:numPr>
+          <w:ilvl w:val="1"/>
+          <w:numId w:val="1039"/>
+        </w:numPr>
+      </w:pPr>
+      <w:r>
+        <w:t xml:space="preserve">Un portal web deportivo tiene un total de 100000 aficionados.</w:t>
+      </w:r>
+    </w:p>
+    <w:p>
+      <w:pPr>
+        <w:numPr>
+          <w:ilvl w:val="1"/>
+          <w:numId w:val="1039"/>
+        </w:numPr>
+      </w:pPr>
+      <w:r>
+        <w:t xml:space="preserve">Se realizó un(a) encuesta a una muestra de 130 aficionados seleccionados al azar.</w:t>
+      </w:r>
+    </w:p>
+    <w:p>
+      <w:pPr>
+        <w:numPr>
+          <w:ilvl w:val="1"/>
+          <w:numId w:val="1039"/>
+        </w:numPr>
+      </w:pPr>
+      <w:r>
+        <w:t xml:space="preserve">Según el gráfico, 32 aficionados de la muestra prefieren al Uruguay.</w:t>
+      </w:r>
+    </w:p>
+    <w:p>
+      <w:pPr>
+        <w:pStyle w:val="Heading3"/>
+        <w:numPr>
+          <w:ilvl w:val="0"/>
+          <w:numId w:val="1000"/>
+        </w:numPr>
+      </w:pPr>
+      <w:bookmarkStart w:id="78" w:name="X731146a6598f9048f70c3ba821f0711bfc28634"/>
+      <w:r>
+        <w:t xml:space="preserve">Paso 2: Interpretar correctamente las proporciones</w:t>
+      </w:r>
+      <w:bookmarkEnd w:id="78"/>
+    </w:p>
+    <w:p>
+      <w:pPr>
+        <w:numPr>
+          <w:ilvl w:val="0"/>
+          <w:numId w:val="1000"/>
+        </w:numPr>
+      </w:pPr>
+      <w:r>
+        <w:t xml:space="preserve">Los datos del gráfico representan únicamente la muestra de 130 aficionados, no la población total de 100000 aficionados.</w:t>
+      </w:r>
+    </w:p>
+    <w:p>
+      <w:pPr>
+        <w:pStyle w:val="Heading3"/>
+        <w:numPr>
+          <w:ilvl w:val="0"/>
+          <w:numId w:val="1000"/>
+        </w:numPr>
+      </w:pPr>
+      <w:bookmarkStart w:id="79" w:name="paso-3-analizar-cada-opciuxf3n"/>
+      <w:r>
+        <w:t xml:space="preserve">Paso 3: Analizar cada opción</w:t>
+      </w:r>
+      <w:bookmarkEnd w:id="79"/>
+    </w:p>
+    <w:p>
+      <w:pPr>
+        <w:numPr>
+          <w:ilvl w:val="0"/>
+          <w:numId w:val="1000"/>
+        </w:numPr>
+      </w:pPr>
+      <w:r>
+        <w:rPr>
+          <w:b/>
+          <w:bCs/>
+        </w:rPr>
+        <w:t xml:space="preserve">Opción correcta</w:t>
+      </w:r>
+      <w:r>
+        <w:t xml:space="preserve">:</w:t>
+      </w:r>
+      <w:r>
+        <w:t xml:space="preserve"> </w:t>
+      </w:r>
+      <w:r>
+        <w:t xml:space="preserve">“alrededor de 32 de cada 130 aficionados del portal web deportivo da por favorito al Uruguay.”</w:t>
+      </w:r>
+      <w:r>
+        <w:t xml:space="preserve"> </w:t>
+      </w:r>
+      <w:r>
+        <w:t xml:space="preserve">Esta opción es correcta porque interpreta adecuadamente que 32 de cada 130 aficionados</w:t>
+      </w:r>
+      <w:r>
+        <w:t xml:space="preserve"> </w:t>
+      </w:r>
+      <w:r>
+        <w:rPr>
+          <w:b/>
+          <w:bCs/>
+        </w:rPr>
+        <w:t xml:space="preserve">de la muestra</w:t>
+      </w:r>
+      <w:r>
+        <w:t xml:space="preserve"> </w:t>
+      </w:r>
+      <w:r>
+        <w:t xml:space="preserve">prefieren al Uruguay. Esto representa una proporción del 24.6% en la muestra.</w:t>
+      </w:r>
+    </w:p>
+    <w:p>
+      <w:pPr>
+        <w:numPr>
+          <w:ilvl w:val="0"/>
+          <w:numId w:val="1000"/>
+        </w:numPr>
+      </w:pPr>
+      <w:r>
+        <w:rPr>
+          <w:b/>
+          <w:bCs/>
+        </w:rPr>
+        <w:t xml:space="preserve">Análisis de distractores mejorados</w:t>
+      </w:r>
+      <w:r>
+        <w:t xml:space="preserve">:</w:t>
+      </w:r>
+    </w:p>
+    <w:p>
+      <w:pPr>
+        <w:numPr>
+          <w:ilvl w:val="1"/>
+          <w:numId w:val="1040"/>
+        </w:numPr>
+      </w:pPr>
+      <w:r>
+        <w:rPr>
+          <w:b/>
+          <w:bCs/>
+        </w:rPr>
+        <w:t xml:space="preserve">Distractores con fracciones reducidas</w:t>
+      </w:r>
+      <w:r>
+        <w:t xml:space="preserve">: Opciones como</w:t>
+      </w:r>
+      <w:r>
+        <w:t xml:space="preserve"> </w:t>
+      </w:r>
+      <w:r>
+        <w:t xml:space="preserve">“16 de cada 65”</w:t>
+      </w:r>
+      <w:r>
+        <w:t xml:space="preserve"> </w:t>
+      </w:r>
+      <w:r>
+        <w:t xml:space="preserve">son matemáticamente equivalentes a la respuesta correcta (32 de cada 130), pero pueden confundir a estudiantes que no reconocen la equivalencia de fracciones. Aunque matemáticamente correctas, estas opciones son</w:t>
+      </w:r>
+      <w:r>
+        <w:t xml:space="preserve"> </w:t>
+      </w:r>
+      <w:r>
+        <w:rPr>
+          <w:b/>
+          <w:bCs/>
+        </w:rPr>
+        <w:t xml:space="preserve">más sutiles y desafiantes</w:t>
+      </w:r>
+      <w:r>
+        <w:t xml:space="preserve">.</w:t>
+      </w:r>
+    </w:p>
+    <w:p>
+      <w:pPr>
+        <w:numPr>
+          <w:ilvl w:val="1"/>
+          <w:numId w:val="1040"/>
+        </w:numPr>
+      </w:pPr>
+      <w:r>
+        <w:rPr>
+          <w:b/>
+          <w:bCs/>
+        </w:rPr>
+        <w:t xml:space="preserve">Distractores de confusión muestra-población</w:t>
+      </w:r>
+      <w:r>
+        <w:t xml:space="preserve">: Las opciones que mencionan proporciones sobre la población total de 100000 aficionados son incorrectas, ya que la encuesta solo se realizó a 130 personas.</w:t>
+      </w:r>
+    </w:p>
+    <w:p>
+      <w:pPr>
+        <w:numPr>
+          <w:ilvl w:val="1"/>
+          <w:numId w:val="1040"/>
+        </w:numPr>
+      </w:pPr>
+      <w:r>
+        <w:rPr>
+          <w:b/>
+          <w:bCs/>
+        </w:rPr>
+        <w:t xml:space="preserve">Distractores de equipos incorrectos</w:t>
+      </w:r>
+      <w:r>
+        <w:t xml:space="preserve">: Las opciones que usan datos de otros equipos de la muestra malinterpretan cuál es el equipo de referencia en la pregunta.</w:t>
+      </w:r>
+    </w:p>
+    <w:p>
+      <w:pPr>
+        <w:numPr>
+          <w:ilvl w:val="1"/>
+          <w:numId w:val="1040"/>
+        </w:numPr>
+      </w:pPr>
+      <w:r>
+        <w:rPr>
+          <w:b/>
+          <w:bCs/>
+        </w:rPr>
+        <w:t xml:space="preserve">Distractores de generalización indebida</w:t>
+      </w:r>
+      <w:r>
+        <w:t xml:space="preserve">: Las opciones que afirman que</w:t>
+      </w:r>
+      <w:r>
+        <w:t xml:space="preserve"> </w:t>
+      </w:r>
+      <w:r>
+        <w:t xml:space="preserve">“ninguno”</w:t>
+      </w:r>
+      <w:r>
+        <w:t xml:space="preserve"> </w:t>
+      </w:r>
+      <w:r>
+        <w:t xml:space="preserve">prefiere cierto equipo son incorrectas porque no podemos hacer esa generalización a partir de una muestra limitada.</w:t>
+      </w:r>
+    </w:p>
+    <w:p>
+      <w:pPr>
+        <w:numPr>
+          <w:ilvl w:val="1"/>
+          <w:numId w:val="1040"/>
+        </w:numPr>
+      </w:pPr>
+      <w:r>
+        <w:rPr>
+          <w:b/>
+          <w:bCs/>
+        </w:rPr>
+        <w:t xml:space="preserve">Distractores de confusión conceptual</w:t>
+      </w:r>
+      <w:r>
+        <w:t xml:space="preserve">: Las opciones que confunden el tamaño de la muestra con las preferencias totales malinterpretan fundamentalmente los datos.</w:t>
+      </w:r>
+    </w:p>
+    <w:p>
+      <w:pPr>
+        <w:pStyle w:val="Heading3"/>
+        <w:numPr>
+          <w:ilvl w:val="0"/>
+          <w:numId w:val="1000"/>
+        </w:numPr>
+      </w:pPr>
+      <w:bookmarkStart w:id="80" w:name="paso-4-verificaciuxf3n-matemuxe1tica"/>
+      <w:r>
+        <w:t xml:space="preserve">Paso 4: Verificación matemática</w:t>
+      </w:r>
+      <w:bookmarkEnd w:id="80"/>
+    </w:p>
+    <w:p>
+      <w:pPr>
+        <w:numPr>
+          <w:ilvl w:val="0"/>
+          <w:numId w:val="1000"/>
+        </w:numPr>
+      </w:pPr>
+      <w:r>
+        <w:t xml:space="preserve">En la muestra de 130 aficionados:</w:t>
+      </w:r>
+    </w:p>
+    <w:p>
+      <w:pPr>
+        <w:numPr>
+          <w:ilvl w:val="1"/>
+          <w:numId w:val="1041"/>
+        </w:numPr>
+      </w:pPr>
+      <w:r>
+        <w:t xml:space="preserve">Uruguay: 32 aficionados (24.6%)</w:t>
+      </w:r>
+    </w:p>
+    <w:p>
+      <w:pPr>
+        <w:numPr>
+          <w:ilvl w:val="1"/>
+          <w:numId w:val="1041"/>
+        </w:numPr>
+      </w:pPr>
+      <w:r>
+        <w:t xml:space="preserve">Venezuela: 26 aficionados (20%)</w:t>
+      </w:r>
+    </w:p>
+    <w:p>
+      <w:pPr>
+        <w:numPr>
+          <w:ilvl w:val="1"/>
+          <w:numId w:val="1041"/>
+        </w:numPr>
+      </w:pPr>
+      <w:r>
+        <w:t xml:space="preserve">Ecuador: 20 aficionados (15.4%)</w:t>
+      </w:r>
+    </w:p>
+    <w:p>
+      <w:pPr>
+        <w:numPr>
+          <w:ilvl w:val="1"/>
+          <w:numId w:val="1041"/>
+        </w:numPr>
+      </w:pPr>
+      <w:r>
+        <w:t xml:space="preserve">Brasil: 23 aficionados (17.7%)</w:t>
+      </w:r>
+    </w:p>
+    <w:p>
+      <w:pPr>
+        <w:numPr>
+          <w:ilvl w:val="1"/>
+          <w:numId w:val="1041"/>
+        </w:numPr>
+      </w:pPr>
+      <w:r>
+        <w:t xml:space="preserve">Bolivia: 29 aficionados (22.3%)</w:t>
+      </w:r>
+    </w:p>
+    <w:p>
+      <w:pPr>
+        <w:numPr>
+          <w:ilvl w:val="0"/>
+          <w:numId w:val="1000"/>
+        </w:numPr>
+      </w:pPr>
+      <w:r>
+        <w:t xml:space="preserve">Total: 130 aficionados = 130 aficionados (correcto)</w:t>
+      </w:r>
+    </w:p>
+    <w:p>
+      <w:pPr>
+        <w:pStyle w:val="Heading3"/>
+        <w:numPr>
+          <w:ilvl w:val="0"/>
+          <w:numId w:val="1000"/>
+        </w:numPr>
+      </w:pPr>
+      <w:bookmarkStart w:id="81" w:name="X0996e982570fa8089a064890aa3911033895dbf"/>
+      <w:r>
+        <w:t xml:space="preserve">Paso 5: Verificación de equivalencia de fracciones (para distractores desafiantes)</w:t>
+      </w:r>
+      <w:bookmarkEnd w:id="81"/>
+    </w:p>
+    <w:p>
+      <w:pPr>
+        <w:numPr>
+          <w:ilvl w:val="0"/>
+          <w:numId w:val="1000"/>
+        </w:numPr>
+      </w:pPr>
+      <w:r>
+        <w:t xml:space="preserve">Es importante reconocer que las fracciones pueden expresarse de diferentes formas equivalentes:</w:t>
+      </w:r>
+    </w:p>
+    <w:p>
+      <w:pPr>
+        <w:numPr>
+          <w:ilvl w:val="1"/>
+          <w:numId w:val="1042"/>
+        </w:numPr>
+      </w:pPr>
+      <w:r>
+        <w:rPr>
+          <w:b/>
+          <w:bCs/>
+        </w:rPr>
+        <w:t xml:space="preserve">Fracción original</w:t>
+      </w:r>
+      <w:r>
+        <w:t xml:space="preserve">: 32 de cada 130 = 32/130</w:t>
+      </w:r>
+    </w:p>
+    <w:p>
+      <w:pPr>
+        <w:numPr>
+          <w:ilvl w:val="1"/>
+          <w:numId w:val="1042"/>
+        </w:numPr>
+      </w:pPr>
+      <w:r>
+        <w:rPr>
+          <w:b/>
+          <w:bCs/>
+        </w:rPr>
+        <w:t xml:space="preserve">Fracción reducida</w:t>
+      </w:r>
+      <w:r>
+        <w:t xml:space="preserve">: 16 de cada 65 = 16/65</w:t>
+      </w:r>
+    </w:p>
+    <w:p>
+      <w:pPr>
+        <w:numPr>
+          <w:ilvl w:val="0"/>
+          <w:numId w:val="1000"/>
+        </w:numPr>
+      </w:pPr>
+      <w:r>
+        <w:rPr>
+          <w:b/>
+          <w:bCs/>
+        </w:rPr>
+        <w:t xml:space="preserve">Verificación matemática de equivalencia</w:t>
+      </w:r>
+      <w:r>
+        <w:t xml:space="preserve">:</w:t>
+      </w:r>
+      <w:r>
+        <w:t xml:space="preserve"> </w:t>
+      </w:r>
+      <w:r>
+        <w:t xml:space="preserve">32/130 = 0.2462</w:t>
+      </w:r>
+      <w:r>
+        <w:t xml:space="preserve"> </w:t>
+      </w:r>
+      <w:r>
+        <w:t xml:space="preserve">16/65 = 0.2462</w:t>
+      </w:r>
+    </w:p>
+    <w:p>
+      <w:pPr>
+        <w:numPr>
+          <w:ilvl w:val="0"/>
+          <w:numId w:val="1000"/>
+        </w:numPr>
+      </w:pPr>
+      <w:r>
+        <w:t xml:space="preserve">Ambas fracciones son</w:t>
+      </w:r>
+      <w:r>
+        <w:t xml:space="preserve"> </w:t>
+      </w:r>
+      <w:r>
+        <w:rPr>
+          <w:b/>
+          <w:bCs/>
+        </w:rPr>
+        <w:t xml:space="preserve">matemáticamente equivalentes</w:t>
+      </w:r>
+      <w:r>
+        <w:t xml:space="preserve">, pero la fracción reducida puede ser más difícil de reconocer como correcta, lo que aumenta el desafío del problema.</w:t>
+      </w:r>
+    </w:p>
+    <w:p>
+      <w:pPr>
+        <w:pStyle w:val="Heading3"/>
+        <w:numPr>
+          <w:ilvl w:val="0"/>
+          <w:numId w:val="1000"/>
+        </w:numPr>
+      </w:pPr>
+      <w:bookmarkStart w:id="82" w:name="conclusiuxf3n"/>
+      <w:r>
+        <w:t xml:space="preserve">Conclusión</w:t>
+      </w:r>
+      <w:bookmarkEnd w:id="82"/>
+    </w:p>
+    <w:p>
+      <w:pPr>
+        <w:numPr>
+          <w:ilvl w:val="0"/>
+          <w:numId w:val="1000"/>
+        </w:numPr>
+      </w:pPr>
+      <w:r>
+        <w:t xml:space="preserve">La respuesta correcta interpreta adecuadamente que los datos del gráfico se refieren a la muestra de 130 aficionados, no a la población total. Los distractores mejorados incluyen opciones con fracciones equivalentes que requieren mayor análisis matemático para ser identificadas correctamente.</w:t>
+      </w:r>
+    </w:p>
+    <w:p>
+      <w:pPr>
+        <w:numPr>
+          <w:ilvl w:val="1"/>
+          <w:numId w:val="1043"/>
+        </w:numPr>
+      </w:pPr>
+      <w:r>
+        <w:t xml:space="preserve">Falso</w:t>
+      </w:r>
+    </w:p>
+    <w:p>
+      <w:pPr>
+        <w:numPr>
+          <w:ilvl w:val="1"/>
+          <w:numId w:val="1043"/>
         </w:numPr>
       </w:pPr>
       <w:r>
@@ -3512,7 +4910,7 @@
       <w:pPr>
         <w:numPr>
           <w:ilvl w:val="1"/>
-          <w:numId w:val="1031"/>
+          <w:numId w:val="1043"/>
         </w:numPr>
       </w:pPr>
       <w:r>
@@ -3523,14 +4921,2111 @@
       <w:pPr>
         <w:numPr>
           <w:ilvl w:val="1"/>
-          <w:numId w:val="1031"/>
+          <w:numId w:val="1043"/>
         </w:numPr>
       </w:pPr>
       <w:r>
         <w:t xml:space="preserve">Falso</w:t>
       </w:r>
     </w:p>
-    <w:bookmarkEnd w:id="65"/>
+    <w:p>
+      <w:pPr>
+        <w:numPr>
+          <w:ilvl w:val="0"/>
+          <w:numId w:val="1001"/>
+        </w:numPr>
+      </w:pPr>
+      <w:r>
+        <w:rPr>
+          <w:b/>
+          <w:bCs/>
+        </w:rPr>
+        <w:t xml:space="preserve">Escenario</w:t>
+      </w:r>
+      <w:r>
+        <w:br/>
+      </w:r>
+      <w:r>
+        <w:t xml:space="preserve">Una aplicación móvil realizó el sondeo a un grupo de sus 100000 usuarios sobre la preferencia de su equipo favorito para ganar la Copa América. Para esto escogió al azar a 100 usuarios y les preguntó sobre su equipo favorito para ganar dicha competición. Los resultados se muestran en la gráfica.</w:t>
+      </w:r>
+    </w:p>
+    <w:p>
+      <w:pPr>
+        <w:numPr>
+          <w:ilvl w:val="0"/>
+          <w:numId w:val="1000"/>
+        </w:numPr>
+      </w:pPr>
+      <w:r>
+        <w:drawing>
+          <wp:inline>
+            <wp:extent cx="4267200" cy="3185983"/>
+            <wp:effectExtent b="0" l="0" r="0" t="0"/>
+            <wp:docPr descr="image" title="" id="84" name="Picture"/>
+            <a:graphic>
+              <a:graphicData uri="http://schemas.openxmlformats.org/drawingml/2006/picture">
+                <pic:pic>
+                  <pic:nvPicPr>
+                    <pic:cNvPr descr="media/supplements1/exercise8/grafico_barras.png" id="85" name="Picture"/>
+                    <pic:cNvPicPr>
+                      <a:picLocks noChangeArrowheads="1" noChangeAspect="1"/>
+                    </pic:cNvPicPr>
+                  </pic:nvPicPr>
+                  <pic:blipFill>
+                    <a:blip r:embed="rId83"/>
+                    <a:stretch>
+                      <a:fillRect/>
+                    </a:stretch>
+                  </pic:blipFill>
+                  <pic:spPr bwMode="auto">
+                    <a:xfrm>
+                      <a:off x="0" y="0"/>
+                      <a:ext cx="4267200" cy="3185983"/>
+                    </a:xfrm>
+                    <a:prstGeom prst="rect">
+                      <a:avLst/>
+                    </a:prstGeom>
+                    <a:noFill/>
+                    <a:ln w="9525">
+                      <a:noFill/>
+                      <a:headEnd/>
+                      <a:tailEnd/>
+                    </a:ln>
+                  </pic:spPr>
+                </pic:pic>
+              </a:graphicData>
+            </a:graphic>
+          </wp:inline>
+        </w:drawing>
+      </w:r>
+    </w:p>
+    <w:p>
+      <w:pPr>
+        <w:numPr>
+          <w:ilvl w:val="0"/>
+          <w:numId w:val="1000"/>
+        </w:numPr>
+      </w:pPr>
+      <w:r>
+        <w:t xml:space="preserve">De acuerdo con los datos obtenidos en el sondeo, es correcto afirmar que</w:t>
+      </w:r>
+    </w:p>
+    <w:p>
+      <w:pPr>
+        <w:numPr>
+          <w:ilvl w:val="1"/>
+          <w:numId w:val="1044"/>
+        </w:numPr>
+      </w:pPr>
+      <w:r>
+        <w:t xml:space="preserve">alrededor de 17 de cada 100 usuarios del aplicación móvil da por favorito al Argentina.</w:t>
+      </w:r>
+    </w:p>
+    <w:p>
+      <w:pPr>
+        <w:numPr>
+          <w:ilvl w:val="1"/>
+          <w:numId w:val="1044"/>
+        </w:numPr>
+      </w:pPr>
+      <w:r>
+        <w:t xml:space="preserve">sólo 100 de los 100000 usuarios del aplicación móvil tienen preferencia por un equipo para ganar la Copa América.</w:t>
+      </w:r>
+    </w:p>
+    <w:p>
+      <w:pPr>
+        <w:numPr>
+          <w:ilvl w:val="1"/>
+          <w:numId w:val="1044"/>
+        </w:numPr>
+      </w:pPr>
+      <w:r>
+        <w:t xml:space="preserve">alrededor de 14 de cada 100000 usuarios del aplicación móvil da por favorito al Brasil.</w:t>
+      </w:r>
+    </w:p>
+    <w:p>
+      <w:pPr>
+        <w:numPr>
+          <w:ilvl w:val="1"/>
+          <w:numId w:val="1044"/>
+        </w:numPr>
+      </w:pPr>
+      <w:r>
+        <w:t xml:space="preserve">alrededor de 20 de cada 100 usuarios del aplicación móvil da por favorito al Uruguay.</w:t>
+      </w:r>
+    </w:p>
+    <w:p>
+      <w:pPr>
+        <w:numPr>
+          <w:ilvl w:val="0"/>
+          <w:numId w:val="1000"/>
+        </w:numPr>
+      </w:pPr>
+      <w:r>
+        <w:rPr>
+          <w:b/>
+          <w:bCs/>
+        </w:rPr>
+        <w:t xml:space="preserve">Solución</w:t>
+      </w:r>
+      <w:r>
+        <w:br/>
+      </w:r>
+      <w:r>
+        <w:t xml:space="preserve">Para resolver este problema, necesitamos interpretar correctamente los datos del gráfico de barras y entender la diferencia entre muestra y población total.</w:t>
+      </w:r>
+    </w:p>
+    <w:p>
+      <w:pPr>
+        <w:pStyle w:val="Heading3"/>
+        <w:numPr>
+          <w:ilvl w:val="0"/>
+          <w:numId w:val="1000"/>
+        </w:numPr>
+      </w:pPr>
+      <w:bookmarkStart w:id="86" w:name="paso-1-identificar-los-datos-conocidos"/>
+      <w:r>
+        <w:t xml:space="preserve">Paso 1: Identificar los datos conocidos</w:t>
+      </w:r>
+      <w:bookmarkEnd w:id="86"/>
+    </w:p>
+    <w:p>
+      <w:pPr>
+        <w:numPr>
+          <w:ilvl w:val="1"/>
+          <w:numId w:val="1045"/>
+        </w:numPr>
+      </w:pPr>
+      <w:r>
+        <w:t xml:space="preserve">Una aplicación móvil tiene un total de 100000 usuarios.</w:t>
+      </w:r>
+    </w:p>
+    <w:p>
+      <w:pPr>
+        <w:numPr>
+          <w:ilvl w:val="1"/>
+          <w:numId w:val="1045"/>
+        </w:numPr>
+      </w:pPr>
+      <w:r>
+        <w:t xml:space="preserve">Se realizó un(a) sondeo a una muestra de 100 usuarios seleccionados al azar.</w:t>
+      </w:r>
+    </w:p>
+    <w:p>
+      <w:pPr>
+        <w:numPr>
+          <w:ilvl w:val="1"/>
+          <w:numId w:val="1045"/>
+        </w:numPr>
+      </w:pPr>
+      <w:r>
+        <w:t xml:space="preserve">Según el gráfico, 17 usuarios de la muestra prefieren al Argentina.</w:t>
+      </w:r>
+    </w:p>
+    <w:p>
+      <w:pPr>
+        <w:pStyle w:val="Heading3"/>
+        <w:numPr>
+          <w:ilvl w:val="0"/>
+          <w:numId w:val="1000"/>
+        </w:numPr>
+      </w:pPr>
+      <w:bookmarkStart w:id="87" w:name="X731146a6598f9048f70c3ba821f0711bfc28634"/>
+      <w:r>
+        <w:t xml:space="preserve">Paso 2: Interpretar correctamente las proporciones</w:t>
+      </w:r>
+      <w:bookmarkEnd w:id="87"/>
+    </w:p>
+    <w:p>
+      <w:pPr>
+        <w:numPr>
+          <w:ilvl w:val="0"/>
+          <w:numId w:val="1000"/>
+        </w:numPr>
+      </w:pPr>
+      <w:r>
+        <w:t xml:space="preserve">Los datos del gráfico representan únicamente la muestra de 100 usuarios, no la población total de 100000 usuarios.</w:t>
+      </w:r>
+    </w:p>
+    <w:p>
+      <w:pPr>
+        <w:pStyle w:val="Heading3"/>
+        <w:numPr>
+          <w:ilvl w:val="0"/>
+          <w:numId w:val="1000"/>
+        </w:numPr>
+      </w:pPr>
+      <w:bookmarkStart w:id="88" w:name="paso-3-analizar-cada-opciuxf3n"/>
+      <w:r>
+        <w:t xml:space="preserve">Paso 3: Analizar cada opción</w:t>
+      </w:r>
+      <w:bookmarkEnd w:id="88"/>
+    </w:p>
+    <w:p>
+      <w:pPr>
+        <w:numPr>
+          <w:ilvl w:val="0"/>
+          <w:numId w:val="1000"/>
+        </w:numPr>
+      </w:pPr>
+      <w:r>
+        <w:rPr>
+          <w:b/>
+          <w:bCs/>
+        </w:rPr>
+        <w:t xml:space="preserve">Opción correcta</w:t>
+      </w:r>
+      <w:r>
+        <w:t xml:space="preserve">:</w:t>
+      </w:r>
+      <w:r>
+        <w:t xml:space="preserve"> </w:t>
+      </w:r>
+      <w:r>
+        <w:t xml:space="preserve">“alrededor de 17 de cada 100 usuarios del aplicación móvil da por favorito al Argentina.”</w:t>
+      </w:r>
+      <w:r>
+        <w:t xml:space="preserve"> </w:t>
+      </w:r>
+      <w:r>
+        <w:t xml:space="preserve">Esta opción es correcta porque interpreta adecuadamente que 17 de cada 100 usuarios</w:t>
+      </w:r>
+      <w:r>
+        <w:t xml:space="preserve"> </w:t>
+      </w:r>
+      <w:r>
+        <w:rPr>
+          <w:b/>
+          <w:bCs/>
+        </w:rPr>
+        <w:t xml:space="preserve">de la muestra</w:t>
+      </w:r>
+      <w:r>
+        <w:t xml:space="preserve"> </w:t>
+      </w:r>
+      <w:r>
+        <w:t xml:space="preserve">prefieren al Argentina. Esto representa una proporción del 17% en la muestra.</w:t>
+      </w:r>
+    </w:p>
+    <w:p>
+      <w:pPr>
+        <w:numPr>
+          <w:ilvl w:val="0"/>
+          <w:numId w:val="1000"/>
+        </w:numPr>
+      </w:pPr>
+      <w:r>
+        <w:rPr>
+          <w:b/>
+          <w:bCs/>
+        </w:rPr>
+        <w:t xml:space="preserve">Análisis de distractores mejorados</w:t>
+      </w:r>
+      <w:r>
+        <w:t xml:space="preserve">:</w:t>
+      </w:r>
+    </w:p>
+    <w:p>
+      <w:pPr>
+        <w:numPr>
+          <w:ilvl w:val="1"/>
+          <w:numId w:val="1046"/>
+        </w:numPr>
+      </w:pPr>
+      <w:r>
+        <w:rPr>
+          <w:b/>
+          <w:bCs/>
+        </w:rPr>
+        <w:t xml:space="preserve">Distractores con fracciones reducidas</w:t>
+      </w:r>
+      <w:r>
+        <w:t xml:space="preserve">: Opciones como</w:t>
+      </w:r>
+      <w:r>
+        <w:t xml:space="preserve"> </w:t>
+      </w:r>
+      <w:r>
+        <w:t xml:space="preserve">“17 de cada 100”</w:t>
+      </w:r>
+      <w:r>
+        <w:t xml:space="preserve"> </w:t>
+      </w:r>
+      <w:r>
+        <w:t xml:space="preserve">son matemáticamente equivalentes a la respuesta correcta (17 de cada 100), pero pueden confundir a estudiantes que no reconocen la equivalencia de fracciones. Aunque matemáticamente correctas, estas opciones son</w:t>
+      </w:r>
+      <w:r>
+        <w:t xml:space="preserve"> </w:t>
+      </w:r>
+      <w:r>
+        <w:rPr>
+          <w:b/>
+          <w:bCs/>
+        </w:rPr>
+        <w:t xml:space="preserve">más sutiles y desafiantes</w:t>
+      </w:r>
+      <w:r>
+        <w:t xml:space="preserve">.</w:t>
+      </w:r>
+    </w:p>
+    <w:p>
+      <w:pPr>
+        <w:numPr>
+          <w:ilvl w:val="1"/>
+          <w:numId w:val="1046"/>
+        </w:numPr>
+      </w:pPr>
+      <w:r>
+        <w:rPr>
+          <w:b/>
+          <w:bCs/>
+        </w:rPr>
+        <w:t xml:space="preserve">Distractores de confusión muestra-población</w:t>
+      </w:r>
+      <w:r>
+        <w:t xml:space="preserve">: Las opciones que mencionan proporciones sobre la población total de 100000 usuarios son incorrectas, ya que el sondeo solo se realizó a 100 personas.</w:t>
+      </w:r>
+    </w:p>
+    <w:p>
+      <w:pPr>
+        <w:numPr>
+          <w:ilvl w:val="1"/>
+          <w:numId w:val="1046"/>
+        </w:numPr>
+      </w:pPr>
+      <w:r>
+        <w:rPr>
+          <w:b/>
+          <w:bCs/>
+        </w:rPr>
+        <w:t xml:space="preserve">Distractores de equipos incorrectos</w:t>
+      </w:r>
+      <w:r>
+        <w:t xml:space="preserve">: Las opciones que usan datos de otros equipos de la muestra malinterpretan cuál es el equipo de referencia en la pregunta.</w:t>
+      </w:r>
+    </w:p>
+    <w:p>
+      <w:pPr>
+        <w:numPr>
+          <w:ilvl w:val="1"/>
+          <w:numId w:val="1046"/>
+        </w:numPr>
+      </w:pPr>
+      <w:r>
+        <w:rPr>
+          <w:b/>
+          <w:bCs/>
+        </w:rPr>
+        <w:t xml:space="preserve">Distractores de generalización indebida</w:t>
+      </w:r>
+      <w:r>
+        <w:t xml:space="preserve">: Las opciones que afirman que</w:t>
+      </w:r>
+      <w:r>
+        <w:t xml:space="preserve"> </w:t>
+      </w:r>
+      <w:r>
+        <w:t xml:space="preserve">“ninguno”</w:t>
+      </w:r>
+      <w:r>
+        <w:t xml:space="preserve"> </w:t>
+      </w:r>
+      <w:r>
+        <w:t xml:space="preserve">prefiere cierto equipo son incorrectas porque no podemos hacer esa generalización a partir de una muestra limitada.</w:t>
+      </w:r>
+    </w:p>
+    <w:p>
+      <w:pPr>
+        <w:numPr>
+          <w:ilvl w:val="1"/>
+          <w:numId w:val="1046"/>
+        </w:numPr>
+      </w:pPr>
+      <w:r>
+        <w:rPr>
+          <w:b/>
+          <w:bCs/>
+        </w:rPr>
+        <w:t xml:space="preserve">Distractores de confusión conceptual</w:t>
+      </w:r>
+      <w:r>
+        <w:t xml:space="preserve">: Las opciones que confunden el tamaño de la muestra con las preferencias totales malinterpretan fundamentalmente los datos.</w:t>
+      </w:r>
+    </w:p>
+    <w:p>
+      <w:pPr>
+        <w:pStyle w:val="Heading3"/>
+        <w:numPr>
+          <w:ilvl w:val="0"/>
+          <w:numId w:val="1000"/>
+        </w:numPr>
+      </w:pPr>
+      <w:bookmarkStart w:id="89" w:name="paso-4-verificaciuxf3n-matemuxe1tica"/>
+      <w:r>
+        <w:t xml:space="preserve">Paso 4: Verificación matemática</w:t>
+      </w:r>
+      <w:bookmarkEnd w:id="89"/>
+    </w:p>
+    <w:p>
+      <w:pPr>
+        <w:numPr>
+          <w:ilvl w:val="0"/>
+          <w:numId w:val="1000"/>
+        </w:numPr>
+      </w:pPr>
+      <w:r>
+        <w:t xml:space="preserve">En la muestra de 100 usuarios:</w:t>
+      </w:r>
+    </w:p>
+    <w:p>
+      <w:pPr>
+        <w:numPr>
+          <w:ilvl w:val="1"/>
+          <w:numId w:val="1047"/>
+        </w:numPr>
+      </w:pPr>
+      <w:r>
+        <w:t xml:space="preserve">Brasil: 14 usuarios (14%)</w:t>
+      </w:r>
+    </w:p>
+    <w:p>
+      <w:pPr>
+        <w:numPr>
+          <w:ilvl w:val="1"/>
+          <w:numId w:val="1047"/>
+        </w:numPr>
+      </w:pPr>
+      <w:r>
+        <w:t xml:space="preserve">Argentina: 17 usuarios (17%)</w:t>
+      </w:r>
+    </w:p>
+    <w:p>
+      <w:pPr>
+        <w:numPr>
+          <w:ilvl w:val="1"/>
+          <w:numId w:val="1047"/>
+        </w:numPr>
+      </w:pPr>
+      <w:r>
+        <w:t xml:space="preserve">Uruguay: 20 usuarios (20%)</w:t>
+      </w:r>
+    </w:p>
+    <w:p>
+      <w:pPr>
+        <w:numPr>
+          <w:ilvl w:val="1"/>
+          <w:numId w:val="1047"/>
+        </w:numPr>
+      </w:pPr>
+      <w:r>
+        <w:t xml:space="preserve">Ecuador: 26 usuarios (26%)</w:t>
+      </w:r>
+    </w:p>
+    <w:p>
+      <w:pPr>
+        <w:numPr>
+          <w:ilvl w:val="1"/>
+          <w:numId w:val="1047"/>
+        </w:numPr>
+      </w:pPr>
+      <w:r>
+        <w:t xml:space="preserve">Venezuela: 23 usuarios (23%)</w:t>
+      </w:r>
+    </w:p>
+    <w:p>
+      <w:pPr>
+        <w:numPr>
+          <w:ilvl w:val="0"/>
+          <w:numId w:val="1000"/>
+        </w:numPr>
+      </w:pPr>
+      <w:r>
+        <w:t xml:space="preserve">Total: 100 usuarios = 100 usuarios (correcto)</w:t>
+      </w:r>
+    </w:p>
+    <w:p>
+      <w:pPr>
+        <w:pStyle w:val="Heading3"/>
+        <w:numPr>
+          <w:ilvl w:val="0"/>
+          <w:numId w:val="1000"/>
+        </w:numPr>
+      </w:pPr>
+      <w:bookmarkStart w:id="90" w:name="X0996e982570fa8089a064890aa3911033895dbf"/>
+      <w:r>
+        <w:t xml:space="preserve">Paso 5: Verificación de equivalencia de fracciones (para distractores desafiantes)</w:t>
+      </w:r>
+      <w:bookmarkEnd w:id="90"/>
+    </w:p>
+    <w:p>
+      <w:pPr>
+        <w:numPr>
+          <w:ilvl w:val="0"/>
+          <w:numId w:val="1000"/>
+        </w:numPr>
+      </w:pPr>
+      <w:r>
+        <w:t xml:space="preserve">Es importante reconocer que las fracciones pueden expresarse de diferentes formas equivalentes:</w:t>
+      </w:r>
+    </w:p>
+    <w:p>
+      <w:pPr>
+        <w:numPr>
+          <w:ilvl w:val="1"/>
+          <w:numId w:val="1048"/>
+        </w:numPr>
+      </w:pPr>
+      <w:r>
+        <w:rPr>
+          <w:b/>
+          <w:bCs/>
+        </w:rPr>
+        <w:t xml:space="preserve">Fracción original</w:t>
+      </w:r>
+      <w:r>
+        <w:t xml:space="preserve">: 17 de cada 100 = 17/100</w:t>
+      </w:r>
+    </w:p>
+    <w:p>
+      <w:pPr>
+        <w:numPr>
+          <w:ilvl w:val="1"/>
+          <w:numId w:val="1048"/>
+        </w:numPr>
+      </w:pPr>
+      <w:r>
+        <w:rPr>
+          <w:b/>
+          <w:bCs/>
+        </w:rPr>
+        <w:t xml:space="preserve">Fracción reducida</w:t>
+      </w:r>
+      <w:r>
+        <w:t xml:space="preserve">: 17 de cada 100 = 17/100</w:t>
+      </w:r>
+    </w:p>
+    <w:p>
+      <w:pPr>
+        <w:numPr>
+          <w:ilvl w:val="0"/>
+          <w:numId w:val="1000"/>
+        </w:numPr>
+      </w:pPr>
+      <w:r>
+        <w:rPr>
+          <w:b/>
+          <w:bCs/>
+        </w:rPr>
+        <w:t xml:space="preserve">Verificación matemática de equivalencia</w:t>
+      </w:r>
+      <w:r>
+        <w:t xml:space="preserve">:</w:t>
+      </w:r>
+      <w:r>
+        <w:t xml:space="preserve"> </w:t>
+      </w:r>
+      <w:r>
+        <w:t xml:space="preserve">17/100 = 0.17</w:t>
+      </w:r>
+      <w:r>
+        <w:t xml:space="preserve"> </w:t>
+      </w:r>
+      <w:r>
+        <w:t xml:space="preserve">17/100 = 0.17</w:t>
+      </w:r>
+    </w:p>
+    <w:p>
+      <w:pPr>
+        <w:numPr>
+          <w:ilvl w:val="0"/>
+          <w:numId w:val="1000"/>
+        </w:numPr>
+      </w:pPr>
+      <w:r>
+        <w:t xml:space="preserve">Ambas fracciones son</w:t>
+      </w:r>
+      <w:r>
+        <w:t xml:space="preserve"> </w:t>
+      </w:r>
+      <w:r>
+        <w:rPr>
+          <w:b/>
+          <w:bCs/>
+        </w:rPr>
+        <w:t xml:space="preserve">matemáticamente equivalentes</w:t>
+      </w:r>
+      <w:r>
+        <w:t xml:space="preserve">, pero la fracción reducida puede ser más difícil de reconocer como correcta, lo que aumenta el desafío del problema.</w:t>
+      </w:r>
+    </w:p>
+    <w:p>
+      <w:pPr>
+        <w:pStyle w:val="Heading3"/>
+        <w:numPr>
+          <w:ilvl w:val="0"/>
+          <w:numId w:val="1000"/>
+        </w:numPr>
+      </w:pPr>
+      <w:bookmarkStart w:id="91" w:name="conclusiuxf3n"/>
+      <w:r>
+        <w:t xml:space="preserve">Conclusión</w:t>
+      </w:r>
+      <w:bookmarkEnd w:id="91"/>
+    </w:p>
+    <w:p>
+      <w:pPr>
+        <w:numPr>
+          <w:ilvl w:val="0"/>
+          <w:numId w:val="1000"/>
+        </w:numPr>
+      </w:pPr>
+      <w:r>
+        <w:t xml:space="preserve">La respuesta correcta interpreta adecuadamente que los datos del gráfico se refieren a la muestra de 100 usuarios, no a la población total. Los distractores mejorados incluyen opciones con fracciones equivalentes que requieren mayor análisis matemático para ser identificadas correctamente.</w:t>
+      </w:r>
+    </w:p>
+    <w:p>
+      <w:pPr>
+        <w:numPr>
+          <w:ilvl w:val="1"/>
+          <w:numId w:val="1049"/>
+        </w:numPr>
+      </w:pPr>
+      <w:r>
+        <w:t xml:space="preserve">Verdadero</w:t>
+      </w:r>
+    </w:p>
+    <w:p>
+      <w:pPr>
+        <w:numPr>
+          <w:ilvl w:val="1"/>
+          <w:numId w:val="1049"/>
+        </w:numPr>
+      </w:pPr>
+      <w:r>
+        <w:t xml:space="preserve">Falso</w:t>
+      </w:r>
+    </w:p>
+    <w:p>
+      <w:pPr>
+        <w:numPr>
+          <w:ilvl w:val="1"/>
+          <w:numId w:val="1049"/>
+        </w:numPr>
+      </w:pPr>
+      <w:r>
+        <w:t xml:space="preserve">Falso</w:t>
+      </w:r>
+    </w:p>
+    <w:p>
+      <w:pPr>
+        <w:numPr>
+          <w:ilvl w:val="1"/>
+          <w:numId w:val="1049"/>
+        </w:numPr>
+      </w:pPr>
+      <w:r>
+        <w:t xml:space="preserve">Falso</w:t>
+      </w:r>
+    </w:p>
+    <w:p>
+      <w:pPr>
+        <w:numPr>
+          <w:ilvl w:val="0"/>
+          <w:numId w:val="1001"/>
+        </w:numPr>
+      </w:pPr>
+      <w:r>
+        <w:rPr>
+          <w:b/>
+          <w:bCs/>
+        </w:rPr>
+        <w:t xml:space="preserve">Escenario</w:t>
+      </w:r>
+      <w:r>
+        <w:br/>
+      </w:r>
+      <w:r>
+        <w:t xml:space="preserve">Una revista deportiva realizó el estudio a un grupo de sus 75000 usuarios sobre la preferencia de su equipo favorito para ganar la Copa Libertadores. Para esto escogió al azar a 150 usuarios y les preguntó sobre su equipo favorito para ganar dicha competición. Los resultados se muestran en la gráfica.</w:t>
+      </w:r>
+    </w:p>
+    <w:p>
+      <w:pPr>
+        <w:numPr>
+          <w:ilvl w:val="0"/>
+          <w:numId w:val="1000"/>
+        </w:numPr>
+      </w:pPr>
+      <w:r>
+        <w:drawing>
+          <wp:inline>
+            <wp:extent cx="4267200" cy="3183295"/>
+            <wp:effectExtent b="0" l="0" r="0" t="0"/>
+            <wp:docPr descr="image" title="" id="93" name="Picture"/>
+            <a:graphic>
+              <a:graphicData uri="http://schemas.openxmlformats.org/drawingml/2006/picture">
+                <pic:pic>
+                  <pic:nvPicPr>
+                    <pic:cNvPr descr="media/supplements1/exercise9/grafico_barras.png" id="94" name="Picture"/>
+                    <pic:cNvPicPr>
+                      <a:picLocks noChangeArrowheads="1" noChangeAspect="1"/>
+                    </pic:cNvPicPr>
+                  </pic:nvPicPr>
+                  <pic:blipFill>
+                    <a:blip r:embed="rId92"/>
+                    <a:stretch>
+                      <a:fillRect/>
+                    </a:stretch>
+                  </pic:blipFill>
+                  <pic:spPr bwMode="auto">
+                    <a:xfrm>
+                      <a:off x="0" y="0"/>
+                      <a:ext cx="4267200" cy="3183295"/>
+                    </a:xfrm>
+                    <a:prstGeom prst="rect">
+                      <a:avLst/>
+                    </a:prstGeom>
+                    <a:noFill/>
+                    <a:ln w="9525">
+                      <a:noFill/>
+                      <a:headEnd/>
+                      <a:tailEnd/>
+                    </a:ln>
+                  </pic:spPr>
+                </pic:pic>
+              </a:graphicData>
+            </a:graphic>
+          </wp:inline>
+        </w:drawing>
+      </w:r>
+    </w:p>
+    <w:p>
+      <w:pPr>
+        <w:numPr>
+          <w:ilvl w:val="0"/>
+          <w:numId w:val="1000"/>
+        </w:numPr>
+      </w:pPr>
+      <w:r>
+        <w:t xml:space="preserve">De acuerdo con los datos obtenidos en el estudio, es correcto afirmar que</w:t>
+      </w:r>
+    </w:p>
+    <w:p>
+      <w:pPr>
+        <w:numPr>
+          <w:ilvl w:val="1"/>
+          <w:numId w:val="1050"/>
+        </w:numPr>
+      </w:pPr>
+      <w:r>
+        <w:t xml:space="preserve">alrededor de 30 de cada 150 usuarios del revista deportiva da por favorito al Palmeiras.</w:t>
+      </w:r>
+    </w:p>
+    <w:p>
+      <w:pPr>
+        <w:numPr>
+          <w:ilvl w:val="1"/>
+          <w:numId w:val="1050"/>
+        </w:numPr>
+      </w:pPr>
+      <w:r>
+        <w:t xml:space="preserve">alrededor de 36 de cada 150 usuarios del revista deportiva da por favorito al Millonarios.</w:t>
+      </w:r>
+    </w:p>
+    <w:p>
+      <w:pPr>
+        <w:numPr>
+          <w:ilvl w:val="1"/>
+          <w:numId w:val="1050"/>
+        </w:numPr>
+      </w:pPr>
+      <w:r>
+        <w:t xml:space="preserve">ninguno de los 75000 usuarios del revista deportiva da por favorito al Nacional.</w:t>
+      </w:r>
+    </w:p>
+    <w:p>
+      <w:pPr>
+        <w:numPr>
+          <w:ilvl w:val="1"/>
+          <w:numId w:val="1050"/>
+        </w:numPr>
+      </w:pPr>
+      <w:r>
+        <w:t xml:space="preserve">alrededor de 24 de cada 150 usuarios del revista deportiva da por favorito al Cerro Porteño.</w:t>
+      </w:r>
+    </w:p>
+    <w:p>
+      <w:pPr>
+        <w:numPr>
+          <w:ilvl w:val="0"/>
+          <w:numId w:val="1000"/>
+        </w:numPr>
+      </w:pPr>
+      <w:r>
+        <w:rPr>
+          <w:b/>
+          <w:bCs/>
+        </w:rPr>
+        <w:t xml:space="preserve">Solución</w:t>
+      </w:r>
+      <w:r>
+        <w:br/>
+      </w:r>
+      <w:r>
+        <w:t xml:space="preserve">Para resolver este problema, necesitamos interpretar correctamente los datos del gráfico de barras y entender la diferencia entre muestra y población total.</w:t>
+      </w:r>
+    </w:p>
+    <w:p>
+      <w:pPr>
+        <w:pStyle w:val="Heading3"/>
+        <w:numPr>
+          <w:ilvl w:val="0"/>
+          <w:numId w:val="1000"/>
+        </w:numPr>
+      </w:pPr>
+      <w:bookmarkStart w:id="95" w:name="paso-1-identificar-los-datos-conocidos"/>
+      <w:r>
+        <w:t xml:space="preserve">Paso 1: Identificar los datos conocidos</w:t>
+      </w:r>
+      <w:bookmarkEnd w:id="95"/>
+    </w:p>
+    <w:p>
+      <w:pPr>
+        <w:numPr>
+          <w:ilvl w:val="1"/>
+          <w:numId w:val="1051"/>
+        </w:numPr>
+      </w:pPr>
+      <w:r>
+        <w:t xml:space="preserve">Una revista deportiva tiene un total de 75000 usuarios.</w:t>
+      </w:r>
+    </w:p>
+    <w:p>
+      <w:pPr>
+        <w:numPr>
+          <w:ilvl w:val="1"/>
+          <w:numId w:val="1051"/>
+        </w:numPr>
+      </w:pPr>
+      <w:r>
+        <w:t xml:space="preserve">Se realizó un(a) estudio a una muestra de 150 usuarios seleccionados al azar.</w:t>
+      </w:r>
+    </w:p>
+    <w:p>
+      <w:pPr>
+        <w:numPr>
+          <w:ilvl w:val="1"/>
+          <w:numId w:val="1051"/>
+        </w:numPr>
+      </w:pPr>
+      <w:r>
+        <w:t xml:space="preserve">Según el gráfico, 30 usuarios de la muestra prefieren al Palmeiras.</w:t>
+      </w:r>
+    </w:p>
+    <w:p>
+      <w:pPr>
+        <w:pStyle w:val="Heading3"/>
+        <w:numPr>
+          <w:ilvl w:val="0"/>
+          <w:numId w:val="1000"/>
+        </w:numPr>
+      </w:pPr>
+      <w:bookmarkStart w:id="96" w:name="X731146a6598f9048f70c3ba821f0711bfc28634"/>
+      <w:r>
+        <w:t xml:space="preserve">Paso 2: Interpretar correctamente las proporciones</w:t>
+      </w:r>
+      <w:bookmarkEnd w:id="96"/>
+    </w:p>
+    <w:p>
+      <w:pPr>
+        <w:numPr>
+          <w:ilvl w:val="0"/>
+          <w:numId w:val="1000"/>
+        </w:numPr>
+      </w:pPr>
+      <w:r>
+        <w:t xml:space="preserve">Los datos del gráfico representan únicamente la muestra de 150 usuarios, no la población total de 75000 usuarios.</w:t>
+      </w:r>
+    </w:p>
+    <w:p>
+      <w:pPr>
+        <w:pStyle w:val="Heading3"/>
+        <w:numPr>
+          <w:ilvl w:val="0"/>
+          <w:numId w:val="1000"/>
+        </w:numPr>
+      </w:pPr>
+      <w:bookmarkStart w:id="97" w:name="paso-3-analizar-cada-opciuxf3n"/>
+      <w:r>
+        <w:t xml:space="preserve">Paso 3: Analizar cada opción</w:t>
+      </w:r>
+      <w:bookmarkEnd w:id="97"/>
+    </w:p>
+    <w:p>
+      <w:pPr>
+        <w:numPr>
+          <w:ilvl w:val="0"/>
+          <w:numId w:val="1000"/>
+        </w:numPr>
+      </w:pPr>
+      <w:r>
+        <w:rPr>
+          <w:b/>
+          <w:bCs/>
+        </w:rPr>
+        <w:t xml:space="preserve">Opción correcta</w:t>
+      </w:r>
+      <w:r>
+        <w:t xml:space="preserve">:</w:t>
+      </w:r>
+      <w:r>
+        <w:t xml:space="preserve"> </w:t>
+      </w:r>
+      <w:r>
+        <w:t xml:space="preserve">“alrededor de 30 de cada 150 usuarios del revista deportiva da por favorito al Palmeiras.”</w:t>
+      </w:r>
+      <w:r>
+        <w:t xml:space="preserve"> </w:t>
+      </w:r>
+      <w:r>
+        <w:t xml:space="preserve">Esta opción es correcta porque interpreta adecuadamente que 30 de cada 150 usuarios</w:t>
+      </w:r>
+      <w:r>
+        <w:t xml:space="preserve"> </w:t>
+      </w:r>
+      <w:r>
+        <w:rPr>
+          <w:b/>
+          <w:bCs/>
+        </w:rPr>
+        <w:t xml:space="preserve">de la muestra</w:t>
+      </w:r>
+      <w:r>
+        <w:t xml:space="preserve"> </w:t>
+      </w:r>
+      <w:r>
+        <w:t xml:space="preserve">prefieren al Palmeiras. Esto representa una proporción del 20% en la muestra.</w:t>
+      </w:r>
+    </w:p>
+    <w:p>
+      <w:pPr>
+        <w:numPr>
+          <w:ilvl w:val="0"/>
+          <w:numId w:val="1000"/>
+        </w:numPr>
+      </w:pPr>
+      <w:r>
+        <w:rPr>
+          <w:b/>
+          <w:bCs/>
+        </w:rPr>
+        <w:t xml:space="preserve">Análisis de distractores mejorados</w:t>
+      </w:r>
+      <w:r>
+        <w:t xml:space="preserve">:</w:t>
+      </w:r>
+    </w:p>
+    <w:p>
+      <w:pPr>
+        <w:numPr>
+          <w:ilvl w:val="1"/>
+          <w:numId w:val="1052"/>
+        </w:numPr>
+      </w:pPr>
+      <w:r>
+        <w:rPr>
+          <w:b/>
+          <w:bCs/>
+        </w:rPr>
+        <w:t xml:space="preserve">Distractores con fracciones reducidas</w:t>
+      </w:r>
+      <w:r>
+        <w:t xml:space="preserve">: Opciones como</w:t>
+      </w:r>
+      <w:r>
+        <w:t xml:space="preserve"> </w:t>
+      </w:r>
+      <w:r>
+        <w:t xml:space="preserve">“1 de cada 5”</w:t>
+      </w:r>
+      <w:r>
+        <w:t xml:space="preserve"> </w:t>
+      </w:r>
+      <w:r>
+        <w:t xml:space="preserve">son matemáticamente equivalentes a la respuesta correcta (30 de cada 150), pero pueden confundir a estudiantes que no reconocen la equivalencia de fracciones. Aunque matemáticamente correctas, estas opciones son</w:t>
+      </w:r>
+      <w:r>
+        <w:t xml:space="preserve"> </w:t>
+      </w:r>
+      <w:r>
+        <w:rPr>
+          <w:b/>
+          <w:bCs/>
+        </w:rPr>
+        <w:t xml:space="preserve">más sutiles y desafiantes</w:t>
+      </w:r>
+      <w:r>
+        <w:t xml:space="preserve">.</w:t>
+      </w:r>
+    </w:p>
+    <w:p>
+      <w:pPr>
+        <w:numPr>
+          <w:ilvl w:val="1"/>
+          <w:numId w:val="1052"/>
+        </w:numPr>
+      </w:pPr>
+      <w:r>
+        <w:rPr>
+          <w:b/>
+          <w:bCs/>
+        </w:rPr>
+        <w:t xml:space="preserve">Distractores de confusión muestra-población</w:t>
+      </w:r>
+      <w:r>
+        <w:t xml:space="preserve">: Las opciones que mencionan proporciones sobre la población total de 75000 usuarios son incorrectas, ya que el estudio solo se realizó a 150 personas.</w:t>
+      </w:r>
+    </w:p>
+    <w:p>
+      <w:pPr>
+        <w:numPr>
+          <w:ilvl w:val="1"/>
+          <w:numId w:val="1052"/>
+        </w:numPr>
+      </w:pPr>
+      <w:r>
+        <w:rPr>
+          <w:b/>
+          <w:bCs/>
+        </w:rPr>
+        <w:t xml:space="preserve">Distractores de equipos incorrectos</w:t>
+      </w:r>
+      <w:r>
+        <w:t xml:space="preserve">: Las opciones que usan datos de otros equipos de la muestra malinterpretan cuál es el equipo de referencia en la pregunta.</w:t>
+      </w:r>
+    </w:p>
+    <w:p>
+      <w:pPr>
+        <w:numPr>
+          <w:ilvl w:val="1"/>
+          <w:numId w:val="1052"/>
+        </w:numPr>
+      </w:pPr>
+      <w:r>
+        <w:rPr>
+          <w:b/>
+          <w:bCs/>
+        </w:rPr>
+        <w:t xml:space="preserve">Distractores de generalización indebida</w:t>
+      </w:r>
+      <w:r>
+        <w:t xml:space="preserve">: Las opciones que afirman que</w:t>
+      </w:r>
+      <w:r>
+        <w:t xml:space="preserve"> </w:t>
+      </w:r>
+      <w:r>
+        <w:t xml:space="preserve">“ninguno”</w:t>
+      </w:r>
+      <w:r>
+        <w:t xml:space="preserve"> </w:t>
+      </w:r>
+      <w:r>
+        <w:t xml:space="preserve">prefiere cierto equipo son incorrectas porque no podemos hacer esa generalización a partir de una muestra limitada.</w:t>
+      </w:r>
+    </w:p>
+    <w:p>
+      <w:pPr>
+        <w:numPr>
+          <w:ilvl w:val="1"/>
+          <w:numId w:val="1052"/>
+        </w:numPr>
+      </w:pPr>
+      <w:r>
+        <w:rPr>
+          <w:b/>
+          <w:bCs/>
+        </w:rPr>
+        <w:t xml:space="preserve">Distractores de confusión conceptual</w:t>
+      </w:r>
+      <w:r>
+        <w:t xml:space="preserve">: Las opciones que confunden el tamaño de la muestra con las preferencias totales malinterpretan fundamentalmente los datos.</w:t>
+      </w:r>
+    </w:p>
+    <w:p>
+      <w:pPr>
+        <w:pStyle w:val="Heading3"/>
+        <w:numPr>
+          <w:ilvl w:val="0"/>
+          <w:numId w:val="1000"/>
+        </w:numPr>
+      </w:pPr>
+      <w:bookmarkStart w:id="98" w:name="paso-4-verificaciuxf3n-matemuxe1tica"/>
+      <w:r>
+        <w:t xml:space="preserve">Paso 4: Verificación matemática</w:t>
+      </w:r>
+      <w:bookmarkEnd w:id="98"/>
+    </w:p>
+    <w:p>
+      <w:pPr>
+        <w:numPr>
+          <w:ilvl w:val="0"/>
+          <w:numId w:val="1000"/>
+        </w:numPr>
+      </w:pPr>
+      <w:r>
+        <w:t xml:space="preserve">En la muestra de 150 usuarios:</w:t>
+      </w:r>
+    </w:p>
+    <w:p>
+      <w:pPr>
+        <w:numPr>
+          <w:ilvl w:val="1"/>
+          <w:numId w:val="1053"/>
+        </w:numPr>
+      </w:pPr>
+      <w:r>
+        <w:t xml:space="preserve">Colo-Colo: 33 usuarios (22%)</w:t>
+      </w:r>
+    </w:p>
+    <w:p>
+      <w:pPr>
+        <w:numPr>
+          <w:ilvl w:val="1"/>
+          <w:numId w:val="1053"/>
+        </w:numPr>
+      </w:pPr>
+      <w:r>
+        <w:t xml:space="preserve">Palmeiras: 30 usuarios (20%)</w:t>
+      </w:r>
+    </w:p>
+    <w:p>
+      <w:pPr>
+        <w:numPr>
+          <w:ilvl w:val="1"/>
+          <w:numId w:val="1053"/>
+        </w:numPr>
+      </w:pPr>
+      <w:r>
+        <w:t xml:space="preserve">Millonarios: 36 usuarios (24%)</w:t>
+      </w:r>
+    </w:p>
+    <w:p>
+      <w:pPr>
+        <w:numPr>
+          <w:ilvl w:val="1"/>
+          <w:numId w:val="1053"/>
+        </w:numPr>
+      </w:pPr>
+      <w:r>
+        <w:t xml:space="preserve">Universidad de Chile: 27 usuarios (18%)</w:t>
+      </w:r>
+    </w:p>
+    <w:p>
+      <w:pPr>
+        <w:numPr>
+          <w:ilvl w:val="1"/>
+          <w:numId w:val="1053"/>
+        </w:numPr>
+      </w:pPr>
+      <w:r>
+        <w:t xml:space="preserve">Cerro Porteño: 24 usuarios (16%)</w:t>
+      </w:r>
+    </w:p>
+    <w:p>
+      <w:pPr>
+        <w:numPr>
+          <w:ilvl w:val="0"/>
+          <w:numId w:val="1000"/>
+        </w:numPr>
+      </w:pPr>
+      <w:r>
+        <w:t xml:space="preserve">Total: 150 usuarios = 150 usuarios (correcto)</w:t>
+      </w:r>
+    </w:p>
+    <w:p>
+      <w:pPr>
+        <w:pStyle w:val="Heading3"/>
+        <w:numPr>
+          <w:ilvl w:val="0"/>
+          <w:numId w:val="1000"/>
+        </w:numPr>
+      </w:pPr>
+      <w:bookmarkStart w:id="99" w:name="X0996e982570fa8089a064890aa3911033895dbf"/>
+      <w:r>
+        <w:t xml:space="preserve">Paso 5: Verificación de equivalencia de fracciones (para distractores desafiantes)</w:t>
+      </w:r>
+      <w:bookmarkEnd w:id="99"/>
+    </w:p>
+    <w:p>
+      <w:pPr>
+        <w:numPr>
+          <w:ilvl w:val="0"/>
+          <w:numId w:val="1000"/>
+        </w:numPr>
+      </w:pPr>
+      <w:r>
+        <w:t xml:space="preserve">Es importante reconocer que las fracciones pueden expresarse de diferentes formas equivalentes:</w:t>
+      </w:r>
+    </w:p>
+    <w:p>
+      <w:pPr>
+        <w:numPr>
+          <w:ilvl w:val="1"/>
+          <w:numId w:val="1054"/>
+        </w:numPr>
+      </w:pPr>
+      <w:r>
+        <w:rPr>
+          <w:b/>
+          <w:bCs/>
+        </w:rPr>
+        <w:t xml:space="preserve">Fracción original</w:t>
+      </w:r>
+      <w:r>
+        <w:t xml:space="preserve">: 30 de cada 150 = 30/150</w:t>
+      </w:r>
+    </w:p>
+    <w:p>
+      <w:pPr>
+        <w:numPr>
+          <w:ilvl w:val="1"/>
+          <w:numId w:val="1054"/>
+        </w:numPr>
+      </w:pPr>
+      <w:r>
+        <w:rPr>
+          <w:b/>
+          <w:bCs/>
+        </w:rPr>
+        <w:t xml:space="preserve">Fracción reducida</w:t>
+      </w:r>
+      <w:r>
+        <w:t xml:space="preserve">: 1 de cada 5 = 1/5</w:t>
+      </w:r>
+    </w:p>
+    <w:p>
+      <w:pPr>
+        <w:numPr>
+          <w:ilvl w:val="0"/>
+          <w:numId w:val="1000"/>
+        </w:numPr>
+      </w:pPr>
+      <w:r>
+        <w:rPr>
+          <w:b/>
+          <w:bCs/>
+        </w:rPr>
+        <w:t xml:space="preserve">Verificación matemática de equivalencia</w:t>
+      </w:r>
+      <w:r>
+        <w:t xml:space="preserve">:</w:t>
+      </w:r>
+      <w:r>
+        <w:t xml:space="preserve"> </w:t>
+      </w:r>
+      <w:r>
+        <w:t xml:space="preserve">30/150 = 0.2</w:t>
+      </w:r>
+      <w:r>
+        <w:t xml:space="preserve"> </w:t>
+      </w:r>
+      <w:r>
+        <w:t xml:space="preserve">1/5 = 0.2</w:t>
+      </w:r>
+    </w:p>
+    <w:p>
+      <w:pPr>
+        <w:numPr>
+          <w:ilvl w:val="0"/>
+          <w:numId w:val="1000"/>
+        </w:numPr>
+      </w:pPr>
+      <w:r>
+        <w:t xml:space="preserve">Ambas fracciones son</w:t>
+      </w:r>
+      <w:r>
+        <w:t xml:space="preserve"> </w:t>
+      </w:r>
+      <w:r>
+        <w:rPr>
+          <w:b/>
+          <w:bCs/>
+        </w:rPr>
+        <w:t xml:space="preserve">matemáticamente equivalentes</w:t>
+      </w:r>
+      <w:r>
+        <w:t xml:space="preserve">, pero la fracción reducida puede ser más difícil de reconocer como correcta, lo que aumenta el desafío del problema.</w:t>
+      </w:r>
+    </w:p>
+    <w:p>
+      <w:pPr>
+        <w:pStyle w:val="Heading3"/>
+        <w:numPr>
+          <w:ilvl w:val="0"/>
+          <w:numId w:val="1000"/>
+        </w:numPr>
+      </w:pPr>
+      <w:bookmarkStart w:id="100" w:name="conclusiuxf3n"/>
+      <w:r>
+        <w:t xml:space="preserve">Conclusión</w:t>
+      </w:r>
+      <w:bookmarkEnd w:id="100"/>
+    </w:p>
+    <w:p>
+      <w:pPr>
+        <w:numPr>
+          <w:ilvl w:val="0"/>
+          <w:numId w:val="1000"/>
+        </w:numPr>
+      </w:pPr>
+      <w:r>
+        <w:t xml:space="preserve">La respuesta correcta interpreta adecuadamente que los datos del gráfico se refieren a la muestra de 150 usuarios, no a la población total. Los distractores mejorados incluyen opciones con fracciones equivalentes que requieren mayor análisis matemático para ser identificadas correctamente.</w:t>
+      </w:r>
+    </w:p>
+    <w:p>
+      <w:pPr>
+        <w:numPr>
+          <w:ilvl w:val="1"/>
+          <w:numId w:val="1055"/>
+        </w:numPr>
+      </w:pPr>
+      <w:r>
+        <w:t xml:space="preserve">Verdadero</w:t>
+      </w:r>
+    </w:p>
+    <w:p>
+      <w:pPr>
+        <w:numPr>
+          <w:ilvl w:val="1"/>
+          <w:numId w:val="1055"/>
+        </w:numPr>
+      </w:pPr>
+      <w:r>
+        <w:t xml:space="preserve">Falso</w:t>
+      </w:r>
+    </w:p>
+    <w:p>
+      <w:pPr>
+        <w:numPr>
+          <w:ilvl w:val="1"/>
+          <w:numId w:val="1055"/>
+        </w:numPr>
+      </w:pPr>
+      <w:r>
+        <w:t xml:space="preserve">Falso</w:t>
+      </w:r>
+    </w:p>
+    <w:p>
+      <w:pPr>
+        <w:numPr>
+          <w:ilvl w:val="1"/>
+          <w:numId w:val="1055"/>
+        </w:numPr>
+      </w:pPr>
+      <w:r>
+        <w:t xml:space="preserve">Falso</w:t>
+      </w:r>
+    </w:p>
+    <w:p>
+      <w:pPr>
+        <w:numPr>
+          <w:ilvl w:val="0"/>
+          <w:numId w:val="1001"/>
+        </w:numPr>
+      </w:pPr>
+      <w:r>
+        <w:rPr>
+          <w:b/>
+          <w:bCs/>
+        </w:rPr>
+        <w:t xml:space="preserve">Escenario</w:t>
+      </w:r>
+      <w:r>
+        <w:br/>
+      </w:r>
+      <w:r>
+        <w:t xml:space="preserve">Una aplicación móvil realizó la encuesta a un grupo de sus 25000 suscriptores sobre la preferencia de su equipo favorito para ganar la Copa América. Para esto escogió al azar a 120 suscriptores y les preguntó sobre su equipo favorito para ganar dicha competición. Los resultados se muestran en la gráfica.</w:t>
+      </w:r>
+    </w:p>
+    <w:p>
+      <w:pPr>
+        <w:numPr>
+          <w:ilvl w:val="0"/>
+          <w:numId w:val="1000"/>
+        </w:numPr>
+      </w:pPr>
+      <w:r>
+        <w:drawing>
+          <wp:inline>
+            <wp:extent cx="4267200" cy="3185983"/>
+            <wp:effectExtent b="0" l="0" r="0" t="0"/>
+            <wp:docPr descr="image" title="" id="102" name="Picture"/>
+            <a:graphic>
+              <a:graphicData uri="http://schemas.openxmlformats.org/drawingml/2006/picture">
+                <pic:pic>
+                  <pic:nvPicPr>
+                    <pic:cNvPr descr="media/supplements1/exercise10/grafico_barras.png" id="103" name="Picture"/>
+                    <pic:cNvPicPr>
+                      <a:picLocks noChangeArrowheads="1" noChangeAspect="1"/>
+                    </pic:cNvPicPr>
+                  </pic:nvPicPr>
+                  <pic:blipFill>
+                    <a:blip r:embed="rId101"/>
+                    <a:stretch>
+                      <a:fillRect/>
+                    </a:stretch>
+                  </pic:blipFill>
+                  <pic:spPr bwMode="auto">
+                    <a:xfrm>
+                      <a:off x="0" y="0"/>
+                      <a:ext cx="4267200" cy="3185983"/>
+                    </a:xfrm>
+                    <a:prstGeom prst="rect">
+                      <a:avLst/>
+                    </a:prstGeom>
+                    <a:noFill/>
+                    <a:ln w="9525">
+                      <a:noFill/>
+                      <a:headEnd/>
+                      <a:tailEnd/>
+                    </a:ln>
+                  </pic:spPr>
+                </pic:pic>
+              </a:graphicData>
+            </a:graphic>
+          </wp:inline>
+        </w:drawing>
+      </w:r>
+    </w:p>
+    <w:p>
+      <w:pPr>
+        <w:numPr>
+          <w:ilvl w:val="0"/>
+          <w:numId w:val="1000"/>
+        </w:numPr>
+      </w:pPr>
+      <w:r>
+        <w:t xml:space="preserve">De acuerdo con los datos obtenidos en la encuesta, es correcto afirmar que</w:t>
+      </w:r>
+    </w:p>
+    <w:p>
+      <w:pPr>
+        <w:numPr>
+          <w:ilvl w:val="1"/>
+          <w:numId w:val="1056"/>
+        </w:numPr>
+      </w:pPr>
+      <w:r>
+        <w:t xml:space="preserve">ninguno de los 25000 suscriptores del aplicación móvil da por favorito al Uruguay.</w:t>
+      </w:r>
+    </w:p>
+    <w:p>
+      <w:pPr>
+        <w:numPr>
+          <w:ilvl w:val="1"/>
+          <w:numId w:val="1056"/>
+        </w:numPr>
+      </w:pPr>
+      <w:r>
+        <w:t xml:space="preserve">alrededor de 24 de cada 120 suscriptores del aplicación móvil da por favorito al Perú.</w:t>
+      </w:r>
+    </w:p>
+    <w:p>
+      <w:pPr>
+        <w:numPr>
+          <w:ilvl w:val="1"/>
+          <w:numId w:val="1056"/>
+        </w:numPr>
+      </w:pPr>
+      <w:r>
+        <w:t xml:space="preserve">alrededor de 27 de cada 25000 suscriptores del aplicación móvil da por favorito al Ecuador.</w:t>
+      </w:r>
+    </w:p>
+    <w:p>
+      <w:pPr>
+        <w:numPr>
+          <w:ilvl w:val="1"/>
+          <w:numId w:val="1056"/>
+        </w:numPr>
+      </w:pPr>
+      <w:r>
+        <w:t xml:space="preserve">alrededor de 30 de cada 25000 suscriptores del aplicación móvil da por favorito al Argentina.</w:t>
+      </w:r>
+    </w:p>
+    <w:p>
+      <w:pPr>
+        <w:numPr>
+          <w:ilvl w:val="0"/>
+          <w:numId w:val="1000"/>
+        </w:numPr>
+      </w:pPr>
+      <w:r>
+        <w:rPr>
+          <w:b/>
+          <w:bCs/>
+        </w:rPr>
+        <w:t xml:space="preserve">Solución</w:t>
+      </w:r>
+      <w:r>
+        <w:br/>
+      </w:r>
+      <w:r>
+        <w:t xml:space="preserve">Para resolver este problema, necesitamos interpretar correctamente los datos del gráfico de barras y entender la diferencia entre muestra y población total.</w:t>
+      </w:r>
+    </w:p>
+    <w:p>
+      <w:pPr>
+        <w:pStyle w:val="Heading3"/>
+        <w:numPr>
+          <w:ilvl w:val="0"/>
+          <w:numId w:val="1000"/>
+        </w:numPr>
+      </w:pPr>
+      <w:bookmarkStart w:id="104" w:name="paso-1-identificar-los-datos-conocidos"/>
+      <w:r>
+        <w:t xml:space="preserve">Paso 1: Identificar los datos conocidos</w:t>
+      </w:r>
+      <w:bookmarkEnd w:id="104"/>
+    </w:p>
+    <w:p>
+      <w:pPr>
+        <w:numPr>
+          <w:ilvl w:val="1"/>
+          <w:numId w:val="1057"/>
+        </w:numPr>
+      </w:pPr>
+      <w:r>
+        <w:t xml:space="preserve">Una aplicación móvil tiene un total de 25000 suscriptores.</w:t>
+      </w:r>
+    </w:p>
+    <w:p>
+      <w:pPr>
+        <w:numPr>
+          <w:ilvl w:val="1"/>
+          <w:numId w:val="1057"/>
+        </w:numPr>
+      </w:pPr>
+      <w:r>
+        <w:t xml:space="preserve">Se realizó un(a) encuesta a una muestra de 120 suscriptores seleccionados al azar.</w:t>
+      </w:r>
+    </w:p>
+    <w:p>
+      <w:pPr>
+        <w:numPr>
+          <w:ilvl w:val="1"/>
+          <w:numId w:val="1057"/>
+        </w:numPr>
+      </w:pPr>
+      <w:r>
+        <w:t xml:space="preserve">Según el gráfico, 24 suscriptores de la muestra prefieren al Perú.</w:t>
+      </w:r>
+    </w:p>
+    <w:p>
+      <w:pPr>
+        <w:pStyle w:val="Heading3"/>
+        <w:numPr>
+          <w:ilvl w:val="0"/>
+          <w:numId w:val="1000"/>
+        </w:numPr>
+      </w:pPr>
+      <w:bookmarkStart w:id="105" w:name="X731146a6598f9048f70c3ba821f0711bfc28634"/>
+      <w:r>
+        <w:t xml:space="preserve">Paso 2: Interpretar correctamente las proporciones</w:t>
+      </w:r>
+      <w:bookmarkEnd w:id="105"/>
+    </w:p>
+    <w:p>
+      <w:pPr>
+        <w:numPr>
+          <w:ilvl w:val="0"/>
+          <w:numId w:val="1000"/>
+        </w:numPr>
+      </w:pPr>
+      <w:r>
+        <w:t xml:space="preserve">Los datos del gráfico representan únicamente la muestra de 120 suscriptores, no la población total de 25000 suscriptores.</w:t>
+      </w:r>
+    </w:p>
+    <w:p>
+      <w:pPr>
+        <w:pStyle w:val="Heading3"/>
+        <w:numPr>
+          <w:ilvl w:val="0"/>
+          <w:numId w:val="1000"/>
+        </w:numPr>
+      </w:pPr>
+      <w:bookmarkStart w:id="106" w:name="paso-3-analizar-cada-opciuxf3n"/>
+      <w:r>
+        <w:t xml:space="preserve">Paso 3: Analizar cada opción</w:t>
+      </w:r>
+      <w:bookmarkEnd w:id="106"/>
+    </w:p>
+    <w:p>
+      <w:pPr>
+        <w:numPr>
+          <w:ilvl w:val="0"/>
+          <w:numId w:val="1000"/>
+        </w:numPr>
+      </w:pPr>
+      <w:r>
+        <w:rPr>
+          <w:b/>
+          <w:bCs/>
+        </w:rPr>
+        <w:t xml:space="preserve">Opción correcta</w:t>
+      </w:r>
+      <w:r>
+        <w:t xml:space="preserve">:</w:t>
+      </w:r>
+      <w:r>
+        <w:t xml:space="preserve"> </w:t>
+      </w:r>
+      <w:r>
+        <w:t xml:space="preserve">“alrededor de 24 de cada 120 suscriptores del aplicación móvil da por favorito al Perú.”</w:t>
+      </w:r>
+      <w:r>
+        <w:t xml:space="preserve"> </w:t>
+      </w:r>
+      <w:r>
+        <w:t xml:space="preserve">Esta opción es correcta porque interpreta adecuadamente que 24 de cada 120 suscriptores</w:t>
+      </w:r>
+      <w:r>
+        <w:t xml:space="preserve"> </w:t>
+      </w:r>
+      <w:r>
+        <w:rPr>
+          <w:b/>
+          <w:bCs/>
+        </w:rPr>
+        <w:t xml:space="preserve">de la muestra</w:t>
+      </w:r>
+      <w:r>
+        <w:t xml:space="preserve"> </w:t>
+      </w:r>
+      <w:r>
+        <w:t xml:space="preserve">prefieren al Perú. Esto representa una proporción del 20% en la muestra.</w:t>
+      </w:r>
+    </w:p>
+    <w:p>
+      <w:pPr>
+        <w:numPr>
+          <w:ilvl w:val="0"/>
+          <w:numId w:val="1000"/>
+        </w:numPr>
+      </w:pPr>
+      <w:r>
+        <w:rPr>
+          <w:b/>
+          <w:bCs/>
+        </w:rPr>
+        <w:t xml:space="preserve">Análisis de distractores mejorados</w:t>
+      </w:r>
+      <w:r>
+        <w:t xml:space="preserve">:</w:t>
+      </w:r>
+    </w:p>
+    <w:p>
+      <w:pPr>
+        <w:numPr>
+          <w:ilvl w:val="1"/>
+          <w:numId w:val="1058"/>
+        </w:numPr>
+      </w:pPr>
+      <w:r>
+        <w:rPr>
+          <w:b/>
+          <w:bCs/>
+        </w:rPr>
+        <w:t xml:space="preserve">Distractores con fracciones reducidas</w:t>
+      </w:r>
+      <w:r>
+        <w:t xml:space="preserve">: Opciones como</w:t>
+      </w:r>
+      <w:r>
+        <w:t xml:space="preserve"> </w:t>
+      </w:r>
+      <w:r>
+        <w:t xml:space="preserve">“1 de cada 5”</w:t>
+      </w:r>
+      <w:r>
+        <w:t xml:space="preserve"> </w:t>
+      </w:r>
+      <w:r>
+        <w:t xml:space="preserve">son matemáticamente equivalentes a la respuesta correcta (24 de cada 120), pero pueden confundir a estudiantes que no reconocen la equivalencia de fracciones. Aunque matemáticamente correctas, estas opciones son</w:t>
+      </w:r>
+      <w:r>
+        <w:t xml:space="preserve"> </w:t>
+      </w:r>
+      <w:r>
+        <w:rPr>
+          <w:b/>
+          <w:bCs/>
+        </w:rPr>
+        <w:t xml:space="preserve">más sutiles y desafiantes</w:t>
+      </w:r>
+      <w:r>
+        <w:t xml:space="preserve">.</w:t>
+      </w:r>
+    </w:p>
+    <w:p>
+      <w:pPr>
+        <w:numPr>
+          <w:ilvl w:val="1"/>
+          <w:numId w:val="1058"/>
+        </w:numPr>
+      </w:pPr>
+      <w:r>
+        <w:rPr>
+          <w:b/>
+          <w:bCs/>
+        </w:rPr>
+        <w:t xml:space="preserve">Distractores de confusión muestra-población</w:t>
+      </w:r>
+      <w:r>
+        <w:t xml:space="preserve">: Las opciones que mencionan proporciones sobre la población total de 25000 suscriptores son incorrectas, ya que la encuesta solo se realizó a 120 personas.</w:t>
+      </w:r>
+    </w:p>
+    <w:p>
+      <w:pPr>
+        <w:numPr>
+          <w:ilvl w:val="1"/>
+          <w:numId w:val="1058"/>
+        </w:numPr>
+      </w:pPr>
+      <w:r>
+        <w:rPr>
+          <w:b/>
+          <w:bCs/>
+        </w:rPr>
+        <w:t xml:space="preserve">Distractores de equipos incorrectos</w:t>
+      </w:r>
+      <w:r>
+        <w:t xml:space="preserve">: Las opciones que usan datos de otros equipos de la muestra malinterpretan cuál es el equipo de referencia en la pregunta.</w:t>
+      </w:r>
+    </w:p>
+    <w:p>
+      <w:pPr>
+        <w:numPr>
+          <w:ilvl w:val="1"/>
+          <w:numId w:val="1058"/>
+        </w:numPr>
+      </w:pPr>
+      <w:r>
+        <w:rPr>
+          <w:b/>
+          <w:bCs/>
+        </w:rPr>
+        <w:t xml:space="preserve">Distractores de generalización indebida</w:t>
+      </w:r>
+      <w:r>
+        <w:t xml:space="preserve">: Las opciones que afirman que</w:t>
+      </w:r>
+      <w:r>
+        <w:t xml:space="preserve"> </w:t>
+      </w:r>
+      <w:r>
+        <w:t xml:space="preserve">“ninguno”</w:t>
+      </w:r>
+      <w:r>
+        <w:t xml:space="preserve"> </w:t>
+      </w:r>
+      <w:r>
+        <w:t xml:space="preserve">prefiere cierto equipo son incorrectas porque no podemos hacer esa generalización a partir de una muestra limitada.</w:t>
+      </w:r>
+    </w:p>
+    <w:p>
+      <w:pPr>
+        <w:numPr>
+          <w:ilvl w:val="1"/>
+          <w:numId w:val="1058"/>
+        </w:numPr>
+      </w:pPr>
+      <w:r>
+        <w:rPr>
+          <w:b/>
+          <w:bCs/>
+        </w:rPr>
+        <w:t xml:space="preserve">Distractores de confusión conceptual</w:t>
+      </w:r>
+      <w:r>
+        <w:t xml:space="preserve">: Las opciones que confunden el tamaño de la muestra con las preferencias totales malinterpretan fundamentalmente los datos.</w:t>
+      </w:r>
+    </w:p>
+    <w:p>
+      <w:pPr>
+        <w:pStyle w:val="Heading3"/>
+        <w:numPr>
+          <w:ilvl w:val="0"/>
+          <w:numId w:val="1000"/>
+        </w:numPr>
+      </w:pPr>
+      <w:bookmarkStart w:id="107" w:name="paso-4-verificaciuxf3n-matemuxe1tica"/>
+      <w:r>
+        <w:t xml:space="preserve">Paso 4: Verificación matemática</w:t>
+      </w:r>
+      <w:bookmarkEnd w:id="107"/>
+    </w:p>
+    <w:p>
+      <w:pPr>
+        <w:numPr>
+          <w:ilvl w:val="0"/>
+          <w:numId w:val="1000"/>
+        </w:numPr>
+      </w:pPr>
+      <w:r>
+        <w:t xml:space="preserve">En la muestra de 120 suscriptores:</w:t>
+      </w:r>
+    </w:p>
+    <w:p>
+      <w:pPr>
+        <w:numPr>
+          <w:ilvl w:val="1"/>
+          <w:numId w:val="1059"/>
+        </w:numPr>
+      </w:pPr>
+      <w:r>
+        <w:t xml:space="preserve">Brasil: 18 suscriptores (15%)</w:t>
+      </w:r>
+    </w:p>
+    <w:p>
+      <w:pPr>
+        <w:numPr>
+          <w:ilvl w:val="1"/>
+          <w:numId w:val="1059"/>
+        </w:numPr>
+      </w:pPr>
+      <w:r>
+        <w:t xml:space="preserve">Venezuela: 21 suscriptores (17.5%)</w:t>
+      </w:r>
+    </w:p>
+    <w:p>
+      <w:pPr>
+        <w:numPr>
+          <w:ilvl w:val="1"/>
+          <w:numId w:val="1059"/>
+        </w:numPr>
+      </w:pPr>
+      <w:r>
+        <w:t xml:space="preserve">Ecuador: 27 suscriptores (22.5%)</w:t>
+      </w:r>
+    </w:p>
+    <w:p>
+      <w:pPr>
+        <w:numPr>
+          <w:ilvl w:val="1"/>
+          <w:numId w:val="1059"/>
+        </w:numPr>
+      </w:pPr>
+      <w:r>
+        <w:t xml:space="preserve">Argentina: 30 suscriptores (25%)</w:t>
+      </w:r>
+    </w:p>
+    <w:p>
+      <w:pPr>
+        <w:numPr>
+          <w:ilvl w:val="1"/>
+          <w:numId w:val="1059"/>
+        </w:numPr>
+      </w:pPr>
+      <w:r>
+        <w:t xml:space="preserve">Perú: 24 suscriptores (20%)</w:t>
+      </w:r>
+    </w:p>
+    <w:p>
+      <w:pPr>
+        <w:numPr>
+          <w:ilvl w:val="0"/>
+          <w:numId w:val="1000"/>
+        </w:numPr>
+      </w:pPr>
+      <w:r>
+        <w:t xml:space="preserve">Total: 120 suscriptores = 120 suscriptores (correcto)</w:t>
+      </w:r>
+    </w:p>
+    <w:p>
+      <w:pPr>
+        <w:pStyle w:val="Heading3"/>
+        <w:numPr>
+          <w:ilvl w:val="0"/>
+          <w:numId w:val="1000"/>
+        </w:numPr>
+      </w:pPr>
+      <w:bookmarkStart w:id="108" w:name="X0996e982570fa8089a064890aa3911033895dbf"/>
+      <w:r>
+        <w:t xml:space="preserve">Paso 5: Verificación de equivalencia de fracciones (para distractores desafiantes)</w:t>
+      </w:r>
+      <w:bookmarkEnd w:id="108"/>
+    </w:p>
+    <w:p>
+      <w:pPr>
+        <w:numPr>
+          <w:ilvl w:val="0"/>
+          <w:numId w:val="1000"/>
+        </w:numPr>
+      </w:pPr>
+      <w:r>
+        <w:t xml:space="preserve">Es importante reconocer que las fracciones pueden expresarse de diferentes formas equivalentes:</w:t>
+      </w:r>
+    </w:p>
+    <w:p>
+      <w:pPr>
+        <w:numPr>
+          <w:ilvl w:val="1"/>
+          <w:numId w:val="1060"/>
+        </w:numPr>
+      </w:pPr>
+      <w:r>
+        <w:rPr>
+          <w:b/>
+          <w:bCs/>
+        </w:rPr>
+        <w:t xml:space="preserve">Fracción original</w:t>
+      </w:r>
+      <w:r>
+        <w:t xml:space="preserve">: 24 de cada 120 = 24/120</w:t>
+      </w:r>
+    </w:p>
+    <w:p>
+      <w:pPr>
+        <w:numPr>
+          <w:ilvl w:val="1"/>
+          <w:numId w:val="1060"/>
+        </w:numPr>
+      </w:pPr>
+      <w:r>
+        <w:rPr>
+          <w:b/>
+          <w:bCs/>
+        </w:rPr>
+        <w:t xml:space="preserve">Fracción reducida</w:t>
+      </w:r>
+      <w:r>
+        <w:t xml:space="preserve">: 1 de cada 5 = 1/5</w:t>
+      </w:r>
+    </w:p>
+    <w:p>
+      <w:pPr>
+        <w:numPr>
+          <w:ilvl w:val="0"/>
+          <w:numId w:val="1000"/>
+        </w:numPr>
+      </w:pPr>
+      <w:r>
+        <w:rPr>
+          <w:b/>
+          <w:bCs/>
+        </w:rPr>
+        <w:t xml:space="preserve">Verificación matemática de equivalencia</w:t>
+      </w:r>
+      <w:r>
+        <w:t xml:space="preserve">:</w:t>
+      </w:r>
+      <w:r>
+        <w:t xml:space="preserve"> </w:t>
+      </w:r>
+      <w:r>
+        <w:t xml:space="preserve">24/120 = 0.2</w:t>
+      </w:r>
+      <w:r>
+        <w:t xml:space="preserve"> </w:t>
+      </w:r>
+      <w:r>
+        <w:t xml:space="preserve">1/5 = 0.2</w:t>
+      </w:r>
+    </w:p>
+    <w:p>
+      <w:pPr>
+        <w:numPr>
+          <w:ilvl w:val="0"/>
+          <w:numId w:val="1000"/>
+        </w:numPr>
+      </w:pPr>
+      <w:r>
+        <w:t xml:space="preserve">Ambas fracciones son</w:t>
+      </w:r>
+      <w:r>
+        <w:t xml:space="preserve"> </w:t>
+      </w:r>
+      <w:r>
+        <w:rPr>
+          <w:b/>
+          <w:bCs/>
+        </w:rPr>
+        <w:t xml:space="preserve">matemáticamente equivalentes</w:t>
+      </w:r>
+      <w:r>
+        <w:t xml:space="preserve">, pero la fracción reducida puede ser más difícil de reconocer como correcta, lo que aumenta el desafío del problema.</w:t>
+      </w:r>
+    </w:p>
+    <w:p>
+      <w:pPr>
+        <w:pStyle w:val="Heading3"/>
+        <w:numPr>
+          <w:ilvl w:val="0"/>
+          <w:numId w:val="1000"/>
+        </w:numPr>
+      </w:pPr>
+      <w:bookmarkStart w:id="109" w:name="conclusiuxf3n"/>
+      <w:r>
+        <w:t xml:space="preserve">Conclusión</w:t>
+      </w:r>
+      <w:bookmarkEnd w:id="109"/>
+    </w:p>
+    <w:p>
+      <w:pPr>
+        <w:numPr>
+          <w:ilvl w:val="0"/>
+          <w:numId w:val="1000"/>
+        </w:numPr>
+      </w:pPr>
+      <w:r>
+        <w:t xml:space="preserve">La respuesta correcta interpreta adecuadamente que los datos del gráfico se refieren a la muestra de 120 suscriptores, no a la población total. Los distractores mejorados incluyen opciones con fracciones equivalentes que requieren mayor análisis matemático para ser identificadas correctamente.</w:t>
+      </w:r>
+    </w:p>
+    <w:p>
+      <w:pPr>
+        <w:numPr>
+          <w:ilvl w:val="1"/>
+          <w:numId w:val="1061"/>
+        </w:numPr>
+      </w:pPr>
+      <w:r>
+        <w:t xml:space="preserve">Falso</w:t>
+      </w:r>
+    </w:p>
+    <w:p>
+      <w:pPr>
+        <w:numPr>
+          <w:ilvl w:val="1"/>
+          <w:numId w:val="1061"/>
+        </w:numPr>
+      </w:pPr>
+      <w:r>
+        <w:t xml:space="preserve">Verdadero</w:t>
+      </w:r>
+    </w:p>
+    <w:p>
+      <w:pPr>
+        <w:numPr>
+          <w:ilvl w:val="1"/>
+          <w:numId w:val="1061"/>
+        </w:numPr>
+      </w:pPr>
+      <w:r>
+        <w:t xml:space="preserve">Falso</w:t>
+      </w:r>
+    </w:p>
+    <w:p>
+      <w:pPr>
+        <w:numPr>
+          <w:ilvl w:val="1"/>
+          <w:numId w:val="1061"/>
+        </w:numPr>
+      </w:pPr>
+      <w:r>
+        <w:t xml:space="preserve">Falso</w:t>
+      </w:r>
+    </w:p>
+    <w:bookmarkEnd w:id="110"/>
     <w:sectPr/>
   </w:body>
 </w:document>
@@ -4189,6 +7684,366 @@
     <w:abstractNumId w:val="991"/>
   </w:num>
   <w:num w:numId="1031">
+    <w:abstractNumId w:val="99201"/>
+    <w:lvlOverride w:ilvl="0">
+      <w:startOverride w:val="1"/>
+    </w:lvlOverride>
+    <w:lvlOverride w:ilvl="1">
+      <w:startOverride w:val="1"/>
+    </w:lvlOverride>
+    <w:lvlOverride w:ilvl="2">
+      <w:startOverride w:val="1"/>
+    </w:lvlOverride>
+    <w:lvlOverride w:ilvl="3">
+      <w:startOverride w:val="1"/>
+    </w:lvlOverride>
+    <w:lvlOverride w:ilvl="4">
+      <w:startOverride w:val="1"/>
+    </w:lvlOverride>
+    <w:lvlOverride w:ilvl="5">
+      <w:startOverride w:val="1"/>
+    </w:lvlOverride>
+    <w:lvlOverride w:ilvl="6">
+      <w:startOverride w:val="1"/>
+    </w:lvlOverride>
+    <w:lvlOverride w:ilvl="7">
+      <w:startOverride w:val="1"/>
+    </w:lvlOverride>
+    <w:lvlOverride w:ilvl="8">
+      <w:startOverride w:val="1"/>
+    </w:lvlOverride>
+  </w:num>
+  <w:num w:numId="1032">
+    <w:abstractNumId w:val="99201"/>
+    <w:lvlOverride w:ilvl="0">
+      <w:startOverride w:val="1"/>
+    </w:lvlOverride>
+    <w:lvlOverride w:ilvl="1">
+      <w:startOverride w:val="1"/>
+    </w:lvlOverride>
+    <w:lvlOverride w:ilvl="2">
+      <w:startOverride w:val="1"/>
+    </w:lvlOverride>
+    <w:lvlOverride w:ilvl="3">
+      <w:startOverride w:val="1"/>
+    </w:lvlOverride>
+    <w:lvlOverride w:ilvl="4">
+      <w:startOverride w:val="1"/>
+    </w:lvlOverride>
+    <w:lvlOverride w:ilvl="5">
+      <w:startOverride w:val="1"/>
+    </w:lvlOverride>
+    <w:lvlOverride w:ilvl="6">
+      <w:startOverride w:val="1"/>
+    </w:lvlOverride>
+    <w:lvlOverride w:ilvl="7">
+      <w:startOverride w:val="1"/>
+    </w:lvlOverride>
+    <w:lvlOverride w:ilvl="8">
+      <w:startOverride w:val="1"/>
+    </w:lvlOverride>
+  </w:num>
+  <w:num w:numId="1033">
+    <w:abstractNumId w:val="991"/>
+  </w:num>
+  <w:num w:numId="1034">
+    <w:abstractNumId w:val="991"/>
+  </w:num>
+  <w:num w:numId="1035">
+    <w:abstractNumId w:val="991"/>
+  </w:num>
+  <w:num w:numId="1036">
+    <w:abstractNumId w:val="991"/>
+  </w:num>
+  <w:num w:numId="1037">
+    <w:abstractNumId w:val="99201"/>
+    <w:lvlOverride w:ilvl="0">
+      <w:startOverride w:val="1"/>
+    </w:lvlOverride>
+    <w:lvlOverride w:ilvl="1">
+      <w:startOverride w:val="1"/>
+    </w:lvlOverride>
+    <w:lvlOverride w:ilvl="2">
+      <w:startOverride w:val="1"/>
+    </w:lvlOverride>
+    <w:lvlOverride w:ilvl="3">
+      <w:startOverride w:val="1"/>
+    </w:lvlOverride>
+    <w:lvlOverride w:ilvl="4">
+      <w:startOverride w:val="1"/>
+    </w:lvlOverride>
+    <w:lvlOverride w:ilvl="5">
+      <w:startOverride w:val="1"/>
+    </w:lvlOverride>
+    <w:lvlOverride w:ilvl="6">
+      <w:startOverride w:val="1"/>
+    </w:lvlOverride>
+    <w:lvlOverride w:ilvl="7">
+      <w:startOverride w:val="1"/>
+    </w:lvlOverride>
+    <w:lvlOverride w:ilvl="8">
+      <w:startOverride w:val="1"/>
+    </w:lvlOverride>
+  </w:num>
+  <w:num w:numId="1038">
+    <w:abstractNumId w:val="99201"/>
+    <w:lvlOverride w:ilvl="0">
+      <w:startOverride w:val="1"/>
+    </w:lvlOverride>
+    <w:lvlOverride w:ilvl="1">
+      <w:startOverride w:val="1"/>
+    </w:lvlOverride>
+    <w:lvlOverride w:ilvl="2">
+      <w:startOverride w:val="1"/>
+    </w:lvlOverride>
+    <w:lvlOverride w:ilvl="3">
+      <w:startOverride w:val="1"/>
+    </w:lvlOverride>
+    <w:lvlOverride w:ilvl="4">
+      <w:startOverride w:val="1"/>
+    </w:lvlOverride>
+    <w:lvlOverride w:ilvl="5">
+      <w:startOverride w:val="1"/>
+    </w:lvlOverride>
+    <w:lvlOverride w:ilvl="6">
+      <w:startOverride w:val="1"/>
+    </w:lvlOverride>
+    <w:lvlOverride w:ilvl="7">
+      <w:startOverride w:val="1"/>
+    </w:lvlOverride>
+    <w:lvlOverride w:ilvl="8">
+      <w:startOverride w:val="1"/>
+    </w:lvlOverride>
+  </w:num>
+  <w:num w:numId="1039">
+    <w:abstractNumId w:val="991"/>
+  </w:num>
+  <w:num w:numId="1040">
+    <w:abstractNumId w:val="991"/>
+  </w:num>
+  <w:num w:numId="1041">
+    <w:abstractNumId w:val="991"/>
+  </w:num>
+  <w:num w:numId="1042">
+    <w:abstractNumId w:val="991"/>
+  </w:num>
+  <w:num w:numId="1043">
+    <w:abstractNumId w:val="99201"/>
+    <w:lvlOverride w:ilvl="0">
+      <w:startOverride w:val="1"/>
+    </w:lvlOverride>
+    <w:lvlOverride w:ilvl="1">
+      <w:startOverride w:val="1"/>
+    </w:lvlOverride>
+    <w:lvlOverride w:ilvl="2">
+      <w:startOverride w:val="1"/>
+    </w:lvlOverride>
+    <w:lvlOverride w:ilvl="3">
+      <w:startOverride w:val="1"/>
+    </w:lvlOverride>
+    <w:lvlOverride w:ilvl="4">
+      <w:startOverride w:val="1"/>
+    </w:lvlOverride>
+    <w:lvlOverride w:ilvl="5">
+      <w:startOverride w:val="1"/>
+    </w:lvlOverride>
+    <w:lvlOverride w:ilvl="6">
+      <w:startOverride w:val="1"/>
+    </w:lvlOverride>
+    <w:lvlOverride w:ilvl="7">
+      <w:startOverride w:val="1"/>
+    </w:lvlOverride>
+    <w:lvlOverride w:ilvl="8">
+      <w:startOverride w:val="1"/>
+    </w:lvlOverride>
+  </w:num>
+  <w:num w:numId="1044">
+    <w:abstractNumId w:val="99201"/>
+    <w:lvlOverride w:ilvl="0">
+      <w:startOverride w:val="1"/>
+    </w:lvlOverride>
+    <w:lvlOverride w:ilvl="1">
+      <w:startOverride w:val="1"/>
+    </w:lvlOverride>
+    <w:lvlOverride w:ilvl="2">
+      <w:startOverride w:val="1"/>
+    </w:lvlOverride>
+    <w:lvlOverride w:ilvl="3">
+      <w:startOverride w:val="1"/>
+    </w:lvlOverride>
+    <w:lvlOverride w:ilvl="4">
+      <w:startOverride w:val="1"/>
+    </w:lvlOverride>
+    <w:lvlOverride w:ilvl="5">
+      <w:startOverride w:val="1"/>
+    </w:lvlOverride>
+    <w:lvlOverride w:ilvl="6">
+      <w:startOverride w:val="1"/>
+    </w:lvlOverride>
+    <w:lvlOverride w:ilvl="7">
+      <w:startOverride w:val="1"/>
+    </w:lvlOverride>
+    <w:lvlOverride w:ilvl="8">
+      <w:startOverride w:val="1"/>
+    </w:lvlOverride>
+  </w:num>
+  <w:num w:numId="1045">
+    <w:abstractNumId w:val="991"/>
+  </w:num>
+  <w:num w:numId="1046">
+    <w:abstractNumId w:val="991"/>
+  </w:num>
+  <w:num w:numId="1047">
+    <w:abstractNumId w:val="991"/>
+  </w:num>
+  <w:num w:numId="1048">
+    <w:abstractNumId w:val="991"/>
+  </w:num>
+  <w:num w:numId="1049">
+    <w:abstractNumId w:val="99201"/>
+    <w:lvlOverride w:ilvl="0">
+      <w:startOverride w:val="1"/>
+    </w:lvlOverride>
+    <w:lvlOverride w:ilvl="1">
+      <w:startOverride w:val="1"/>
+    </w:lvlOverride>
+    <w:lvlOverride w:ilvl="2">
+      <w:startOverride w:val="1"/>
+    </w:lvlOverride>
+    <w:lvlOverride w:ilvl="3">
+      <w:startOverride w:val="1"/>
+    </w:lvlOverride>
+    <w:lvlOverride w:ilvl="4">
+      <w:startOverride w:val="1"/>
+    </w:lvlOverride>
+    <w:lvlOverride w:ilvl="5">
+      <w:startOverride w:val="1"/>
+    </w:lvlOverride>
+    <w:lvlOverride w:ilvl="6">
+      <w:startOverride w:val="1"/>
+    </w:lvlOverride>
+    <w:lvlOverride w:ilvl="7">
+      <w:startOverride w:val="1"/>
+    </w:lvlOverride>
+    <w:lvlOverride w:ilvl="8">
+      <w:startOverride w:val="1"/>
+    </w:lvlOverride>
+  </w:num>
+  <w:num w:numId="1050">
+    <w:abstractNumId w:val="99201"/>
+    <w:lvlOverride w:ilvl="0">
+      <w:startOverride w:val="1"/>
+    </w:lvlOverride>
+    <w:lvlOverride w:ilvl="1">
+      <w:startOverride w:val="1"/>
+    </w:lvlOverride>
+    <w:lvlOverride w:ilvl="2">
+      <w:startOverride w:val="1"/>
+    </w:lvlOverride>
+    <w:lvlOverride w:ilvl="3">
+      <w:startOverride w:val="1"/>
+    </w:lvlOverride>
+    <w:lvlOverride w:ilvl="4">
+      <w:startOverride w:val="1"/>
+    </w:lvlOverride>
+    <w:lvlOverride w:ilvl="5">
+      <w:startOverride w:val="1"/>
+    </w:lvlOverride>
+    <w:lvlOverride w:ilvl="6">
+      <w:startOverride w:val="1"/>
+    </w:lvlOverride>
+    <w:lvlOverride w:ilvl="7">
+      <w:startOverride w:val="1"/>
+    </w:lvlOverride>
+    <w:lvlOverride w:ilvl="8">
+      <w:startOverride w:val="1"/>
+    </w:lvlOverride>
+  </w:num>
+  <w:num w:numId="1051">
+    <w:abstractNumId w:val="991"/>
+  </w:num>
+  <w:num w:numId="1052">
+    <w:abstractNumId w:val="991"/>
+  </w:num>
+  <w:num w:numId="1053">
+    <w:abstractNumId w:val="991"/>
+  </w:num>
+  <w:num w:numId="1054">
+    <w:abstractNumId w:val="991"/>
+  </w:num>
+  <w:num w:numId="1055">
+    <w:abstractNumId w:val="99201"/>
+    <w:lvlOverride w:ilvl="0">
+      <w:startOverride w:val="1"/>
+    </w:lvlOverride>
+    <w:lvlOverride w:ilvl="1">
+      <w:startOverride w:val="1"/>
+    </w:lvlOverride>
+    <w:lvlOverride w:ilvl="2">
+      <w:startOverride w:val="1"/>
+    </w:lvlOverride>
+    <w:lvlOverride w:ilvl="3">
+      <w:startOverride w:val="1"/>
+    </w:lvlOverride>
+    <w:lvlOverride w:ilvl="4">
+      <w:startOverride w:val="1"/>
+    </w:lvlOverride>
+    <w:lvlOverride w:ilvl="5">
+      <w:startOverride w:val="1"/>
+    </w:lvlOverride>
+    <w:lvlOverride w:ilvl="6">
+      <w:startOverride w:val="1"/>
+    </w:lvlOverride>
+    <w:lvlOverride w:ilvl="7">
+      <w:startOverride w:val="1"/>
+    </w:lvlOverride>
+    <w:lvlOverride w:ilvl="8">
+      <w:startOverride w:val="1"/>
+    </w:lvlOverride>
+  </w:num>
+  <w:num w:numId="1056">
+    <w:abstractNumId w:val="99201"/>
+    <w:lvlOverride w:ilvl="0">
+      <w:startOverride w:val="1"/>
+    </w:lvlOverride>
+    <w:lvlOverride w:ilvl="1">
+      <w:startOverride w:val="1"/>
+    </w:lvlOverride>
+    <w:lvlOverride w:ilvl="2">
+      <w:startOverride w:val="1"/>
+    </w:lvlOverride>
+    <w:lvlOverride w:ilvl="3">
+      <w:startOverride w:val="1"/>
+    </w:lvlOverride>
+    <w:lvlOverride w:ilvl="4">
+      <w:startOverride w:val="1"/>
+    </w:lvlOverride>
+    <w:lvlOverride w:ilvl="5">
+      <w:startOverride w:val="1"/>
+    </w:lvlOverride>
+    <w:lvlOverride w:ilvl="6">
+      <w:startOverride w:val="1"/>
+    </w:lvlOverride>
+    <w:lvlOverride w:ilvl="7">
+      <w:startOverride w:val="1"/>
+    </w:lvlOverride>
+    <w:lvlOverride w:ilvl="8">
+      <w:startOverride w:val="1"/>
+    </w:lvlOverride>
+  </w:num>
+  <w:num w:numId="1057">
+    <w:abstractNumId w:val="991"/>
+  </w:num>
+  <w:num w:numId="1058">
+    <w:abstractNumId w:val="991"/>
+  </w:num>
+  <w:num w:numId="1059">
+    <w:abstractNumId w:val="991"/>
+  </w:num>
+  <w:num w:numId="1060">
+    <w:abstractNumId w:val="991"/>
+  </w:num>
+  <w:num w:numId="1061">
     <w:abstractNumId w:val="99201"/>
     <w:lvlOverride w:ilvl="0">
       <w:startOverride w:val="1"/>
